--- a/Prototipos_Historias_de_Crimen.docx
+++ b/Prototipos_Historias_de_Crimen.docx
@@ -1,6 +1,6 @@
 
 <file path=word/document.xml><?xml version="1.0" encoding="utf-8"?>
-<w:document xmlns:wpc="http://schemas.microsoft.com/office/word/2010/wordprocessingCanvas" xmlns:mc="http://schemas.openxmlformats.org/markup-compatibility/2006" xmlns:o="urn:schemas-microsoft-com:office:office" xmlns:r="http://schemas.openxmlformats.org/officeDocument/2006/relationships" xmlns:m="http://schemas.openxmlformats.org/officeDocument/2006/math" xmlns:v="urn:schemas-microsoft-com:vml" xmlns:wp14="http://schemas.microsoft.com/office/word/2010/wordprocessingDrawing" xmlns:wp="http://schemas.openxmlformats.org/drawingml/2006/wordprocessingDrawing" xmlns:w10="urn:schemas-microsoft-com:office:word" xmlns:w="http://schemas.openxmlformats.org/wordprocessingml/2006/main" xmlns:w14="http://schemas.microsoft.com/office/word/2010/wordml" xmlns:w15="http://schemas.microsoft.com/office/word/2012/wordml" xmlns:wpg="http://schemas.microsoft.com/office/word/2010/wordprocessingGroup" xmlns:wpi="http://schemas.microsoft.com/office/word/2010/wordprocessingInk" xmlns:wne="http://schemas.microsoft.com/office/word/2006/wordml" xmlns:wps="http://schemas.microsoft.com/office/word/2010/wordprocessingShape" xmlns:cx="http://schemas.microsoft.com/office/drawing/2014/chartex" xmlns:cx1="http://schemas.microsoft.com/office/drawing/2015/9/8/chartex" xmlns:cx2="http://schemas.microsoft.com/office/drawing/2015/10/21/chartex" xmlns:cx3="http://schemas.microsoft.com/office/drawing/2016/5/9/chartex" xmlns:cx4="http://schemas.microsoft.com/office/drawing/2016/5/10/chartex" xmlns:cx5="http://schemas.microsoft.com/office/drawing/2016/5/11/chartex" xmlns:cx6="http://schemas.microsoft.com/office/drawing/2016/5/12/chartex" xmlns:cx7="http://schemas.microsoft.com/office/drawing/2016/5/13/chartex" xmlns:cx8="http://schemas.microsoft.com/office/drawing/2016/5/14/chartex" xmlns:aink="http://schemas.microsoft.com/office/drawing/2016/ink" xmlns:am3d="http://schemas.microsoft.com/office/drawing/2017/model3d" xmlns:w16cex="http://schemas.microsoft.com/office/word/2018/wordml/cex" xmlns:w16cid="http://schemas.microsoft.com/office/word/2016/wordml/cid" xmlns:w16="http://schemas.microsoft.com/office/word/2018/wordml" xmlns:w16sdtdh="http://schemas.microsoft.com/office/word/2020/wordml/sdtdatahash" xmlns:w16se="http://schemas.microsoft.com/office/word/2015/wordml/symex" mc:Ignorable="w14 w15 wp14">
+<w:document xmlns:ns1="http://schemas.openxmlformats.org/markup-compatibility/2006" xmlns:r="http://schemas.openxmlformats.org/officeDocument/2006/relationships" xmlns:w="http://schemas.openxmlformats.org/wordprocessingml/2006/main" ns1:Ignorable="w14 w15 wp14">
   <w:body>
     <w:p>
       <w:pPr>
@@ -123,7 +123,7 @@
           <w:sz w:val="21"/>
           <w:szCs w:val="21"/>
         </w:rPr>
-        <w:t xml:space="preserve">1.0</w:t>
+        <w:t xml:space="preserve">2.0</w:t>
       </w:r>
     </w:p>
     <w:p>
@@ -147,7 +147,7 @@
           <w:sz w:val="21"/>
           <w:szCs w:val="21"/>
         </w:rPr>
-        <w:t xml:space="preserve">28 de septiembre de 2026</w:t>
+        <w:t xml:space="preserve">18 de octubre de 2026</w:t>
       </w:r>
     </w:p>
     <w:p>
@@ -184,8 +184,8 @@
         </w:tblBorders>
       </w:tblPr>
       <w:tblGrid>
-        <w:gridCol w:w="1300"/>
-        <w:gridCol w:w="1700"/>
+        <w:gridCol w:w="1200"/>
+        <w:gridCol w:w="1800"/>
         <w:gridCol w:w="6638"/>
       </w:tblGrid>
       <w:tr>
@@ -195,7 +195,7 @@
         </w:trPr>
         <w:tc>
           <w:tcPr>
-            <w:tcW w:type="dxa" w:w="1300"/>
+            <w:tcW w:type="dxa" w:w="1200"/>
             <w:tcBorders>
               <w:top w:val="single" w:color="BFBFBF" w:sz="4"/>
               <w:left w:val="single" w:color="BFBFBF" w:sz="4"/>
@@ -211,9 +211,6 @@
             </w:tcMar>
           </w:tcPr>
           <w:p>
-            <w:pPr>
-              <w:spacing w:after="0" w:line="252"/>
-            </w:pPr>
             <w:r>
               <w:rPr>
                 <w:rFonts w:ascii="Calibri" w:cs="Calibri" w:eastAsia="Calibri" w:hAnsi="Calibri"/>
@@ -229,7 +226,7 @@
         </w:tc>
         <w:tc>
           <w:tcPr>
-            <w:tcW w:type="dxa" w:w="1700"/>
+            <w:tcW w:type="dxa" w:w="1800"/>
             <w:tcBorders>
               <w:top w:val="single" w:color="BFBFBF" w:sz="4"/>
               <w:left w:val="single" w:color="BFBFBF" w:sz="4"/>
@@ -245,9 +242,6 @@
             </w:tcMar>
           </w:tcPr>
           <w:p>
-            <w:pPr>
-              <w:spacing w:after="0" w:line="252"/>
-            </w:pPr>
             <w:r>
               <w:rPr>
                 <w:rFonts w:ascii="Calibri" w:cs="Calibri" w:eastAsia="Calibri" w:hAnsi="Calibri"/>
@@ -279,9 +273,6 @@
             </w:tcMar>
           </w:tcPr>
           <w:p>
-            <w:pPr>
-              <w:spacing w:after="0" w:line="252"/>
-            </w:pPr>
             <w:r>
               <w:rPr>
                 <w:rFonts w:ascii="Calibri" w:cs="Calibri" w:eastAsia="Calibri" w:hAnsi="Calibri"/>
@@ -299,11 +290,10 @@
       <w:tr>
         <w:trPr>
           <w:cantSplit/>
-          <w:tblHeader w:val="false"/>
         </w:trPr>
         <w:tc>
           <w:tcPr>
-            <w:tcW w:type="dxa" w:w="1300"/>
+            <w:tcW w:type="dxa" w:w="1200"/>
             <w:tcBorders>
               <w:top w:val="single" w:color="BFBFBF" w:sz="4"/>
               <w:left w:val="single" w:color="BFBFBF" w:sz="4"/>
@@ -325,6 +315,8 @@
             <w:r>
               <w:rPr>
                 <w:rFonts w:ascii="Calibri" w:cs="Calibri" w:eastAsia="Calibri" w:hAnsi="Calibri"/>
+                <w:b/>
+                <w:bCs/>
                 <w:sz w:val="19"/>
                 <w:szCs w:val="19"/>
               </w:rPr>
@@ -334,7 +326,7 @@
         </w:tc>
         <w:tc>
           <w:tcPr>
-            <w:tcW w:type="dxa" w:w="1700"/>
+            <w:tcW w:type="dxa" w:w="1800"/>
             <w:tcBorders>
               <w:top w:val="single" w:color="BFBFBF" w:sz="4"/>
               <w:left w:val="single" w:color="BFBFBF" w:sz="4"/>
@@ -391,6 +383,106 @@
                 <w:szCs w:val="19"/>
               </w:rPr>
               <w:t xml:space="preserve">Primera versión completa de los seis casos, con textos, marcado de fragmentos y mapa de navegación.</w:t>
+            </w:r>
+          </w:p>
+        </w:tc>
+      </w:tr>
+      <w:tr>
+        <w:trPr>
+          <w:cantSplit/>
+        </w:trPr>
+        <w:tc>
+          <w:tcPr>
+            <w:tcW w:type="dxa" w:w="1200"/>
+            <w:tcBorders>
+              <w:top w:val="single" w:color="BFBFBF" w:sz="4"/>
+              <w:left w:val="single" w:color="BFBFBF" w:sz="4"/>
+              <w:bottom w:val="single" w:color="BFBFBF" w:sz="4"/>
+              <w:right w:val="single" w:color="BFBFBF" w:sz="4"/>
+            </w:tcBorders>
+            <w:shd w:fill="FFFFFF" w:color="auto" w:val="clear"/>
+            <w:tcMar>
+              <w:top w:type="dxa" w:w="70"/>
+              <w:left w:type="dxa" w:w="110"/>
+              <w:bottom w:type="dxa" w:w="70"/>
+              <w:right w:type="dxa" w:w="110"/>
+            </w:tcMar>
+          </w:tcPr>
+          <w:p>
+            <w:pPr>
+              <w:spacing w:after="0" w:line="252"/>
+            </w:pPr>
+            <w:r>
+              <w:rPr>
+                <w:rFonts w:ascii="Calibri" w:cs="Calibri" w:eastAsia="Calibri" w:hAnsi="Calibri"/>
+                <w:b/>
+                <w:bCs/>
+                <w:sz w:val="19"/>
+                <w:szCs w:val="19"/>
+              </w:rPr>
+              <w:t xml:space="preserve">2.0</w:t>
+            </w:r>
+          </w:p>
+        </w:tc>
+        <w:tc>
+          <w:tcPr>
+            <w:tcW w:type="dxa" w:w="1800"/>
+            <w:tcBorders>
+              <w:top w:val="single" w:color="BFBFBF" w:sz="4"/>
+              <w:left w:val="single" w:color="BFBFBF" w:sz="4"/>
+              <w:bottom w:val="single" w:color="BFBFBF" w:sz="4"/>
+              <w:right w:val="single" w:color="BFBFBF" w:sz="4"/>
+            </w:tcBorders>
+            <w:shd w:fill="FFFFFF" w:color="auto" w:val="clear"/>
+            <w:tcMar>
+              <w:top w:type="dxa" w:w="70"/>
+              <w:left w:type="dxa" w:w="110"/>
+              <w:bottom w:type="dxa" w:w="70"/>
+              <w:right w:type="dxa" w:w="110"/>
+            </w:tcMar>
+          </w:tcPr>
+          <w:p>
+            <w:pPr>
+              <w:spacing w:after="0" w:line="252"/>
+            </w:pPr>
+            <w:r>
+              <w:rPr>
+                <w:rFonts w:ascii="Calibri" w:cs="Calibri" w:eastAsia="Calibri" w:hAnsi="Calibri"/>
+                <w:sz w:val="19"/>
+                <w:szCs w:val="19"/>
+              </w:rPr>
+              <w:t xml:space="preserve">18/10/2026</w:t>
+            </w:r>
+          </w:p>
+        </w:tc>
+        <w:tc>
+          <w:tcPr>
+            <w:tcW w:type="dxa" w:w="6638"/>
+            <w:tcBorders>
+              <w:top w:val="single" w:color="BFBFBF" w:sz="4"/>
+              <w:left w:val="single" w:color="BFBFBF" w:sz="4"/>
+              <w:bottom w:val="single" w:color="BFBFBF" w:sz="4"/>
+              <w:right w:val="single" w:color="BFBFBF" w:sz="4"/>
+            </w:tcBorders>
+            <w:shd w:fill="FFFFFF" w:color="auto" w:val="clear"/>
+            <w:tcMar>
+              <w:top w:type="dxa" w:w="70"/>
+              <w:left w:type="dxa" w:w="110"/>
+              <w:bottom w:type="dxa" w:w="70"/>
+              <w:right w:type="dxa" w:w="110"/>
+            </w:tcMar>
+          </w:tcPr>
+          <w:p>
+            <w:pPr>
+              <w:spacing w:after="0" w:line="252"/>
+            </w:pPr>
+            <w:r>
+              <w:rPr>
+                <w:rFonts w:ascii="Calibri" w:cs="Calibri" w:eastAsia="Calibri" w:hAnsi="Calibri"/>
+                <w:sz w:val="19"/>
+                <w:szCs w:val="19"/>
+              </w:rPr>
+              <w:t xml:space="preserve">Adaptación de los seis casos a la jugabilidad actual del proyecto (escritorio con carpetas, Papelera, WhatsApp con interrogatorio y desconexión) más los cambios propuestos por el grupo de investigación (navegador con más sitios web, subrayado en documentos y fichero por sospechoso para leer y acusar con pruebas en el juicio).</w:t>
             </w:r>
           </w:p>
         </w:tc>
@@ -586,7 +678,7 @@
           <w:sz w:val="21"/>
           <w:szCs w:val="21"/>
         </w:rPr>
-        <w:t xml:space="preserve">Cada caso se organiza en seis apartados: ficha del caso, personajes, resolución (uso interno), recorrido y navegación, contenido por etapa, y acusación y finales.</w:t>
+        <w:t xml:space="preserve">Cada caso se organiza en seis apartados: ficha del caso, personajes, resolución (uso interno), recorrido y estructura en el escritorio, contenido por etapa (archivos, sitios web, correo, cámara 3D y WhatsApp con interrogatorio), y fichero de sospechosos en el juicio y finales.</w:t>
       </w:r>
     </w:p>
     <w:p>
@@ -613,7 +705,7 @@
           <w:sz w:val="21"/>
           <w:szCs w:val="21"/>
         </w:rPr>
-        <w:t xml:space="preserve">Este documento reúne todo el contenido narrativo de los seis casos del juego. Está pensado como referencia de trabajo para programación, escritura y testeo: para cada etapa se incluye el texto exacto que ve el jugador, los fragmentos que se pueden resaltar, qué desbloquea cada uno y cómo se conecta con la etapa siguiente.</w:t>
+        <w:t xml:space="preserve">Este documento reúne todo el contenido narrativo de los seis casos del juego adaptados a la jugabilidad actual del proyecto y a las propuestas del grupo de investigación. Está pensado como referencia de trabajo para programación, escritura y testeo: para cada etapa se incluye el texto exacto que ve el jugador en el escritorio, en los sitios web del navegador, en el correo, en la cámara 3D y en los interrogatorios de WhatsApp, junto con los fragmentos que se pueden subrayar y las pistas que van al fichero de cada sospechoso.</w:t>
       </w:r>
     </w:p>
     <w:p>
@@ -626,7 +718,7 @@
           <w:sz w:val="21"/>
           <w:szCs w:val="21"/>
         </w:rPr>
-        <w:t xml:space="preserve">Los seis casos son independientes entre sí. Cada uno tiene su propia computadora, sus personajes, su cámara y su acusación final. Las secciones marcadas como de uso interno contienen la resolución del caso y no deben mostrarse al jugador.</w:t>
+        <w:t xml:space="preserve">Los seis casos son independientes entre sí. Cada uno tiene su propia computadora, sus carpetas y archivos, sus sitios web, sus contactos de WhatsApp, su cámara en vivo y su instancia de Juicio donde se lee el fichero de cada sospechoso antes de acusar.</w:t>
       </w:r>
     </w:p>
     <w:p>
@@ -648,7 +740,7 @@
           <w:sz w:val="21"/>
           <w:szCs w:val="21"/>
         </w:rPr>
-        <w:t xml:space="preserve">Las siguientes reglas son comunes a los seis casos y fueron definidas por el equipo.</w:t>
+        <w:t xml:space="preserve">Las siguientes reglas unifican la jugabilidad actual del escritorio con las mejoras propuestas por el grupo de investigación para los seis casos:</w:t>
       </w:r>
     </w:p>
     <w:tbl>
@@ -690,9 +782,6 @@
             </w:tcMar>
           </w:tcPr>
           <w:p>
-            <w:pPr>
-              <w:spacing w:after="0" w:line="252"/>
-            </w:pPr>
             <w:r>
               <w:rPr>
                 <w:rFonts w:ascii="Calibri" w:cs="Calibri" w:eastAsia="Calibri" w:hAnsi="Calibri"/>
@@ -724,9 +813,6 @@
             </w:tcMar>
           </w:tcPr>
           <w:p>
-            <w:pPr>
-              <w:spacing w:after="0" w:line="252"/>
-            </w:pPr>
             <w:r>
               <w:rPr>
                 <w:rFonts w:ascii="Calibri" w:cs="Calibri" w:eastAsia="Calibri" w:hAnsi="Calibri"/>
@@ -736,7 +822,7 @@
                 <w:sz w:val="19"/>
                 <w:szCs w:val="19"/>
               </w:rPr>
-              <w:t xml:space="preserve">Funcionamiento</w:t>
+              <w:t xml:space="preserve">Funcionamiento en el juego</w:t>
             </w:r>
           </w:p>
         </w:tc>
@@ -744,7 +830,6 @@
       <w:tr>
         <w:trPr>
           <w:cantSplit/>
-          <w:tblHeader w:val="false"/>
         </w:trPr>
         <w:tc>
           <w:tcPr>
@@ -770,6 +855,8 @@
             <w:r>
               <w:rPr>
                 <w:rFonts w:ascii="Calibri" w:cs="Calibri" w:eastAsia="Calibri" w:hAnsi="Calibri"/>
+                <w:b/>
+                <w:bCs/>
                 <w:sz w:val="19"/>
                 <w:szCs w:val="19"/>
               </w:rPr>
@@ -804,7 +891,7 @@
                 <w:sz w:val="19"/>
                 <w:szCs w:val="19"/>
               </w:rPr>
-              <w:t xml:space="preserve">Cada caso arranca con un mensaje de quien le entrega la computadora al jugador. Cuenta qué pasó, presenta a los involucrados e indica el primer documento a revisar.</w:t>
+              <w:t xml:space="preserve">Cada caso arranca con el correo o mensaje de quien le entrega la computadora o el acceso remoto al jugador. Cuenta qué pasó, plantea qué detalle no cierra, presenta a los primeros involucrados e indica por qué archivo del escritorio empezar.</w:t>
             </w:r>
           </w:p>
         </w:tc>
@@ -812,7 +899,6 @@
       <w:tr>
         <w:trPr>
           <w:cantSplit/>
-          <w:tblHeader w:val="false"/>
         </w:trPr>
         <w:tc>
           <w:tcPr>
@@ -838,10 +924,12 @@
             <w:r>
               <w:rPr>
                 <w:rFonts w:ascii="Calibri" w:cs="Calibri" w:eastAsia="Calibri" w:hAnsi="Calibri"/>
-                <w:sz w:val="19"/>
-                <w:szCs w:val="19"/>
-              </w:rPr>
-              <w:t xml:space="preserve">Navegación guiada</w:t>
+                <w:b/>
+                <w:bCs/>
+                <w:sz w:val="19"/>
+                <w:szCs w:val="19"/>
+              </w:rPr>
+              <w:t xml:space="preserve">Escritorio y carpetas</w:t>
             </w:r>
           </w:p>
         </w:tc>
@@ -872,7 +960,7 @@
                 <w:sz w:val="19"/>
                 <w:szCs w:val="19"/>
               </w:rPr>
-              <w:t xml:space="preserve">Al comenzar, la computadora tiene casi todo vacío. Cada página, aplicación o archivo nuevo aparece cuando el jugador resalta un fragmento que lo menciona. Cada página lleva a la siguiente.</w:t>
+              <w:t xml:space="preserve">El jugador investiga dentro del escritorio de la computadora del caso: carpetas (Home, Personal, Trabajo), Papelera, notas de texto, imágenes y documentos. Incluye carpetas ocultas que aparecen al arrastrar la selección del mouse y archivos o cuentas con contraseña.</w:t>
             </w:r>
           </w:p>
         </w:tc>
@@ -880,7 +968,6 @@
       <w:tr>
         <w:trPr>
           <w:cantSplit/>
-          <w:tblHeader w:val="false"/>
         </w:trPr>
         <w:tc>
           <w:tcPr>
@@ -906,10 +993,12 @@
             <w:r>
               <w:rPr>
                 <w:rFonts w:ascii="Calibri" w:cs="Calibri" w:eastAsia="Calibri" w:hAnsi="Calibri"/>
-                <w:sz w:val="19"/>
-                <w:szCs w:val="19"/>
-              </w:rPr>
-              <w:t xml:space="preserve">Fichero</w:t>
+                <w:b/>
+                <w:bCs/>
+                <w:sz w:val="19"/>
+                <w:szCs w:val="19"/>
+              </w:rPr>
+              <w:t xml:space="preserve">Navegador y sitios web</w:t>
             </w:r>
           </w:p>
         </w:tc>
@@ -940,7 +1029,7 @@
                 <w:sz w:val="19"/>
                 <w:szCs w:val="19"/>
               </w:rPr>
-              <w:t xml:space="preserve">Todo documento abierto queda guardado en el Fichero. El resaltado se hace únicamente ahí.</w:t>
+              <w:t xml:space="preserve">Desde el navegador del escritorio se consultan los sitios web de cada historia: redes sociales (Barrio, Chusmeo, Lienzo, Laburantes), foros (Gateros del Oeste), reseñas (Opiná), sitios institucionales (hotel, colegio, radio), colectas, nubes (FrostCloud, Drive) y portales de venta (FeriArte). Cada sitio o búsqueda se habilita al subrayar un fragmento que lo menciona.</w:t>
             </w:r>
           </w:p>
         </w:tc>
@@ -948,7 +1037,6 @@
       <w:tr>
         <w:trPr>
           <w:cantSplit/>
-          <w:tblHeader w:val="false"/>
         </w:trPr>
         <w:tc>
           <w:tcPr>
@@ -974,10 +1062,12 @@
             <w:r>
               <w:rPr>
                 <w:rFonts w:ascii="Calibri" w:cs="Calibri" w:eastAsia="Calibri" w:hAnsi="Calibri"/>
-                <w:sz w:val="19"/>
-                <w:szCs w:val="19"/>
-              </w:rPr>
-              <w:t xml:space="preserve">Límite de resaltado</w:t>
+                <w:b/>
+                <w:bCs/>
+                <w:sz w:val="19"/>
+                <w:szCs w:val="19"/>
+              </w:rPr>
+              <w:t xml:space="preserve">WhatsApp e interrogatorios</w:t>
             </w:r>
           </w:p>
         </w:tc>
@@ -1008,7 +1098,7 @@
                 <w:sz w:val="19"/>
                 <w:szCs w:val="19"/>
               </w:rPr>
-              <w:t xml:space="preserve">Entre 3 y 5 fragmentos por documento; cada documento indica su límite. Se puede desresaltar para liberar lugar.</w:t>
+              <w:t xml:space="preserve">En WhatsApp el jugador lee el historial de mensajes previos del dueño de la PC y además interroga en el presente a los contactos eligiendo preguntas desde el desplegable. Las respuestas también tienen fragmentos subrayables para atrapar contradicciones o confirmar coartadas.</w:t>
             </w:r>
           </w:p>
         </w:tc>
@@ -1016,7 +1106,6 @@
       <w:tr>
         <w:trPr>
           <w:cantSplit/>
-          <w:tblHeader w:val="false"/>
         </w:trPr>
         <w:tc>
           <w:tcPr>
@@ -1042,10 +1131,12 @@
             <w:r>
               <w:rPr>
                 <w:rFonts w:ascii="Calibri" w:cs="Calibri" w:eastAsia="Calibri" w:hAnsi="Calibri"/>
-                <w:sz w:val="19"/>
-                <w:szCs w:val="19"/>
-              </w:rPr>
-              <w:t xml:space="preserve">Trampas</w:t>
+                <w:b/>
+                <w:bCs/>
+                <w:sz w:val="19"/>
+                <w:szCs w:val="19"/>
+              </w:rPr>
+              <w:t xml:space="preserve">Subrayado en documentos</w:t>
             </w:r>
           </w:p>
         </w:tc>
@@ -1076,7 +1167,7 @@
                 <w:sz w:val="19"/>
                 <w:szCs w:val="19"/>
               </w:rPr>
-              <w:t xml:space="preserve">Resaltar una trampa no tiene consecuencias inmediatas. El jugador puede desresaltarla; esa información no sirve para avanzar.</w:t>
+              <w:t xml:space="preserve">El jugador subraya con un clic los fragmentos relevantes dentro de archivos, correos, chats de WhatsApp, sitios web y notas de cámara. Todo fragmento subrayado queda registrado en el Fichero.</w:t>
             </w:r>
           </w:p>
         </w:tc>
@@ -1084,7 +1175,6 @@
       <w:tr>
         <w:trPr>
           <w:cantSplit/>
-          <w:tblHeader w:val="false"/>
         </w:trPr>
         <w:tc>
           <w:tcPr>
@@ -1110,10 +1200,12 @@
             <w:r>
               <w:rPr>
                 <w:rFonts w:ascii="Calibri" w:cs="Calibri" w:eastAsia="Calibri" w:hAnsi="Calibri"/>
-                <w:sz w:val="19"/>
-                <w:szCs w:val="19"/>
-              </w:rPr>
-              <w:t xml:space="preserve">Contraseñas</w:t>
+                <w:b/>
+                <w:bCs/>
+                <w:sz w:val="19"/>
+                <w:szCs w:val="19"/>
+              </w:rPr>
+              <w:t xml:space="preserve">Límite de subrayado</w:t>
             </w:r>
           </w:p>
         </w:tc>
@@ -1144,7 +1236,7 @@
                 <w:sz w:val="19"/>
                 <w:szCs w:val="19"/>
               </w:rPr>
-              <w:t xml:space="preserve">Se completan con fragmentos resaltados en el Fichero.</w:t>
+              <w:t xml:space="preserve">Entre 3 y 5 fragmentos por documento; cada documento indica su límite. El jugador puede quitar un subrayado en cualquier momento para liberar lugar.</w:t>
             </w:r>
           </w:p>
         </w:tc>
@@ -1152,7 +1244,6 @@
       <w:tr>
         <w:trPr>
           <w:cantSplit/>
-          <w:tblHeader w:val="false"/>
         </w:trPr>
         <w:tc>
           <w:tcPr>
@@ -1178,10 +1269,12 @@
             <w:r>
               <w:rPr>
                 <w:rFonts w:ascii="Calibri" w:cs="Calibri" w:eastAsia="Calibri" w:hAnsi="Calibri"/>
-                <w:sz w:val="19"/>
-                <w:szCs w:val="19"/>
-              </w:rPr>
-              <w:t xml:space="preserve">Cámara</w:t>
+                <w:b/>
+                <w:bCs/>
+                <w:sz w:val="19"/>
+                <w:szCs w:val="19"/>
+              </w:rPr>
+              <w:t xml:space="preserve">Trampas</w:t>
             </w:r>
           </w:p>
         </w:tc>
@@ -1212,7 +1305,7 @@
                 <w:sz w:val="19"/>
                 <w:szCs w:val="19"/>
               </w:rPr>
-              <w:t xml:space="preserve">Una por caso, en vivo. El jugador la mueve hacia la izquierda, la derecha y abajo para recorrer la habitación. Los objetos con los que se puede interactuar generan una nota que se guarda en el Fichero.</w:t>
+              <w:t xml:space="preserve">Subrayar una trampa no hace perder de inmediato y se puede desmarcar, pero ocupa lugar del límite y no sirve para sostener la acusación en el juicio.</w:t>
             </w:r>
           </w:p>
         </w:tc>
@@ -1220,7 +1313,6 @@
       <w:tr>
         <w:trPr>
           <w:cantSplit/>
-          <w:tblHeader w:val="false"/>
         </w:trPr>
         <w:tc>
           <w:tcPr>
@@ -1246,10 +1338,12 @@
             <w:r>
               <w:rPr>
                 <w:rFonts w:ascii="Calibri" w:cs="Calibri" w:eastAsia="Calibri" w:hAnsi="Calibri"/>
-                <w:sz w:val="19"/>
-                <w:szCs w:val="19"/>
-              </w:rPr>
-              <w:t xml:space="preserve">Lista de sospechosos</w:t>
+                <w:b/>
+                <w:bCs/>
+                <w:sz w:val="19"/>
+                <w:szCs w:val="19"/>
+              </w:rPr>
+              <w:t xml:space="preserve">Contraseñas</w:t>
             </w:r>
           </w:p>
         </w:tc>
@@ -1280,7 +1374,7 @@
                 <w:sz w:val="19"/>
                 <w:szCs w:val="19"/>
               </w:rPr>
-              <w:t xml:space="preserve">Forma parte del Fichero y se completa automáticamente cuando un personaje aparece por primera vez en un documento.</w:t>
+              <w:t xml:space="preserve">Los archivos comprimidos, carpetas bloqueadas, usuarios de la PC y accesos web se destraban usando los datos subrayados (fragmentos de tipo P).</w:t>
             </w:r>
           </w:p>
         </w:tc>
@@ -1288,7 +1382,6 @@
       <w:tr>
         <w:trPr>
           <w:cantSplit/>
-          <w:tblHeader w:val="false"/>
         </w:trPr>
         <w:tc>
           <w:tcPr>
@@ -1314,10 +1407,12 @@
             <w:r>
               <w:rPr>
                 <w:rFonts w:ascii="Calibri" w:cs="Calibri" w:eastAsia="Calibri" w:hAnsi="Calibri"/>
-                <w:sz w:val="19"/>
-                <w:szCs w:val="19"/>
-              </w:rPr>
-              <w:t xml:space="preserve">Acusación</w:t>
+                <w:b/>
+                <w:bCs/>
+                <w:sz w:val="19"/>
+                <w:szCs w:val="19"/>
+              </w:rPr>
+              <w:t xml:space="preserve">Cámara 3D en vivo</w:t>
             </w:r>
           </w:p>
         </w:tc>
@@ -1348,7 +1443,7 @@
                 <w:sz w:val="19"/>
                 <w:szCs w:val="19"/>
               </w:rPr>
-              <w:t xml:space="preserve">El jugador elige un sospechoso de la lista y presenta la pista definitiva. Una acusación incorrecta lleva a un final malo.</w:t>
+              <w:t xml:space="preserve">Una por caso. El jugador la rota hacia la izquierda, el centro, la derecha y abajo para recorrer la habitación. Tocar los objetos interactivos genera una nota en la que también se pueden subrayar pistas.</w:t>
             </w:r>
           </w:p>
         </w:tc>
@@ -1356,7 +1451,6 @@
       <w:tr>
         <w:trPr>
           <w:cantSplit/>
-          <w:tblHeader w:val="false"/>
         </w:trPr>
         <w:tc>
           <w:tcPr>
@@ -1382,10 +1476,12 @@
             <w:r>
               <w:rPr>
                 <w:rFonts w:ascii="Calibri" w:cs="Calibri" w:eastAsia="Calibri" w:hAnsi="Calibri"/>
-                <w:sz w:val="19"/>
-                <w:szCs w:val="19"/>
-              </w:rPr>
-              <w:t xml:space="preserve">Ayuda</w:t>
+                <w:b/>
+                <w:bCs/>
+                <w:sz w:val="19"/>
+                <w:szCs w:val="19"/>
+              </w:rPr>
+              <w:t xml:space="preserve">Fichero por sospechoso</w:t>
             </w:r>
           </w:p>
         </w:tc>
@@ -1416,7 +1512,76 @@
                 <w:sz w:val="19"/>
                 <w:szCs w:val="19"/>
               </w:rPr>
-              <w:t xml:space="preserve">No hay sistema de pistas de ayuda.</w:t>
+              <w:t xml:space="preserve">Cuando un sospechoso aparece en el caso, se habilita su ficha individual dentro del Fichero. Las pistas subrayadas (motivos, horarios, contradicciones en WhatsApp, coartadas y pruebas) se guardan en la ficha del sospechoso correspondiente.</w:t>
+            </w:r>
+          </w:p>
+        </w:tc>
+      </w:tr>
+      <w:tr>
+        <w:trPr>
+          <w:cantSplit/>
+        </w:trPr>
+        <w:tc>
+          <w:tcPr>
+            <w:tcW w:type="dxa" w:w="2400"/>
+            <w:tcBorders>
+              <w:top w:val="single" w:color="BFBFBF" w:sz="4"/>
+              <w:left w:val="single" w:color="BFBFBF" w:sz="4"/>
+              <w:bottom w:val="single" w:color="BFBFBF" w:sz="4"/>
+              <w:right w:val="single" w:color="BFBFBF" w:sz="4"/>
+            </w:tcBorders>
+            <w:shd w:fill="FFFFFF" w:color="auto" w:val="clear"/>
+            <w:tcMar>
+              <w:top w:type="dxa" w:w="70"/>
+              <w:left w:type="dxa" w:w="110"/>
+              <w:bottom w:type="dxa" w:w="70"/>
+              <w:right w:type="dxa" w:w="110"/>
+            </w:tcMar>
+          </w:tcPr>
+          <w:p>
+            <w:pPr>
+              <w:spacing w:after="0" w:line="252"/>
+            </w:pPr>
+            <w:r>
+              <w:rPr>
+                <w:rFonts w:ascii="Calibri" w:cs="Calibri" w:eastAsia="Calibri" w:hAnsi="Calibri"/>
+                <w:b/>
+                <w:bCs/>
+                <w:sz w:val="19"/>
+                <w:szCs w:val="19"/>
+              </w:rPr>
+              <w:t xml:space="preserve">Desconexión y Juicio con Fichero</w:t>
+            </w:r>
+          </w:p>
+        </w:tc>
+        <w:tc>
+          <w:tcPr>
+            <w:tcW w:type="dxa" w:w="7238"/>
+            <w:tcBorders>
+              <w:top w:val="single" w:color="BFBFBF" w:sz="4"/>
+              <w:left w:val="single" w:color="BFBFBF" w:sz="4"/>
+              <w:bottom w:val="single" w:color="BFBFBF" w:sz="4"/>
+              <w:right w:val="single" w:color="BFBFBF" w:sz="4"/>
+            </w:tcBorders>
+            <w:shd w:fill="FFFFFF" w:color="auto" w:val="clear"/>
+            <w:tcMar>
+              <w:top w:type="dxa" w:w="70"/>
+              <w:left w:type="dxa" w:w="110"/>
+              <w:bottom w:type="dxa" w:w="70"/>
+              <w:right w:type="dxa" w:w="110"/>
+            </w:tcMar>
+          </w:tcPr>
+          <w:p>
+            <w:pPr>
+              <w:spacing w:after="0" w:line="252"/>
+            </w:pPr>
+            <w:r>
+              <w:rPr>
+                <w:rFonts w:ascii="Calibri" w:cs="Calibri" w:eastAsia="Calibri" w:hAnsi="Calibri"/>
+                <w:sz w:val="19"/>
+                <w:szCs w:val="19"/>
+              </w:rPr>
+              <w:t xml:space="preserve">Cuando el jugador decide terminar la investigación, va a Apagar › Desconectar y entra al Juicio. En el Juicio puede abrir y leer el fichero de cada sospechoso con todas las pistas que reunió, marcar quién es el asesino (o culpable) y seleccionar las pistas de su fichero que demuestran el cargo (incluyendo la pista definitiva [D]).</w:t>
             </w:r>
           </w:p>
         </w:tc>
@@ -1441,7 +1606,7 @@
           <w:sz w:val="21"/>
           <w:szCs w:val="21"/>
         </w:rPr>
-        <w:t xml:space="preserve">Dentro de los textos del juego, cada fragmento resaltable aparece sombreado con el color de su tipo y seguido de un código. Las marcas son de uso interno: en el juego todos los fragmentos resaltables se ven iguales. El texto sin marca no se puede resaltar.</w:t>
+        <w:t xml:space="preserve">Dentro de los textos del juego, cada fragmento que el jugador puede subrayar aparece sombreado con el color de su tipo y seguido de un código. Las marcas son de uso interno para el equipo: en el juego todos los fragmentos subrayables se ven iguales.</w:t>
       </w:r>
     </w:p>
     <w:tbl>
@@ -2050,7 +2215,7 @@
           <w:sz w:val="21"/>
           <w:szCs w:val="21"/>
         </w:rPr>
-        <w:t xml:space="preserve">Los textos que ve el jugador (cartas, mails, publicaciones, notas de cámara) se presentan en recuadros sombreados. Fuera de los recuadros se indica el límite de resaltado de cada documento, qué desbloquea y qué sospechosos se suman a la lista.</w:t>
+        <w:t xml:space="preserve">Los textos que ve el jugador (archivos, sitios web, correos, chats de WhatsApp y notas de cámara) se presentan en recuadros sombreados. Fuera de los recuadros se indica el límite de subrayado de cada documento, qué desbloquea y qué sospechosos suman pistas a su ficha en el Fichero.</w:t>
       </w:r>
     </w:p>
     <w:p>
@@ -4527,6 +4692,19 @@
           <w:szCs w:val="21"/>
         </w:rPr>
         <w:t xml:space="preserve"> E0 Presentación → E1 Carta → E2 Foro (login) → E3 Foro por dentro → E4 Barrio → E5 Correo → E6 CamCasa (PIN) → E7 Cámara en vivo → Acusación</w:t>
+      </w:r>
+    </w:p>
+    <w:p>
+      <w:pPr>
+        <w:spacing w:after="120" w:line="276"/>
+      </w:pPr>
+      <w:r>
+        <w:rPr>
+          <w:rFonts w:ascii="Calibri" w:cs="Calibri" w:eastAsia="Calibri" w:hAnsi="Calibri"/>
+          <w:sz w:val="21"/>
+          <w:szCs w:val="21"/>
+        </w:rPr>
+        <w:t xml:space="preserve">En el escritorio de la notebook de Marta están sus carpetas personales, la Papelera, el Correo, el Navegador (con acceso a Gateros del Oeste y Barrio), la app CamCasa y el WhatsApp abierto con sus contactos. Cuando el jugador termina de reunir las pruebas en el Fichero de cada sospechoso, toca Apagar › Desconectar para pasar al Juicio.</w:t>
       </w:r>
     </w:p>
     <w:p>
@@ -10045,11 +10223,551 @@
     </w:p>
     <w:p>
       <w:pPr>
+        <w:pStyle w:val="Heading3"/>
+        <w:keepNext/>
+      </w:pPr>
+      <w:r>
+        <w:t xml:space="preserve">E8 · WhatsApp de Marta — Historial e interrogatorio</w:t>
+      </w:r>
+    </w:p>
+    <w:p>
+      <w:pPr>
+        <w:spacing w:after="120" w:line="276"/>
+      </w:pPr>
+      <w:r>
+        <w:rPr>
+          <w:rFonts w:ascii="Calibri" w:cs="Calibri" w:eastAsia="Calibri" w:hAnsi="Calibri"/>
+          <w:sz w:val="21"/>
+          <w:szCs w:val="21"/>
+        </w:rPr>
+        <w:t xml:space="preserve">Límite de subrayado: 3 por contacto · Permite contrastar las coartadas y sumar contradicciones al Fichero de Julián, Sonia y Ruiz.</w:t>
+      </w:r>
+    </w:p>
+    <w:tbl>
+      <w:tblPr>
+        <w:tblW w:type="dxa" w:w="9638"/>
+        <w:tblBorders>
+          <w:top w:val="single" w:color="auto" w:sz="4"/>
+          <w:left w:val="single" w:color="auto" w:sz="4"/>
+          <w:bottom w:val="single" w:color="auto" w:sz="4"/>
+          <w:right w:val="single" w:color="auto" w:sz="4"/>
+          <w:insideH w:val="single" w:color="auto" w:sz="4"/>
+          <w:insideV w:val="single" w:color="auto" w:sz="4"/>
+        </w:tblBorders>
+      </w:tblPr>
+      <w:tblGrid>
+        <w:gridCol w:w="9638"/>
+      </w:tblGrid>
+      <w:tr>
+        <w:tc>
+          <w:tcPr>
+            <w:tcW w:type="dxa" w:w="9638"/>
+            <w:tcBorders>
+              <w:top w:val="none" w:color="FFFFFF" w:sz="0"/>
+              <w:left w:val="single" w:color="8EA9C1" w:sz="18"/>
+              <w:bottom w:val="none" w:color="FFFFFF" w:sz="0"/>
+              <w:right w:val="none" w:color="FFFFFF" w:sz="0"/>
+            </w:tcBorders>
+            <w:shd w:fill="F5F7FA" w:color="auto" w:val="clear"/>
+            <w:tcMar>
+              <w:top w:type="dxa" w:w="120"/>
+              <w:left w:type="dxa" w:w="220"/>
+              <w:bottom w:type="dxa" w:w="60"/>
+              <w:right w:type="dxa" w:w="160"/>
+            </w:tcMar>
+          </w:tcPr>
+          <w:p>
+            <w:pPr>
+              <w:spacing w:after="90" w:line="264"/>
+            </w:pPr>
+            <w:r>
+              <w:rPr>
+                <w:rFonts w:ascii="Cambria" w:cs="Cambria" w:eastAsia="Cambria" w:hAnsi="Cambria"/>
+                <w:b/>
+                <w:bCs/>
+                <w:sz w:val="20"/>
+                <w:szCs w:val="20"/>
+              </w:rPr>
+              <w:t xml:space="preserve">Contacto: Julián (sobrino) — Historial previo (jueves 18/09)</w:t>
+            </w:r>
+          </w:p>
+          <w:p>
+            <w:pPr>
+              <w:spacing w:after="90" w:line="264"/>
+            </w:pPr>
+            <w:r>
+              <w:rPr>
+                <w:rFonts w:ascii="Cambria" w:cs="Cambria" w:eastAsia="Cambria" w:hAnsi="Cambria"/>
+                <w:sz w:val="20"/>
+                <w:szCs w:val="20"/>
+              </w:rPr>
+              <w:t xml:space="preserve">[18/09 10:15] Julián: Tía, estoy en la puerta de la escribanía. ¿Dónde estás?</w:t>
+            </w:r>
+          </w:p>
+          <w:p>
+            <w:pPr>
+              <w:spacing w:after="90" w:line="264"/>
+            </w:pPr>
+            <w:r>
+              <w:rPr>
+                <w:rFonts w:ascii="Cambria" w:cs="Cambria" w:eastAsia="Cambria" w:hAnsi="Cambria"/>
+                <w:sz w:val="20"/>
+                <w:szCs w:val="20"/>
+              </w:rPr>
+              <w:t xml:space="preserve">[18/09 10:40] Marta: Ya te dije que no iba a ir, Julián. No voy a firmar ningún poder.</w:t>
+            </w:r>
+          </w:p>
+          <w:p>
+            <w:pPr>
+              <w:spacing w:after="90" w:line="264"/>
+            </w:pPr>
+            <w:r>
+              <w:rPr>
+                <w:rFonts w:ascii="Cambria" w:cs="Cambria" w:eastAsia="Cambria" w:hAnsi="Cambria"/>
+                <w:sz w:val="20"/>
+                <w:szCs w:val="20"/>
+              </w:rPr>
+              <w:t xml:space="preserve">[18/09 18:10] Julián: </w:t>
+            </w:r>
+            <w:r>
+              <w:rPr>
+                <w:rFonts w:ascii="Cambria" w:cs="Cambria" w:eastAsia="Cambria" w:hAnsi="Cambria"/>
+                <w:b w:val="false"/>
+                <w:bCs w:val="false"/>
+                <w:color w:val="000000"/>
+                <w:sz w:val="20"/>
+                <w:szCs w:val="20"/>
+                <w:shd w:fill="FFF1C2" w:color="auto" w:val="clear"/>
+              </w:rPr>
+              <w:t xml:space="preserve">A las 19 paso por tu casa y lo hablamos bien</w:t>
+            </w:r>
+            <w:r>
+              <w:rPr>
+                <w:rFonts w:ascii="Calibri" w:cs="Calibri" w:eastAsia="Calibri" w:hAnsi="Calibri"/>
+                <w:b/>
+                <w:bCs/>
+                <w:color w:val="1F3864"/>
+                <w:sz w:val="15"/>
+                <w:szCs w:val="15"/>
+              </w:rPr>
+              <w:t xml:space="preserve"> [C]</w:t>
+            </w:r>
+            <w:r>
+              <w:rPr>
+                <w:rFonts w:ascii="Cambria" w:cs="Cambria" w:eastAsia="Cambria" w:hAnsi="Cambria"/>
+                <w:sz w:val="20"/>
+                <w:szCs w:val="20"/>
+              </w:rPr>
+              <w:t xml:space="preserve">. Atendeme.</w:t>
+            </w:r>
+          </w:p>
+          <w:p>
+            <w:pPr>
+              <w:spacing w:after="90" w:line="264"/>
+            </w:pPr>
+            <w:r>
+              <w:rPr>
+                <w:rFonts w:ascii="Cambria" w:cs="Cambria" w:eastAsia="Cambria" w:hAnsi="Cambria"/>
+                <w:b/>
+                <w:bCs/>
+                <w:sz w:val="20"/>
+                <w:szCs w:val="20"/>
+              </w:rPr>
+              <w:t xml:space="preserve">Interrogatorio del jugador (preguntas seleccionables → respuestas):</w:t>
+            </w:r>
+          </w:p>
+          <w:p>
+            <w:pPr>
+              <w:spacing w:after="90" w:line="264"/>
+            </w:pPr>
+            <w:r>
+              <w:rPr>
+                <w:rFonts w:ascii="Cambria" w:cs="Cambria" w:eastAsia="Cambria" w:hAnsi="Cambria"/>
+                <w:sz w:val="20"/>
+                <w:szCs w:val="20"/>
+              </w:rPr>
+              <w:t xml:space="preserve">Pregunta: "¿Fue a la casa de su tía el jueves 18 a la tarde?" → Julián: "Pasé cerca de las siete, pero toqué timbre y </w:t>
+            </w:r>
+            <w:r>
+              <w:rPr>
+                <w:rFonts w:ascii="Cambria" w:cs="Cambria" w:eastAsia="Cambria" w:hAnsi="Cambria"/>
+                <w:b w:val="false"/>
+                <w:bCs w:val="false"/>
+                <w:color w:val="000000"/>
+                <w:sz w:val="20"/>
+                <w:szCs w:val="20"/>
+                <w:shd w:fill="FFF1C2" w:color="auto" w:val="clear"/>
+              </w:rPr>
+              <w:t xml:space="preserve">no me abrió nadie, así que me volví sin entrar</w:t>
+            </w:r>
+            <w:r>
+              <w:rPr>
+                <w:rFonts w:ascii="Calibri" w:cs="Calibri" w:eastAsia="Calibri" w:hAnsi="Calibri"/>
+                <w:b/>
+                <w:bCs/>
+                <w:color w:val="1F3864"/>
+                <w:sz w:val="15"/>
+                <w:szCs w:val="15"/>
+              </w:rPr>
+              <w:t xml:space="preserve"> [C]</w:t>
+            </w:r>
+            <w:r>
+              <w:rPr>
+                <w:rFonts w:ascii="Cambria" w:cs="Cambria" w:eastAsia="Cambria" w:hAnsi="Cambria"/>
+                <w:sz w:val="20"/>
+                <w:szCs w:val="20"/>
+              </w:rPr>
+              <w:t xml:space="preserve">. Seguro estaba durmiendo la siesta." (Contradice las dos tazas de té en el living y su propia llave caída al pie de la escalera).</w:t>
+            </w:r>
+          </w:p>
+          <w:p>
+            <w:pPr>
+              <w:spacing w:after="90" w:line="264"/>
+            </w:pPr>
+            <w:r>
+              <w:rPr>
+                <w:rFonts w:ascii="Cambria" w:cs="Cambria" w:eastAsia="Cambria" w:hAnsi="Cambria"/>
+                <w:sz w:val="20"/>
+                <w:szCs w:val="20"/>
+              </w:rPr>
+              <w:t xml:space="preserve">Pregunta: "¿Todavía tiene su llave de la cerradura nueva con el llavero rojo y blanco?" → Julián: "</w:t>
+            </w:r>
+            <w:r>
+              <w:rPr>
+                <w:rFonts w:ascii="Cambria" w:cs="Cambria" w:eastAsia="Cambria" w:hAnsi="Cambria"/>
+                <w:b w:val="false"/>
+                <w:bCs w:val="false"/>
+                <w:color w:val="000000"/>
+                <w:sz w:val="20"/>
+                <w:szCs w:val="20"/>
+                <w:shd w:fill="FFF1C2" w:color="auto" w:val="clear"/>
+              </w:rPr>
+              <w:t xml:space="preserve">Sí, obvio, la tengo en el auto con las demás llaves</w:t>
+            </w:r>
+            <w:r>
+              <w:rPr>
+                <w:rFonts w:ascii="Calibri" w:cs="Calibri" w:eastAsia="Calibri" w:hAnsi="Calibri"/>
+                <w:b/>
+                <w:bCs/>
+                <w:color w:val="1F3864"/>
+                <w:sz w:val="15"/>
+                <w:szCs w:val="15"/>
+              </w:rPr>
+              <w:t xml:space="preserve"> [C]</w:t>
+            </w:r>
+            <w:r>
+              <w:rPr>
+                <w:rFonts w:ascii="Cambria" w:cs="Cambria" w:eastAsia="Cambria" w:hAnsi="Cambria"/>
+                <w:sz w:val="20"/>
+                <w:szCs w:val="20"/>
+              </w:rPr>
+              <w:t xml:space="preserve">. ¿Por qué?"</w:t>
+            </w:r>
+          </w:p>
+          <w:p>
+            <w:pPr>
+              <w:spacing w:after="90" w:line="264"/>
+            </w:pPr>
+            <w:r>
+              <w:rPr>
+                <w:rFonts w:ascii="Cambria" w:cs="Cambria" w:eastAsia="Cambria" w:hAnsi="Cambria"/>
+                <w:sz w:val="20"/>
+                <w:szCs w:val="20"/>
+              </w:rPr>
+              <w:t xml:space="preserve">Pregunta: "¿Por qué ya habló con una inmobiliaria si la casa era de Marta?" → Julián: "Alguien se tiene que ocupar de los trámites, soy el único familiar que le queda."</w:t>
+            </w:r>
+          </w:p>
+        </w:tc>
+      </w:tr>
+    </w:tbl>
+    <w:p/>
+    <w:tbl>
+      <w:tblPr>
+        <w:tblW w:type="dxa" w:w="9638"/>
+        <w:tblBorders>
+          <w:top w:val="single" w:color="auto" w:sz="4"/>
+          <w:left w:val="single" w:color="auto" w:sz="4"/>
+          <w:bottom w:val="single" w:color="auto" w:sz="4"/>
+          <w:right w:val="single" w:color="auto" w:sz="4"/>
+          <w:insideH w:val="single" w:color="auto" w:sz="4"/>
+          <w:insideV w:val="single" w:color="auto" w:sz="4"/>
+        </w:tblBorders>
+      </w:tblPr>
+      <w:tblGrid>
+        <w:gridCol w:w="9638"/>
+      </w:tblGrid>
+      <w:tr>
+        <w:tc>
+          <w:tcPr>
+            <w:tcW w:type="dxa" w:w="9638"/>
+            <w:tcBorders>
+              <w:top w:val="none" w:color="FFFFFF" w:sz="0"/>
+              <w:left w:val="single" w:color="8EA9C1" w:sz="18"/>
+              <w:bottom w:val="none" w:color="FFFFFF" w:sz="0"/>
+              <w:right w:val="none" w:color="FFFFFF" w:sz="0"/>
+            </w:tcBorders>
+            <w:shd w:fill="F5F7FA" w:color="auto" w:val="clear"/>
+            <w:tcMar>
+              <w:top w:type="dxa" w:w="120"/>
+              <w:left w:type="dxa" w:w="220"/>
+              <w:bottom w:type="dxa" w:w="60"/>
+              <w:right w:type="dxa" w:w="160"/>
+            </w:tcMar>
+          </w:tcPr>
+          <w:p>
+            <w:pPr>
+              <w:spacing w:after="90" w:line="264"/>
+            </w:pPr>
+            <w:r>
+              <w:rPr>
+                <w:rFonts w:ascii="Cambria" w:cs="Cambria" w:eastAsia="Cambria" w:hAnsi="Cambria"/>
+                <w:b/>
+                <w:bCs/>
+                <w:sz w:val="20"/>
+                <w:szCs w:val="20"/>
+              </w:rPr>
+              <w:t xml:space="preserve">Contacto: Sonia Paredes (cuidadora) — Interrogatorio:</w:t>
+            </w:r>
+          </w:p>
+          <w:p>
+            <w:pPr>
+              <w:spacing w:after="90" w:line="264"/>
+            </w:pPr>
+            <w:r>
+              <w:rPr>
+                <w:rFonts w:ascii="Cambria" w:cs="Cambria" w:eastAsia="Cambria" w:hAnsi="Cambria"/>
+                <w:sz w:val="20"/>
+                <w:szCs w:val="20"/>
+              </w:rPr>
+              <w:t xml:space="preserve">Pregunta: "¿Estuvo en la casa de Marta el jueves 18?" → Sonia: "No, </w:t>
+            </w:r>
+            <w:r>
+              <w:rPr>
+                <w:rFonts w:ascii="Cambria" w:cs="Cambria" w:eastAsia="Cambria" w:hAnsi="Cambria"/>
+                <w:b w:val="false"/>
+                <w:bCs w:val="false"/>
+                <w:color w:val="000000"/>
+                <w:sz w:val="20"/>
+                <w:szCs w:val="20"/>
+                <w:shd w:fill="FFF1C2" w:color="auto" w:val="clear"/>
+              </w:rPr>
+              <w:t xml:space="preserve">el jueves fue mi franco porque llevé a mi nena al pediatra</w:t>
+            </w:r>
+            <w:r>
+              <w:rPr>
+                <w:rFonts w:ascii="Calibri" w:cs="Calibri" w:eastAsia="Calibri" w:hAnsi="Calibri"/>
+                <w:b/>
+                <w:bCs/>
+                <w:color w:val="1F3864"/>
+                <w:sz w:val="15"/>
+                <w:szCs w:val="15"/>
+              </w:rPr>
+              <w:t xml:space="preserve"> [C]</w:t>
+            </w:r>
+            <w:r>
+              <w:rPr>
+                <w:rFonts w:ascii="Cambria" w:cs="Cambria" w:eastAsia="Cambria" w:hAnsi="Cambria"/>
+                <w:sz w:val="20"/>
+                <w:szCs w:val="20"/>
+              </w:rPr>
+              <w:t xml:space="preserve">, tengo el certificado del hospital. Fui recién el viernes a las ocho y la encontré ahí caída."</w:t>
+            </w:r>
+          </w:p>
+          <w:p>
+            <w:pPr>
+              <w:spacing w:after="90" w:line="264"/>
+            </w:pPr>
+            <w:r>
+              <w:rPr>
+                <w:rFonts w:ascii="Cambria" w:cs="Cambria" w:eastAsia="Cambria" w:hAnsi="Cambria"/>
+                <w:sz w:val="20"/>
+                <w:szCs w:val="20"/>
+              </w:rPr>
+              <w:t xml:space="preserve">Pregunta: "¿Usted tenía llave de la cerradura nueva?" → Sonia: "No, desde que la cambió la semana pasada </w:t>
+            </w:r>
+            <w:r>
+              <w:rPr>
+                <w:rFonts w:ascii="Cambria" w:cs="Cambria" w:eastAsia="Cambria" w:hAnsi="Cambria"/>
+                <w:b w:val="false"/>
+                <w:bCs w:val="false"/>
+                <w:color w:val="000000"/>
+                <w:sz w:val="20"/>
+                <w:szCs w:val="20"/>
+                <w:shd w:fill="FFF1C2" w:color="auto" w:val="clear"/>
+              </w:rPr>
+              <w:t xml:space="preserve">Marta solo hizo dos llaves, una para ella y otra para Julián</w:t>
+            </w:r>
+            <w:r>
+              <w:rPr>
+                <w:rFonts w:ascii="Calibri" w:cs="Calibri" w:eastAsia="Calibri" w:hAnsi="Calibri"/>
+                <w:b/>
+                <w:bCs/>
+                <w:color w:val="1F3864"/>
+                <w:sz w:val="15"/>
+                <w:szCs w:val="15"/>
+              </w:rPr>
+              <w:t xml:space="preserve"> [C]</w:t>
+            </w:r>
+            <w:r>
+              <w:rPr>
+                <w:rFonts w:ascii="Cambria" w:cs="Cambria" w:eastAsia="Cambria" w:hAnsi="Cambria"/>
+                <w:sz w:val="20"/>
+                <w:szCs w:val="20"/>
+              </w:rPr>
+              <w:t xml:space="preserve">. Yo tocaba el timbre."</w:t>
+            </w:r>
+          </w:p>
+        </w:tc>
+      </w:tr>
+    </w:tbl>
+    <w:p/>
+    <w:tbl>
+      <w:tblPr>
+        <w:tblW w:type="dxa" w:w="9638"/>
+        <w:tblBorders>
+          <w:top w:val="single" w:color="auto" w:sz="4"/>
+          <w:left w:val="single" w:color="auto" w:sz="4"/>
+          <w:bottom w:val="single" w:color="auto" w:sz="4"/>
+          <w:right w:val="single" w:color="auto" w:sz="4"/>
+          <w:insideH w:val="single" w:color="auto" w:sz="4"/>
+          <w:insideV w:val="single" w:color="auto" w:sz="4"/>
+        </w:tblBorders>
+      </w:tblPr>
+      <w:tblGrid>
+        <w:gridCol w:w="9638"/>
+      </w:tblGrid>
+      <w:tr>
+        <w:tc>
+          <w:tcPr>
+            <w:tcW w:type="dxa" w:w="9638"/>
+            <w:tcBorders>
+              <w:top w:val="none" w:color="FFFFFF" w:sz="0"/>
+              <w:left w:val="single" w:color="8EA9C1" w:sz="18"/>
+              <w:bottom w:val="none" w:color="FFFFFF" w:sz="0"/>
+              <w:right w:val="none" w:color="FFFFFF" w:sz="0"/>
+            </w:tcBorders>
+            <w:shd w:fill="F5F7FA" w:color="auto" w:val="clear"/>
+            <w:tcMar>
+              <w:top w:type="dxa" w:w="120"/>
+              <w:left w:type="dxa" w:w="220"/>
+              <w:bottom w:type="dxa" w:w="60"/>
+              <w:right w:type="dxa" w:w="160"/>
+            </w:tcMar>
+          </w:tcPr>
+          <w:p>
+            <w:pPr>
+              <w:spacing w:after="90" w:line="264"/>
+            </w:pPr>
+            <w:r>
+              <w:rPr>
+                <w:rFonts w:ascii="Cambria" w:cs="Cambria" w:eastAsia="Cambria" w:hAnsi="Cambria"/>
+                <w:b/>
+                <w:bCs/>
+                <w:sz w:val="20"/>
+                <w:szCs w:val="20"/>
+              </w:rPr>
+              <w:t xml:space="preserve">Contacto: Carlos Ruiz (vecino) — Interrogatorio:</w:t>
+            </w:r>
+          </w:p>
+          <w:p>
+            <w:pPr>
+              <w:spacing w:after="90" w:line="264"/>
+            </w:pPr>
+            <w:r>
+              <w:rPr>
+                <w:rFonts w:ascii="Cambria" w:cs="Cambria" w:eastAsia="Cambria" w:hAnsi="Cambria"/>
+                <w:sz w:val="20"/>
+                <w:szCs w:val="20"/>
+              </w:rPr>
+              <w:t xml:space="preserve">Pregunta: "¿Escuchó algo raro en la casa de Marta el jueves a la tarde?" → Ruiz: "Tipo siete y cuarto </w:t>
+            </w:r>
+            <w:r>
+              <w:rPr>
+                <w:rFonts w:ascii="Cambria" w:cs="Cambria" w:eastAsia="Cambria" w:hAnsi="Cambria"/>
+                <w:b w:val="false"/>
+                <w:bCs w:val="false"/>
+                <w:color w:val="000000"/>
+                <w:sz w:val="20"/>
+                <w:szCs w:val="20"/>
+                <w:shd w:fill="FFF1C2" w:color="auto" w:val="clear"/>
+              </w:rPr>
+              <w:t xml:space="preserve">escuché gritos de un hombre joven y un golpe seco</w:t>
+            </w:r>
+            <w:r>
+              <w:rPr>
+                <w:rFonts w:ascii="Calibri" w:cs="Calibri" w:eastAsia="Calibri" w:hAnsi="Calibri"/>
+                <w:b/>
+                <w:bCs/>
+                <w:color w:val="1F3864"/>
+                <w:sz w:val="15"/>
+                <w:szCs w:val="15"/>
+              </w:rPr>
+              <w:t xml:space="preserve"> [C]</w:t>
+            </w:r>
+            <w:r>
+              <w:rPr>
+                <w:rFonts w:ascii="Cambria" w:cs="Cambria" w:eastAsia="Cambria" w:hAnsi="Cambria"/>
+                <w:sz w:val="20"/>
+                <w:szCs w:val="20"/>
+              </w:rPr>
+              <w:t xml:space="preserve">, y al rato cerraron la puerta de calle de un portazo."</w:t>
+            </w:r>
+          </w:p>
+          <w:p>
+            <w:pPr>
+              <w:spacing w:after="90" w:line="264"/>
+            </w:pPr>
+            <w:r>
+              <w:rPr>
+                <w:rFonts w:ascii="Cambria" w:cs="Cambria" w:eastAsia="Cambria" w:hAnsi="Cambria"/>
+                <w:sz w:val="20"/>
+                <w:szCs w:val="20"/>
+              </w:rPr>
+              <w:t xml:space="preserve">Pregunta: "¿Es cierto que usted amenazó a Marta por el gato?" → Ruiz: "</w:t>
+            </w:r>
+            <w:r>
+              <w:rPr>
+                <w:rFonts w:ascii="Cambria" w:cs="Cambria" w:eastAsia="Cambria" w:hAnsi="Cambria"/>
+                <w:b w:val="false"/>
+                <w:bCs w:val="false"/>
+                <w:color w:val="000000"/>
+                <w:sz w:val="20"/>
+                <w:szCs w:val="20"/>
+                <w:shd w:fill="F6D3D3" w:color="auto" w:val="clear"/>
+              </w:rPr>
+              <w:t xml:space="preserve">Le dije que iba a llamar a zoonosis porque me escarbaba las macetas</w:t>
+            </w:r>
+            <w:r>
+              <w:rPr>
+                <w:rFonts w:ascii="Calibri" w:cs="Calibri" w:eastAsia="Calibri" w:hAnsi="Calibri"/>
+                <w:b/>
+                <w:bCs/>
+                <w:color w:val="1F3864"/>
+                <w:sz w:val="15"/>
+                <w:szCs w:val="15"/>
+              </w:rPr>
+              <w:t xml:space="preserve"> [T]</w:t>
+            </w:r>
+            <w:r>
+              <w:rPr>
+                <w:rFonts w:ascii="Cambria" w:cs="Cambria" w:eastAsia="Cambria" w:hAnsi="Cambria"/>
+                <w:sz w:val="20"/>
+                <w:szCs w:val="20"/>
+              </w:rPr>
+              <w:t xml:space="preserve">, pero de ahí a tocarle un pelo a la señora hay un abismo."</w:t>
+            </w:r>
+          </w:p>
+        </w:tc>
+      </w:tr>
+    </w:tbl>
+    <w:p/>
+    <w:p>
+      <w:pPr>
         <w:pStyle w:val="Heading2"/>
         <w:keepNext/>
       </w:pPr>
       <w:r>
-        <w:t xml:space="preserve">5.6 Acusación y finales</w:t>
+        <w:t xml:space="preserve">5.6 Fichero de sospechosos en el Juicio y finales</w:t>
       </w:r>
     </w:p>
     <w:tbl>
@@ -10102,7 +10820,7 @@
                 <w:sz w:val="19"/>
                 <w:szCs w:val="19"/>
               </w:rPr>
-              <w:t xml:space="preserve">Correcta</w:t>
+              <w:t xml:space="preserve">Fichero de Julián Ibáñez (culpable)</w:t>
             </w:r>
           </w:p>
         </w:tc>
@@ -10125,25 +10843,67 @@
           </w:tcPr>
           <w:p>
             <w:pPr>
-              <w:spacing w:after="0" w:line="252"/>
-            </w:pPr>
-            <w:r>
-              <w:rPr>
-                <w:rFonts w:ascii="Calibri" w:cs="Calibri" w:eastAsia="Calibri" w:hAnsi="Calibri"/>
-                <w:b/>
-                <w:bCs/>
-                <w:sz w:val="19"/>
-                <w:szCs w:val="19"/>
-              </w:rPr>
-              <w:t xml:space="preserve">Julián</w:t>
-            </w:r>
-            <w:r>
-              <w:rPr>
-                <w:rFonts w:ascii="Calibri" w:cs="Calibri" w:eastAsia="Calibri" w:hAnsi="Calibri"/>
-                <w:sz w:val="19"/>
-                <w:szCs w:val="19"/>
-              </w:rPr>
-              <w:t xml:space="preserve"> + la llave caída al pie de la escalera</w:t>
+              <w:spacing w:after="60" w:line="252"/>
+            </w:pPr>
+            <w:r>
+              <w:rPr>
+                <w:rFonts w:ascii="Calibri" w:cs="Calibri" w:eastAsia="Calibri" w:hAnsi="Calibri"/>
+                <w:sz w:val="19"/>
+                <w:szCs w:val="19"/>
+              </w:rPr>
+              <w:t xml:space="preserve">• Llave con etiqueta PUERTA NUEVA y llavero rojo y blanco al pie de la escalera [D].</w:t>
+            </w:r>
+          </w:p>
+          <w:p>
+            <w:pPr>
+              <w:spacing w:after="60" w:line="252"/>
+            </w:pPr>
+            <w:r>
+              <w:rPr>
+                <w:rFonts w:ascii="Calibri" w:cs="Calibri" w:eastAsia="Calibri" w:hAnsi="Calibri"/>
+                <w:sz w:val="19"/>
+                <w:szCs w:val="19"/>
+              </w:rPr>
+              <w:t xml:space="preserve">• Solo existían dos llaves y la de Marta sigue colgada en el gancho de la entrada [C].</w:t>
+            </w:r>
+          </w:p>
+          <w:p>
+            <w:pPr>
+              <w:spacing w:after="60" w:line="252"/>
+            </w:pPr>
+            <w:r>
+              <w:rPr>
+                <w:rFonts w:ascii="Calibri" w:cs="Calibri" w:eastAsia="Calibri" w:hAnsi="Calibri"/>
+                <w:sz w:val="19"/>
+                <w:szCs w:val="19"/>
+              </w:rPr>
+              <w:t xml:space="preserve">• Foto del llavero rojo y blanco en su perfil de Barrio [C].</w:t>
+            </w:r>
+          </w:p>
+          <w:p>
+            <w:pPr>
+              <w:spacing w:after="60" w:line="252"/>
+            </w:pPr>
+            <w:r>
+              <w:rPr>
+                <w:rFonts w:ascii="Calibri" w:cs="Calibri" w:eastAsia="Calibri" w:hAnsi="Calibri"/>
+                <w:sz w:val="19"/>
+                <w:szCs w:val="19"/>
+              </w:rPr>
+              <w:t xml:space="preserve">• Turno en escribanía rechazado por Marta y cita el jueves 18 a las 19 hs en calendario y chat [C].</w:t>
+            </w:r>
+          </w:p>
+          <w:p>
+            <w:pPr>
+              <w:spacing w:after="0" w:line="252"/>
+            </w:pPr>
+            <w:r>
+              <w:rPr>
+                <w:rFonts w:ascii="Calibri" w:cs="Calibri" w:eastAsia="Calibri" w:hAnsi="Calibri"/>
+                <w:sz w:val="19"/>
+                <w:szCs w:val="19"/>
+              </w:rPr>
+              <w:t xml:space="preserve">• Mentira en el interrogatorio de WhatsApp: afirma que no entró y que todavía tiene su llave en el auto [C].</w:t>
             </w:r>
           </w:p>
         </w:tc>
@@ -10182,7 +10942,7 @@
                 <w:sz w:val="19"/>
                 <w:szCs w:val="19"/>
               </w:rPr>
-              <w:t xml:space="preserve">Por qué funciona</w:t>
+              <w:t xml:space="preserve">Ficheros de Sonia y Ruiz (descarte)</w:t>
             </w:r>
           </w:p>
         </w:tc>
@@ -10205,15 +10965,28 @@
           </w:tcPr>
           <w:p>
             <w:pPr>
-              <w:spacing w:after="0" w:line="252"/>
-            </w:pPr>
-            <w:r>
-              <w:rPr>
-                <w:rFonts w:ascii="Calibri" w:cs="Calibri" w:eastAsia="Calibri" w:hAnsi="Calibri"/>
-                <w:sz w:val="19"/>
-                <w:szCs w:val="19"/>
-              </w:rPr>
-              <w:t xml:space="preserve">Solo había dos llaves (foro). La de Marta sigue en el gancho (cámara). La otra tiene el llavero que Julián mostró en su perfil (red social).</w:t>
+              <w:spacing w:after="60" w:line="252"/>
+            </w:pPr>
+            <w:r>
+              <w:rPr>
+                <w:rFonts w:ascii="Calibri" w:cs="Calibri" w:eastAsia="Calibri" w:hAnsi="Calibri"/>
+                <w:sz w:val="19"/>
+                <w:szCs w:val="19"/>
+              </w:rPr>
+              <w:t xml:space="preserve">• Sonia: tenía franco el jueves 18 (mail y WhatsApp) y no tenía llave de la cerradura nueva [C].</w:t>
+            </w:r>
+          </w:p>
+          <w:p>
+            <w:pPr>
+              <w:spacing w:after="0" w:line="252"/>
+            </w:pPr>
+            <w:r>
+              <w:rPr>
+                <w:rFonts w:ascii="Calibri" w:cs="Calibri" w:eastAsia="Calibri" w:hAnsi="Calibri"/>
+                <w:sz w:val="19"/>
+                <w:szCs w:val="19"/>
+              </w:rPr>
+              <w:t xml:space="preserve">• Ruiz: la ventana que da a su patio estaba cerrada con traba desde adentro y su pelea era solo por las macetas [C].</w:t>
             </w:r>
           </w:p>
         </w:tc>
@@ -10252,7 +11025,7 @@
                 <w:sz w:val="19"/>
                 <w:szCs w:val="19"/>
               </w:rPr>
-              <w:t xml:space="preserve">Final bueno</w:t>
+              <w:t xml:space="preserve">Acusación correcta en el Juicio</w:t>
             </w:r>
           </w:p>
         </w:tc>
@@ -10283,7 +11056,7 @@
                 <w:sz w:val="19"/>
                 <w:szCs w:val="19"/>
               </w:rPr>
-              <w:t xml:space="preserve">Julián es detenido. Nelly se queda con Pancho.</w:t>
+              <w:t xml:space="preserve">Marcar a Julián Ibáñez como asesino y seleccionar en su fichero la llave caída al pie de la escalera [D] junto con las pistas de la cerradura nueva y su contradicción en WhatsApp.</w:t>
             </w:r>
           </w:p>
         </w:tc>
@@ -10322,7 +11095,7 @@
                 <w:sz w:val="19"/>
                 <w:szCs w:val="19"/>
               </w:rPr>
-              <w:t xml:space="preserve">Acusa a Ruiz</w:t>
+              <w:t xml:space="preserve">Por qué funciona</w:t>
             </w:r>
           </w:p>
         </w:tc>
@@ -10353,7 +11126,7 @@
                 <w:sz w:val="19"/>
                 <w:szCs w:val="19"/>
               </w:rPr>
-              <w:t xml:space="preserve">Final malo: Ruiz es investigado y Julián vende la casa.</w:t>
+              <w:t xml:space="preserve">Solo había dos llaves (foro y WhatsApp de Sonia). La de Marta sigue en el gancho (cámara). La que está al pie de la escalera tiene el llavero que Julián mostró en Barrio, desmintiendo su coartada de que nunca entró.</w:t>
             </w:r>
           </w:p>
         </w:tc>
@@ -10392,6 +11165,146 @@
                 <w:sz w:val="19"/>
                 <w:szCs w:val="19"/>
               </w:rPr>
+              <w:t xml:space="preserve">Final bueno</w:t>
+            </w:r>
+          </w:p>
+        </w:tc>
+        <w:tc>
+          <w:tcPr>
+            <w:tcW w:type="dxa" w:w="7038"/>
+            <w:tcBorders>
+              <w:top w:val="single" w:color="BFBFBF" w:sz="4"/>
+              <w:left w:val="single" w:color="BFBFBF" w:sz="4"/>
+              <w:bottom w:val="single" w:color="BFBFBF" w:sz="4"/>
+              <w:right w:val="single" w:color="BFBFBF" w:sz="4"/>
+            </w:tcBorders>
+            <w:shd w:fill="FFFFFF" w:color="auto" w:val="clear"/>
+            <w:tcMar>
+              <w:top w:type="dxa" w:w="70"/>
+              <w:left w:type="dxa" w:w="110"/>
+              <w:bottom w:type="dxa" w:w="70"/>
+              <w:right w:type="dxa" w:w="110"/>
+            </w:tcMar>
+          </w:tcPr>
+          <w:p>
+            <w:pPr>
+              <w:spacing w:after="0" w:line="252"/>
+            </w:pPr>
+            <w:r>
+              <w:rPr>
+                <w:rFonts w:ascii="Calibri" w:cs="Calibri" w:eastAsia="Calibri" w:hAnsi="Calibri"/>
+                <w:sz w:val="19"/>
+                <w:szCs w:val="19"/>
+              </w:rPr>
+              <w:t xml:space="preserve">Julián es detenido tras comprobarse que la llave era la suya y que intentó forzar la firma del poder. Nelly se queda con Pancho.</w:t>
+            </w:r>
+          </w:p>
+        </w:tc>
+      </w:tr>
+      <w:tr>
+        <w:trPr>
+          <w:cantSplit/>
+          <w:tblHeader w:val="false"/>
+        </w:trPr>
+        <w:tc>
+          <w:tcPr>
+            <w:tcW w:type="dxa" w:w="2600"/>
+            <w:tcBorders>
+              <w:top w:val="single" w:color="BFBFBF" w:sz="4"/>
+              <w:left w:val="single" w:color="BFBFBF" w:sz="4"/>
+              <w:bottom w:val="single" w:color="BFBFBF" w:sz="4"/>
+              <w:right w:val="single" w:color="BFBFBF" w:sz="4"/>
+            </w:tcBorders>
+            <w:shd w:fill="EEF2F7" w:color="auto" w:val="clear"/>
+            <w:tcMar>
+              <w:top w:type="dxa" w:w="70"/>
+              <w:left w:type="dxa" w:w="110"/>
+              <w:bottom w:type="dxa" w:w="70"/>
+              <w:right w:type="dxa" w:w="110"/>
+            </w:tcMar>
+          </w:tcPr>
+          <w:p>
+            <w:pPr>
+              <w:spacing w:after="0" w:line="252"/>
+            </w:pPr>
+            <w:r>
+              <w:rPr>
+                <w:rFonts w:ascii="Calibri" w:cs="Calibri" w:eastAsia="Calibri" w:hAnsi="Calibri"/>
+                <w:b/>
+                <w:bCs/>
+                <w:sz w:val="19"/>
+                <w:szCs w:val="19"/>
+              </w:rPr>
+              <w:t xml:space="preserve">Acusa a Ruiz o presenta pistas erróneas</w:t>
+            </w:r>
+          </w:p>
+        </w:tc>
+        <w:tc>
+          <w:tcPr>
+            <w:tcW w:type="dxa" w:w="7038"/>
+            <w:tcBorders>
+              <w:top w:val="single" w:color="BFBFBF" w:sz="4"/>
+              <w:left w:val="single" w:color="BFBFBF" w:sz="4"/>
+              <w:bottom w:val="single" w:color="BFBFBF" w:sz="4"/>
+              <w:right w:val="single" w:color="BFBFBF" w:sz="4"/>
+            </w:tcBorders>
+            <w:shd w:fill="FFFFFF" w:color="auto" w:val="clear"/>
+            <w:tcMar>
+              <w:top w:type="dxa" w:w="70"/>
+              <w:left w:type="dxa" w:w="110"/>
+              <w:bottom w:type="dxa" w:w="70"/>
+              <w:right w:type="dxa" w:w="110"/>
+            </w:tcMar>
+          </w:tcPr>
+          <w:p>
+            <w:pPr>
+              <w:spacing w:after="0" w:line="252"/>
+            </w:pPr>
+            <w:r>
+              <w:rPr>
+                <w:rFonts w:ascii="Calibri" w:cs="Calibri" w:eastAsia="Calibri" w:hAnsi="Calibri"/>
+                <w:sz w:val="19"/>
+                <w:szCs w:val="19"/>
+              </w:rPr>
+              <w:t xml:space="preserve">Final malo: Ruiz es investigado sin pruebas suficientes y Julián termina vendiendo la casa de Marta.</w:t>
+            </w:r>
+          </w:p>
+        </w:tc>
+      </w:tr>
+      <w:tr>
+        <w:trPr>
+          <w:cantSplit/>
+          <w:tblHeader w:val="false"/>
+        </w:trPr>
+        <w:tc>
+          <w:tcPr>
+            <w:tcW w:type="dxa" w:w="2600"/>
+            <w:tcBorders>
+              <w:top w:val="single" w:color="BFBFBF" w:sz="4"/>
+              <w:left w:val="single" w:color="BFBFBF" w:sz="4"/>
+              <w:bottom w:val="single" w:color="BFBFBF" w:sz="4"/>
+              <w:right w:val="single" w:color="BFBFBF" w:sz="4"/>
+            </w:tcBorders>
+            <w:shd w:fill="EEF2F7" w:color="auto" w:val="clear"/>
+            <w:tcMar>
+              <w:top w:type="dxa" w:w="70"/>
+              <w:left w:type="dxa" w:w="110"/>
+              <w:bottom w:type="dxa" w:w="70"/>
+              <w:right w:type="dxa" w:w="110"/>
+            </w:tcMar>
+          </w:tcPr>
+          <w:p>
+            <w:pPr>
+              <w:spacing w:after="0" w:line="252"/>
+            </w:pPr>
+            <w:r>
+              <w:rPr>
+                <w:rFonts w:ascii="Calibri" w:cs="Calibri" w:eastAsia="Calibri" w:hAnsi="Calibri"/>
+                <w:b/>
+                <w:bCs/>
+                <w:sz w:val="19"/>
+                <w:szCs w:val="19"/>
+              </w:rPr>
               <w:t xml:space="preserve">Acusa a Sonia</w:t>
             </w:r>
           </w:p>
@@ -10423,7 +11336,7 @@
                 <w:sz w:val="19"/>
                 <w:szCs w:val="19"/>
               </w:rPr>
-              <w:t xml:space="preserve">Final malo: Sonia pierde el trabajo y Julián vende la casa.</w:t>
+              <w:t xml:space="preserve">Final malo: Sonia pierde su trabajo e imputan a una inocente mientras Julián vende la casa.</w:t>
             </w:r>
           </w:p>
         </w:tc>
@@ -11534,6 +12447,19 @@
           <w:szCs w:val="21"/>
         </w:rPr>
         <w:t xml:space="preserve"> E0 Presentación → E1 Guion → E2 Chusmeo → E3 Colecta → E4 FrostCloud (login) → E5 FrostCloud por dentro → E6 Cámara en vivo → E7 Correo (login) → Acusación</w:t>
+      </w:r>
+    </w:p>
+    <w:p>
+      <w:pPr>
+        <w:spacing w:after="120" w:line="276"/>
+      </w:pPr>
+      <w:r>
+        <w:rPr>
+          <w:rFonts w:ascii="Calibri" w:cs="Calibri" w:eastAsia="Calibri" w:hAnsi="Calibri"/>
+          <w:sz w:val="21"/>
+          <w:szCs w:val="21"/>
+        </w:rPr>
+        <w:t xml:space="preserve">En la PC de streaming de Tomás están sus archivos del escritorio, el Navegador (con acceso a Chusmeo, la colecta Encontremos a Tomi y FrostCloud), la app de la cámara del cuarto, el Correo y su sesión de WhatsApp Web abierta. Al terminar de armar el Fichero de cada involucrado, el jugador toca Apagar › Desconectar para ir al Juicio.</w:t>
       </w:r>
     </w:p>
     <w:p>
@@ -17317,11 +18243,409 @@
     </w:p>
     <w:p>
       <w:pPr>
+        <w:pStyle w:val="Heading3"/>
+        <w:keepNext/>
+      </w:pPr>
+      <w:r>
+        <w:t xml:space="preserve">E8 · WhatsApp Web de Tomás — Historial e interrogatorio</w:t>
+      </w:r>
+    </w:p>
+    <w:p>
+      <w:pPr>
+        <w:spacing w:after="120" w:line="276"/>
+      </w:pPr>
+      <w:r>
+        <w:rPr>
+          <w:rFonts w:ascii="Calibri" w:cs="Calibri" w:eastAsia="Calibri" w:hAnsi="Calibri"/>
+          <w:sz w:val="21"/>
+          <w:szCs w:val="21"/>
+        </w:rPr>
+        <w:t xml:space="preserve">Límite de subrayado: 3 por contacto · Permite interrogar a Lucas, KaiserX y Camila desde la computadora y sumar sus contradicciones al Fichero.</w:t>
+      </w:r>
+    </w:p>
+    <w:tbl>
+      <w:tblPr>
+        <w:tblW w:type="dxa" w:w="9638"/>
+        <w:tblBorders>
+          <w:top w:val="single" w:color="auto" w:sz="4"/>
+          <w:left w:val="single" w:color="auto" w:sz="4"/>
+          <w:bottom w:val="single" w:color="auto" w:sz="4"/>
+          <w:right w:val="single" w:color="auto" w:sz="4"/>
+          <w:insideH w:val="single" w:color="auto" w:sz="4"/>
+          <w:insideV w:val="single" w:color="auto" w:sz="4"/>
+        </w:tblBorders>
+      </w:tblPr>
+      <w:tblGrid>
+        <w:gridCol w:w="9638"/>
+      </w:tblGrid>
+      <w:tr>
+        <w:tc>
+          <w:tcPr>
+            <w:tcW w:type="dxa" w:w="9638"/>
+            <w:tcBorders>
+              <w:top w:val="none" w:color="FFFFFF" w:sz="0"/>
+              <w:left w:val="single" w:color="8EA9C1" w:sz="18"/>
+              <w:bottom w:val="none" w:color="FFFFFF" w:sz="0"/>
+              <w:right w:val="none" w:color="FFFFFF" w:sz="0"/>
+            </w:tcBorders>
+            <w:shd w:fill="F5F7FA" w:color="auto" w:val="clear"/>
+            <w:tcMar>
+              <w:top w:type="dxa" w:w="120"/>
+              <w:left w:type="dxa" w:w="220"/>
+              <w:bottom w:type="dxa" w:w="60"/>
+              <w:right w:type="dxa" w:w="160"/>
+            </w:tcMar>
+          </w:tcPr>
+          <w:p>
+            <w:pPr>
+              <w:spacing w:after="90" w:line="264"/>
+            </w:pPr>
+            <w:r>
+              <w:rPr>
+                <w:rFonts w:ascii="Cambria" w:cs="Cambria" w:eastAsia="Cambria" w:hAnsi="Cambria"/>
+                <w:b/>
+                <w:bCs/>
+                <w:sz w:val="20"/>
+                <w:szCs w:val="20"/>
+              </w:rPr>
+              <w:t xml:space="preserve">Contacto: Lucas Ferreyra (editor) — Interrogatorio:</w:t>
+            </w:r>
+          </w:p>
+          <w:p>
+            <w:pPr>
+              <w:spacing w:after="90" w:line="264"/>
+            </w:pPr>
+            <w:r>
+              <w:rPr>
+                <w:rFonts w:ascii="Cambria" w:cs="Cambria" w:eastAsia="Cambria" w:hAnsi="Cambria"/>
+                <w:sz w:val="20"/>
+                <w:szCs w:val="20"/>
+              </w:rPr>
+              <w:t xml:space="preserve">Pregunta: "¿Cuándo fue la última vez que habló con Tomás?" → Lucas: "El lunes antes del stream de los 100K. </w:t>
+            </w:r>
+            <w:r>
+              <w:rPr>
+                <w:rFonts w:ascii="Cambria" w:cs="Cambria" w:eastAsia="Cambria" w:hAnsi="Cambria"/>
+                <w:b w:val="false"/>
+                <w:bCs w:val="false"/>
+                <w:color w:val="000000"/>
+                <w:sz w:val="20"/>
+                <w:szCs w:val="20"/>
+                <w:shd w:fill="FFF1C2" w:color="auto" w:val="clear"/>
+              </w:rPr>
+              <w:t xml:space="preserve">Después de que apagó el directo no supe nada más de él</w:t>
+            </w:r>
+            <w:r>
+              <w:rPr>
+                <w:rFonts w:ascii="Calibri" w:cs="Calibri" w:eastAsia="Calibri" w:hAnsi="Calibri"/>
+                <w:b/>
+                <w:bCs/>
+                <w:color w:val="1F3864"/>
+                <w:sz w:val="15"/>
+                <w:szCs w:val="15"/>
+              </w:rPr>
+              <w:t xml:space="preserve"> [C]</w:t>
+            </w:r>
+            <w:r>
+              <w:rPr>
+                <w:rFonts w:ascii="Cambria" w:cs="Cambria" w:eastAsia="Cambria" w:hAnsi="Cambria"/>
+                <w:sz w:val="20"/>
+                <w:szCs w:val="20"/>
+              </w:rPr>
+              <w:t xml:space="preserve">." (Contradice el chat exportado en FrostCloud y el mail con la reserva reenviada).</w:t>
+            </w:r>
+          </w:p>
+          <w:p>
+            <w:pPr>
+              <w:spacing w:after="90" w:line="264"/>
+            </w:pPr>
+            <w:r>
+              <w:rPr>
+                <w:rFonts w:ascii="Cambria" w:cs="Cambria" w:eastAsia="Cambria" w:hAnsi="Cambria"/>
+                <w:sz w:val="20"/>
+                <w:szCs w:val="20"/>
+              </w:rPr>
+              <w:t xml:space="preserve">Pregunta: "¿Por qué la plata de la colecta Encontremos a Tomi va a su cuenta personal?" → Lucas: "Porque la familia estaba muy mal para ocuparse de los bancos y </w:t>
+            </w:r>
+            <w:r>
+              <w:rPr>
+                <w:rFonts w:ascii="Cambria" w:cs="Cambria" w:eastAsia="Cambria" w:hAnsi="Cambria"/>
+                <w:b w:val="false"/>
+                <w:bCs w:val="false"/>
+                <w:color w:val="000000"/>
+                <w:sz w:val="20"/>
+                <w:szCs w:val="20"/>
+                <w:shd w:fill="FFF1C2" w:color="auto" w:val="clear"/>
+              </w:rPr>
+              <w:t xml:space="preserve">puse mi cuenta para pagar abogados y búsquedas</w:t>
+            </w:r>
+            <w:r>
+              <w:rPr>
+                <w:rFonts w:ascii="Calibri" w:cs="Calibri" w:eastAsia="Calibri" w:hAnsi="Calibri"/>
+                <w:b/>
+                <w:bCs/>
+                <w:color w:val="1F3864"/>
+                <w:sz w:val="15"/>
+                <w:szCs w:val="15"/>
+              </w:rPr>
+              <w:t xml:space="preserve"> [C]</w:t>
+            </w:r>
+            <w:r>
+              <w:rPr>
+                <w:rFonts w:ascii="Cambria" w:cs="Cambria" w:eastAsia="Cambria" w:hAnsi="Cambria"/>
+                <w:sz w:val="20"/>
+                <w:szCs w:val="20"/>
+              </w:rPr>
+              <w:t xml:space="preserve">."</w:t>
+            </w:r>
+          </w:p>
+          <w:p>
+            <w:pPr>
+              <w:spacing w:after="90" w:line="264"/>
+            </w:pPr>
+            <w:r>
+              <w:rPr>
+                <w:rFonts w:ascii="Cambria" w:cs="Cambria" w:eastAsia="Cambria" w:hAnsi="Cambria"/>
+                <w:sz w:val="20"/>
+                <w:szCs w:val="20"/>
+              </w:rPr>
+              <w:t xml:space="preserve">Pregunta: "¿Sabía que VoltEnergy iba a demandar a Tomás por tres millones?" → Lucas: "</w:t>
+            </w:r>
+            <w:r>
+              <w:rPr>
+                <w:rFonts w:ascii="Cambria" w:cs="Cambria" w:eastAsia="Cambria" w:hAnsi="Cambria"/>
+                <w:b w:val="false"/>
+                <w:bCs w:val="false"/>
+                <w:color w:val="000000"/>
+                <w:sz w:val="20"/>
+                <w:szCs w:val="20"/>
+                <w:shd w:fill="FFF1C2" w:color="auto" w:val="clear"/>
+              </w:rPr>
+              <w:t xml:space="preserve">No tenía idea de que tuviera deudas con el sponsor</w:t>
+            </w:r>
+            <w:r>
+              <w:rPr>
+                <w:rFonts w:ascii="Calibri" w:cs="Calibri" w:eastAsia="Calibri" w:hAnsi="Calibri"/>
+                <w:b/>
+                <w:bCs/>
+                <w:color w:val="1F3864"/>
+                <w:sz w:val="15"/>
+                <w:szCs w:val="15"/>
+              </w:rPr>
+              <w:t xml:space="preserve"> [C]</w:t>
+            </w:r>
+            <w:r>
+              <w:rPr>
+                <w:rFonts w:ascii="Cambria" w:cs="Cambria" w:eastAsia="Cambria" w:hAnsi="Cambria"/>
+                <w:sz w:val="20"/>
+                <w:szCs w:val="20"/>
+              </w:rPr>
+              <w:t xml:space="preserve">, de los contratos se encargaba él solo."</w:t>
+            </w:r>
+          </w:p>
+        </w:tc>
+      </w:tr>
+    </w:tbl>
+    <w:p/>
+    <w:tbl>
+      <w:tblPr>
+        <w:tblW w:type="dxa" w:w="9638"/>
+        <w:tblBorders>
+          <w:top w:val="single" w:color="auto" w:sz="4"/>
+          <w:left w:val="single" w:color="auto" w:sz="4"/>
+          <w:bottom w:val="single" w:color="auto" w:sz="4"/>
+          <w:right w:val="single" w:color="auto" w:sz="4"/>
+          <w:insideH w:val="single" w:color="auto" w:sz="4"/>
+          <w:insideV w:val="single" w:color="auto" w:sz="4"/>
+        </w:tblBorders>
+      </w:tblPr>
+      <w:tblGrid>
+        <w:gridCol w:w="9638"/>
+      </w:tblGrid>
+      <w:tr>
+        <w:tc>
+          <w:tcPr>
+            <w:tcW w:type="dxa" w:w="9638"/>
+            <w:tcBorders>
+              <w:top w:val="none" w:color="FFFFFF" w:sz="0"/>
+              <w:left w:val="single" w:color="8EA9C1" w:sz="18"/>
+              <w:bottom w:val="none" w:color="FFFFFF" w:sz="0"/>
+              <w:right w:val="none" w:color="FFFFFF" w:sz="0"/>
+            </w:tcBorders>
+            <w:shd w:fill="F5F7FA" w:color="auto" w:val="clear"/>
+            <w:tcMar>
+              <w:top w:type="dxa" w:w="120"/>
+              <w:left w:type="dxa" w:w="220"/>
+              <w:bottom w:type="dxa" w:w="60"/>
+              <w:right w:type="dxa" w:w="160"/>
+            </w:tcMar>
+          </w:tcPr>
+          <w:p>
+            <w:pPr>
+              <w:spacing w:after="90" w:line="264"/>
+            </w:pPr>
+            <w:r>
+              <w:rPr>
+                <w:rFonts w:ascii="Cambria" w:cs="Cambria" w:eastAsia="Cambria" w:hAnsi="Cambria"/>
+                <w:b/>
+                <w:bCs/>
+                <w:sz w:val="20"/>
+                <w:szCs w:val="20"/>
+              </w:rPr>
+              <w:t xml:space="preserve">Contacto: KaiserX (streamer rival) — Interrogatorio:</w:t>
+            </w:r>
+          </w:p>
+          <w:p>
+            <w:pPr>
+              <w:spacing w:after="90" w:line="264"/>
+            </w:pPr>
+            <w:r>
+              <w:rPr>
+                <w:rFonts w:ascii="Cambria" w:cs="Cambria" w:eastAsia="Cambria" w:hAnsi="Cambria"/>
+                <w:sz w:val="20"/>
+                <w:szCs w:val="20"/>
+              </w:rPr>
+              <w:t xml:space="preserve">Pregunta: "¿Qué tenía que ver con la amenaza que le dejó a Tomi_Frost el lunes?" → KaiserX: "Era bardeo para clips, nos tiramos hate hace un año para levantar vistas. </w:t>
+            </w:r>
+            <w:r>
+              <w:rPr>
+                <w:rFonts w:ascii="Cambria" w:cs="Cambria" w:eastAsia="Cambria" w:hAnsi="Cambria"/>
+                <w:b w:val="false"/>
+                <w:bCs w:val="false"/>
+                <w:color w:val="000000"/>
+                <w:sz w:val="20"/>
+                <w:szCs w:val="20"/>
+                <w:shd w:fill="FFF1C2" w:color="auto" w:val="clear"/>
+              </w:rPr>
+              <w:t xml:space="preserve">El martes a la madrugada estuve en vivo desde las 23 hasta las 4 de la mañana ante ocho mil personas</w:t>
+            </w:r>
+            <w:r>
+              <w:rPr>
+                <w:rFonts w:ascii="Calibri" w:cs="Calibri" w:eastAsia="Calibri" w:hAnsi="Calibri"/>
+                <w:b/>
+                <w:bCs/>
+                <w:color w:val="1F3864"/>
+                <w:sz w:val="15"/>
+                <w:szCs w:val="15"/>
+              </w:rPr>
+              <w:t xml:space="preserve"> [C]</w:t>
+            </w:r>
+            <w:r>
+              <w:rPr>
+                <w:rFonts w:ascii="Cambria" w:cs="Cambria" w:eastAsia="Cambria" w:hAnsi="Cambria"/>
+                <w:sz w:val="20"/>
+                <w:szCs w:val="20"/>
+              </w:rPr>
+              <w:t xml:space="preserve">, está el VOD subido."</w:t>
+            </w:r>
+          </w:p>
+        </w:tc>
+      </w:tr>
+    </w:tbl>
+    <w:p/>
+    <w:tbl>
+      <w:tblPr>
+        <w:tblW w:type="dxa" w:w="9638"/>
+        <w:tblBorders>
+          <w:top w:val="single" w:color="auto" w:sz="4"/>
+          <w:left w:val="single" w:color="auto" w:sz="4"/>
+          <w:bottom w:val="single" w:color="auto" w:sz="4"/>
+          <w:right w:val="single" w:color="auto" w:sz="4"/>
+          <w:insideH w:val="single" w:color="auto" w:sz="4"/>
+          <w:insideV w:val="single" w:color="auto" w:sz="4"/>
+        </w:tblBorders>
+      </w:tblPr>
+      <w:tblGrid>
+        <w:gridCol w:w="9638"/>
+      </w:tblGrid>
+      <w:tr>
+        <w:tc>
+          <w:tcPr>
+            <w:tcW w:type="dxa" w:w="9638"/>
+            <w:tcBorders>
+              <w:top w:val="none" w:color="FFFFFF" w:sz="0"/>
+              <w:left w:val="single" w:color="8EA9C1" w:sz="18"/>
+              <w:bottom w:val="none" w:color="FFFFFF" w:sz="0"/>
+              <w:right w:val="none" w:color="FFFFFF" w:sz="0"/>
+            </w:tcBorders>
+            <w:shd w:fill="F5F7FA" w:color="auto" w:val="clear"/>
+            <w:tcMar>
+              <w:top w:type="dxa" w:w="120"/>
+              <w:left w:type="dxa" w:w="220"/>
+              <w:bottom w:type="dxa" w:w="60"/>
+              <w:right w:type="dxa" w:w="160"/>
+            </w:tcMar>
+          </w:tcPr>
+          <w:p>
+            <w:pPr>
+              <w:spacing w:after="90" w:line="264"/>
+            </w:pPr>
+            <w:r>
+              <w:rPr>
+                <w:rFonts w:ascii="Cambria" w:cs="Cambria" w:eastAsia="Cambria" w:hAnsi="Cambria"/>
+                <w:b/>
+                <w:bCs/>
+                <w:sz w:val="20"/>
+                <w:szCs w:val="20"/>
+              </w:rPr>
+              <w:t xml:space="preserve">Contacto: Camila Vera (ex pareja) — Interrogatorio:</w:t>
+            </w:r>
+          </w:p>
+          <w:p>
+            <w:pPr>
+              <w:spacing w:after="90" w:line="264"/>
+            </w:pPr>
+            <w:r>
+              <w:rPr>
+                <w:rFonts w:ascii="Cambria" w:cs="Cambria" w:eastAsia="Cambria" w:hAnsi="Cambria"/>
+                <w:sz w:val="20"/>
+                <w:szCs w:val="20"/>
+              </w:rPr>
+              <w:t xml:space="preserve">Pregunta: "¿Fue al departamento de Tomás el lunes a la noche o el martes?" → Camila: "No. Cortamos hace dos meses. </w:t>
+            </w:r>
+            <w:r>
+              <w:rPr>
+                <w:rFonts w:ascii="Cambria" w:cs="Cambria" w:eastAsia="Cambria" w:hAnsi="Cambria"/>
+                <w:b w:val="false"/>
+                <w:bCs w:val="false"/>
+                <w:color w:val="000000"/>
+                <w:sz w:val="20"/>
+                <w:szCs w:val="20"/>
+                <w:shd w:fill="FFF1C2" w:color="auto" w:val="clear"/>
+              </w:rPr>
+              <w:t xml:space="preserve">Solo le mandé un mail para que me devuelva mi campera y mis libros</w:t>
+            </w:r>
+            <w:r>
+              <w:rPr>
+                <w:rFonts w:ascii="Calibri" w:cs="Calibri" w:eastAsia="Calibri" w:hAnsi="Calibri"/>
+                <w:b/>
+                <w:bCs/>
+                <w:color w:val="1F3864"/>
+                <w:sz w:val="15"/>
+                <w:szCs w:val="15"/>
+              </w:rPr>
+              <w:t xml:space="preserve"> [C]</w:t>
+            </w:r>
+            <w:r>
+              <w:rPr>
+                <w:rFonts w:ascii="Cambria" w:cs="Cambria" w:eastAsia="Cambria" w:hAnsi="Cambria"/>
+                <w:sz w:val="20"/>
+                <w:szCs w:val="20"/>
+              </w:rPr>
+              <w:t xml:space="preserve">, pero esa noche estuve rindiendo una entrega de la facultad."</w:t>
+            </w:r>
+          </w:p>
+        </w:tc>
+      </w:tr>
+    </w:tbl>
+    <w:p/>
+    <w:p>
+      <w:pPr>
         <w:pStyle w:val="Heading2"/>
         <w:keepNext/>
       </w:pPr>
       <w:r>
-        <w:t xml:space="preserve">6.6 Acusación y finales</w:t>
+        <w:t xml:space="preserve">6.6 Fichero de sospechosos en el Juicio y finales</w:t>
       </w:r>
     </w:p>
     <w:tbl>
@@ -17374,7 +18698,7 @@
                 <w:sz w:val="19"/>
                 <w:szCs w:val="19"/>
               </w:rPr>
-              <w:t xml:space="preserve">Correcta</w:t>
+              <w:t xml:space="preserve">Fichero de Tomás Aguirre y Lucas Ferreyra</w:t>
             </w:r>
           </w:p>
         </w:tc>
@@ -17397,25 +18721,67 @@
           </w:tcPr>
           <w:p>
             <w:pPr>
-              <w:spacing w:after="0" w:line="252"/>
-            </w:pPr>
-            <w:r>
-              <w:rPr>
-                <w:rFonts w:ascii="Calibri" w:cs="Calibri" w:eastAsia="Calibri" w:hAnsi="Calibri"/>
-                <w:b/>
-                <w:bCs/>
-                <w:sz w:val="19"/>
-                <w:szCs w:val="19"/>
-              </w:rPr>
-              <w:t xml:space="preserve">Tomás Aguirre</w:t>
-            </w:r>
-            <w:r>
-              <w:rPr>
-                <w:rFonts w:ascii="Calibri" w:cs="Calibri" w:eastAsia="Calibri" w:hAnsi="Calibri"/>
-                <w:sz w:val="19"/>
-                <w:szCs w:val="19"/>
-              </w:rPr>
-              <w:t xml:space="preserve"> + la reserva con su nombre como huésped</w:t>
+              <w:spacing w:after="60" w:line="252"/>
+            </w:pPr>
+            <w:r>
+              <w:rPr>
+                <w:rFonts w:ascii="Calibri" w:cs="Calibri" w:eastAsia="Calibri" w:hAnsi="Calibri"/>
+                <w:sz w:val="19"/>
+                <w:szCs w:val="19"/>
+              </w:rPr>
+              <w:t xml:space="preserve">• Reserva confirmada en el Hostel Los Alerces de Bariloche a nombre de Lucas Ferreyra y Tomás Aguirre como huéspedes [D].</w:t>
+            </w:r>
+          </w:p>
+          <w:p>
+            <w:pPr>
+              <w:spacing w:after="60" w:line="252"/>
+            </w:pPr>
+            <w:r>
+              <w:rPr>
+                <w:rFonts w:ascii="Calibri" w:cs="Calibri" w:eastAsia="Calibri" w:hAnsi="Calibri"/>
+                <w:sz w:val="19"/>
+                <w:szCs w:val="19"/>
+              </w:rPr>
+              <w:t xml:space="preserve">• Chat en FrostCloud (carpeta no_subir) planeando apagar todo el martes y armar la colecta para cubrir los 3 millones de VoltEnergy [C].</w:t>
+            </w:r>
+          </w:p>
+          <w:p>
+            <w:pPr>
+              <w:spacing w:after="60" w:line="252"/>
+            </w:pPr>
+            <w:r>
+              <w:rPr>
+                <w:rFonts w:ascii="Calibri" w:cs="Calibri" w:eastAsia="Calibri" w:hAnsi="Calibri"/>
+                <w:sz w:val="19"/>
+                <w:szCs w:val="19"/>
+              </w:rPr>
+              <w:t xml:space="preserve">• Borrador del video "Por qué me fui" preparado para subir en un mes [C].</w:t>
+            </w:r>
+          </w:p>
+          <w:p>
+            <w:pPr>
+              <w:spacing w:after="60" w:line="252"/>
+            </w:pPr>
+            <w:r>
+              <w:rPr>
+                <w:rFonts w:ascii="Calibri" w:cs="Calibri" w:eastAsia="Calibri" w:hAnsi="Calibri"/>
+                <w:sz w:val="19"/>
+                <w:szCs w:val="19"/>
+              </w:rPr>
+              <w:t xml:space="preserve">• Placard sin la valija azul ni camperas de abrigo y sin el celular en la cámara del cuarto [C].</w:t>
+            </w:r>
+          </w:p>
+          <w:p>
+            <w:pPr>
+              <w:spacing w:after="0" w:line="252"/>
+            </w:pPr>
+            <w:r>
+              <w:rPr>
+                <w:rFonts w:ascii="Calibri" w:cs="Calibri" w:eastAsia="Calibri" w:hAnsi="Calibri"/>
+                <w:sz w:val="19"/>
+                <w:szCs w:val="19"/>
+              </w:rPr>
+              <w:t xml:space="preserve">• Mentira de Lucas en el interrogatorio de WhatsApp negando saber de la deuda con VoltEnergy [C].</w:t>
             </w:r>
           </w:p>
         </w:tc>
@@ -17454,7 +18820,7 @@
                 <w:sz w:val="19"/>
                 <w:szCs w:val="19"/>
               </w:rPr>
-              <w:t xml:space="preserve">Por qué funciona</w:t>
+              <w:t xml:space="preserve">Ficheros de KaiserX y Camila (descarte)</w:t>
             </w:r>
           </w:p>
         </w:tc>
@@ -17477,15 +18843,28 @@
           </w:tcPr>
           <w:p>
             <w:pPr>
-              <w:spacing w:after="0" w:line="252"/>
-            </w:pPr>
-            <w:r>
-              <w:rPr>
-                <w:rFonts w:ascii="Calibri" w:cs="Calibri" w:eastAsia="Calibri" w:hAnsi="Calibri"/>
-                <w:sz w:val="19"/>
-                <w:szCs w:val="19"/>
-              </w:rPr>
-              <w:t xml:space="preserve">La reserva es posterior a su "desaparición" y lo incluye. Todo lo demás (valija, celular, chat con Lucas) lo confirma.</w:t>
+              <w:spacing w:after="60" w:line="252"/>
+            </w:pPr>
+            <w:r>
+              <w:rPr>
+                <w:rFonts w:ascii="Calibri" w:cs="Calibri" w:eastAsia="Calibri" w:hAnsi="Calibri"/>
+                <w:sz w:val="19"/>
+                <w:szCs w:val="19"/>
+              </w:rPr>
+              <w:t xml:space="preserve">• KaiserX: su pelea era puro show de redes y estuvo transmitiendo en vivo toda la madrugada del martes [C].</w:t>
+            </w:r>
+          </w:p>
+          <w:p>
+            <w:pPr>
+              <w:spacing w:after="0" w:line="252"/>
+            </w:pPr>
+            <w:r>
+              <w:rPr>
+                <w:rFonts w:ascii="Calibri" w:cs="Calibri" w:eastAsia="Calibri" w:hAnsi="Calibri"/>
+                <w:sz w:val="19"/>
+                <w:szCs w:val="19"/>
+              </w:rPr>
+              <w:t xml:space="preserve">• Camila: solo reclamaba sus cosas por mail y no tuvo contacto con Tomás esa noche [C].</w:t>
             </w:r>
           </w:p>
         </w:tc>
@@ -17524,7 +18903,7 @@
                 <w:sz w:val="19"/>
                 <w:szCs w:val="19"/>
               </w:rPr>
-              <w:t xml:space="preserve">Final bueno</w:t>
+              <w:t xml:space="preserve">Acusación correcta en el Juicio</w:t>
             </w:r>
           </w:p>
         </w:tc>
@@ -17555,7 +18934,7 @@
                 <w:sz w:val="19"/>
                 <w:szCs w:val="19"/>
               </w:rPr>
-              <w:t xml:space="preserve">Encuentran a Tomás en Bariloche. Lucas cae como cómplice y la colecta se devuelve.</w:t>
+              <w:t xml:space="preserve">Marcar a Tomás Aguirre (con complicidad de Lucas) y presentar desde su fichero la reserva del hostel en Bariloche [D] junto con el plan en FrostCloud y la intimación de VoltEnergy.</w:t>
             </w:r>
           </w:p>
         </w:tc>
@@ -17594,7 +18973,7 @@
                 <w:sz w:val="19"/>
                 <w:szCs w:val="19"/>
               </w:rPr>
-              <w:t xml:space="preserve">Acusa a Lucas</w:t>
+              <w:t xml:space="preserve">Por qué funciona</w:t>
             </w:r>
           </w:p>
         </w:tc>
@@ -17625,7 +19004,7 @@
                 <w:sz w:val="19"/>
                 <w:szCs w:val="19"/>
               </w:rPr>
-              <w:t xml:space="preserve">Final a medias: Lucas es detenido, pero Tomás sigue escondido.</w:t>
+              <w:t xml:space="preserve">La reserva es posterior a su supuesta desaparición y lo incluye como huésped junto a Lucas. La falta de la valija en la cámara, el borrador del video y las mentiras de Lucas en WhatsApp cierran la maniobra de estafa.</w:t>
             </w:r>
           </w:p>
         </w:tc>
@@ -17664,6 +19043,146 @@
                 <w:sz w:val="19"/>
                 <w:szCs w:val="19"/>
               </w:rPr>
+              <w:t xml:space="preserve">Final bueno</w:t>
+            </w:r>
+          </w:p>
+        </w:tc>
+        <w:tc>
+          <w:tcPr>
+            <w:tcW w:type="dxa" w:w="7038"/>
+            <w:tcBorders>
+              <w:top w:val="single" w:color="BFBFBF" w:sz="4"/>
+              <w:left w:val="single" w:color="BFBFBF" w:sz="4"/>
+              <w:bottom w:val="single" w:color="BFBFBF" w:sz="4"/>
+              <w:right w:val="single" w:color="BFBFBF" w:sz="4"/>
+            </w:tcBorders>
+            <w:shd w:fill="FFFFFF" w:color="auto" w:val="clear"/>
+            <w:tcMar>
+              <w:top w:type="dxa" w:w="70"/>
+              <w:left w:type="dxa" w:w="110"/>
+              <w:bottom w:type="dxa" w:w="70"/>
+              <w:right w:type="dxa" w:w="110"/>
+            </w:tcMar>
+          </w:tcPr>
+          <w:p>
+            <w:pPr>
+              <w:spacing w:after="0" w:line="252"/>
+            </w:pPr>
+            <w:r>
+              <w:rPr>
+                <w:rFonts w:ascii="Calibri" w:cs="Calibri" w:eastAsia="Calibri" w:hAnsi="Calibri"/>
+                <w:sz w:val="19"/>
+                <w:szCs w:val="19"/>
+              </w:rPr>
+              <w:t xml:space="preserve">Encuentran a Tomás y a Lucas en Bariloche. Se frena la estafa, Lucas queda imputado como coautor y el dinero de la colecta vuelve a los seguidores.</w:t>
+            </w:r>
+          </w:p>
+        </w:tc>
+      </w:tr>
+      <w:tr>
+        <w:trPr>
+          <w:cantSplit/>
+          <w:tblHeader w:val="false"/>
+        </w:trPr>
+        <w:tc>
+          <w:tcPr>
+            <w:tcW w:type="dxa" w:w="2600"/>
+            <w:tcBorders>
+              <w:top w:val="single" w:color="BFBFBF" w:sz="4"/>
+              <w:left w:val="single" w:color="BFBFBF" w:sz="4"/>
+              <w:bottom w:val="single" w:color="BFBFBF" w:sz="4"/>
+              <w:right w:val="single" w:color="BFBFBF" w:sz="4"/>
+            </w:tcBorders>
+            <w:shd w:fill="EEF2F7" w:color="auto" w:val="clear"/>
+            <w:tcMar>
+              <w:top w:type="dxa" w:w="70"/>
+              <w:left w:type="dxa" w:w="110"/>
+              <w:bottom w:type="dxa" w:w="70"/>
+              <w:right w:type="dxa" w:w="110"/>
+            </w:tcMar>
+          </w:tcPr>
+          <w:p>
+            <w:pPr>
+              <w:spacing w:after="0" w:line="252"/>
+            </w:pPr>
+            <w:r>
+              <w:rPr>
+                <w:rFonts w:ascii="Calibri" w:cs="Calibri" w:eastAsia="Calibri" w:hAnsi="Calibri"/>
+                <w:b/>
+                <w:bCs/>
+                <w:sz w:val="19"/>
+                <w:szCs w:val="19"/>
+              </w:rPr>
+              <w:t xml:space="preserve">Acusa solo a Lucas sin vincular a Tomás</w:t>
+            </w:r>
+          </w:p>
+        </w:tc>
+        <w:tc>
+          <w:tcPr>
+            <w:tcW w:type="dxa" w:w="7038"/>
+            <w:tcBorders>
+              <w:top w:val="single" w:color="BFBFBF" w:sz="4"/>
+              <w:left w:val="single" w:color="BFBFBF" w:sz="4"/>
+              <w:bottom w:val="single" w:color="BFBFBF" w:sz="4"/>
+              <w:right w:val="single" w:color="BFBFBF" w:sz="4"/>
+            </w:tcBorders>
+            <w:shd w:fill="FFFFFF" w:color="auto" w:val="clear"/>
+            <w:tcMar>
+              <w:top w:type="dxa" w:w="70"/>
+              <w:left w:type="dxa" w:w="110"/>
+              <w:bottom w:type="dxa" w:w="70"/>
+              <w:right w:type="dxa" w:w="110"/>
+            </w:tcMar>
+          </w:tcPr>
+          <w:p>
+            <w:pPr>
+              <w:spacing w:after="0" w:line="252"/>
+            </w:pPr>
+            <w:r>
+              <w:rPr>
+                <w:rFonts w:ascii="Calibri" w:cs="Calibri" w:eastAsia="Calibri" w:hAnsi="Calibri"/>
+                <w:sz w:val="19"/>
+                <w:szCs w:val="19"/>
+              </w:rPr>
+              <w:t xml:space="preserve">Final a medias: Lucas es detenido por la colecta, pero Tomás sigue escondido sin responder por la maniobra.</w:t>
+            </w:r>
+          </w:p>
+        </w:tc>
+      </w:tr>
+      <w:tr>
+        <w:trPr>
+          <w:cantSplit/>
+          <w:tblHeader w:val="false"/>
+        </w:trPr>
+        <w:tc>
+          <w:tcPr>
+            <w:tcW w:type="dxa" w:w="2600"/>
+            <w:tcBorders>
+              <w:top w:val="single" w:color="BFBFBF" w:sz="4"/>
+              <w:left w:val="single" w:color="BFBFBF" w:sz="4"/>
+              <w:bottom w:val="single" w:color="BFBFBF" w:sz="4"/>
+              <w:right w:val="single" w:color="BFBFBF" w:sz="4"/>
+            </w:tcBorders>
+            <w:shd w:fill="EEF2F7" w:color="auto" w:val="clear"/>
+            <w:tcMar>
+              <w:top w:type="dxa" w:w="70"/>
+              <w:left w:type="dxa" w:w="110"/>
+              <w:bottom w:type="dxa" w:w="70"/>
+              <w:right w:type="dxa" w:w="110"/>
+            </w:tcMar>
+          </w:tcPr>
+          <w:p>
+            <w:pPr>
+              <w:spacing w:after="0" w:line="252"/>
+            </w:pPr>
+            <w:r>
+              <w:rPr>
+                <w:rFonts w:ascii="Calibri" w:cs="Calibri" w:eastAsia="Calibri" w:hAnsi="Calibri"/>
+                <w:b/>
+                <w:bCs/>
+                <w:sz w:val="19"/>
+                <w:szCs w:val="19"/>
+              </w:rPr>
               <w:t xml:space="preserve">Acusa a KaiserX o a Camila</w:t>
             </w:r>
           </w:p>
@@ -17695,7 +19214,7 @@
                 <w:sz w:val="19"/>
                 <w:szCs w:val="19"/>
               </w:rPr>
-              <w:t xml:space="preserve">Final malo: la colecta sigue sumando plata.</w:t>
+              <w:t xml:space="preserve">Final malo: la investigación apunta a inocentes y la colecta falsa sigue sumando millones.</w:t>
             </w:r>
           </w:p>
         </w:tc>
@@ -18796,6 +20315,19 @@
           <w:szCs w:val="21"/>
         </w:rPr>
         <w:t xml:space="preserve"> E0 Presentación → E1 Novedades → E2 Web del hotel → E3 Sistema de reservas (login) → E4 Reseña en Opiná → E5 Perfil en Laburantes → E6 Correo → E7 Cámara (login) → E8 Cámara en vivo → Acusación</w:t>
+      </w:r>
+    </w:p>
+    <w:p>
+      <w:pPr>
+        <w:spacing w:after="120" w:line="276"/>
+      </w:pPr>
+      <w:r>
+        <w:rPr>
+          <w:rFonts w:ascii="Calibri" w:cs="Calibri" w:eastAsia="Calibri" w:hAnsi="Calibri"/>
+          <w:sz w:val="21"/>
+          <w:szCs w:val="21"/>
+        </w:rPr>
+        <w:t xml:space="preserve">En la computadora de recepción del Hotel Mirador están el archivo de novedades del turno noche, el sistema MiradorPMS, el Navegador (con acceso a la web del hotel, Opiná y Laburantes), el Correo de recepción, el sistema SeguriCam y el WhatsApp interno del hotel. Al terminar de cargar las pruebas en el Fichero de cada sospechoso, el jugador toca Apagar › Desconectar para ir al Juicio.</w:t>
       </w:r>
     </w:p>
     <w:p>
@@ -24180,11 +25712,365 @@
     </w:p>
     <w:p>
       <w:pPr>
+        <w:pStyle w:val="Heading3"/>
+        <w:keepNext/>
+      </w:pPr>
+      <w:r>
+        <w:t xml:space="preserve">E9 · WhatsApp de Recepción — Historial e interrogatorio</w:t>
+      </w:r>
+    </w:p>
+    <w:p>
+      <w:pPr>
+        <w:spacing w:after="120" w:line="276"/>
+      </w:pPr>
+      <w:r>
+        <w:rPr>
+          <w:rFonts w:ascii="Calibri" w:cs="Calibri" w:eastAsia="Calibri" w:hAnsi="Calibri"/>
+          <w:sz w:val="21"/>
+          <w:szCs w:val="21"/>
+        </w:rPr>
+        <w:t xml:space="preserve">Límite de subrayado: 3 por contacto · Permite interrogar a Esteban Vidal, Rocío Lagos y Martín Duarte y guardar sus declaraciones en el Fichero.</w:t>
+      </w:r>
+    </w:p>
+    <w:tbl>
+      <w:tblPr>
+        <w:tblW w:type="dxa" w:w="9638"/>
+        <w:tblBorders>
+          <w:top w:val="single" w:color="auto" w:sz="4"/>
+          <w:left w:val="single" w:color="auto" w:sz="4"/>
+          <w:bottom w:val="single" w:color="auto" w:sz="4"/>
+          <w:right w:val="single" w:color="auto" w:sz="4"/>
+          <w:insideH w:val="single" w:color="auto" w:sz="4"/>
+          <w:insideV w:val="single" w:color="auto" w:sz="4"/>
+        </w:tblBorders>
+      </w:tblPr>
+      <w:tblGrid>
+        <w:gridCol w:w="9638"/>
+      </w:tblGrid>
+      <w:tr>
+        <w:tc>
+          <w:tcPr>
+            <w:tcW w:type="dxa" w:w="9638"/>
+            <w:tcBorders>
+              <w:top w:val="none" w:color="FFFFFF" w:sz="0"/>
+              <w:left w:val="single" w:color="8EA9C1" w:sz="18"/>
+              <w:bottom w:val="none" w:color="FFFFFF" w:sz="0"/>
+              <w:right w:val="none" w:color="FFFFFF" w:sz="0"/>
+            </w:tcBorders>
+            <w:shd w:fill="F5F7FA" w:color="auto" w:val="clear"/>
+            <w:tcMar>
+              <w:top w:type="dxa" w:w="120"/>
+              <w:left w:type="dxa" w:w="220"/>
+              <w:bottom w:type="dxa" w:w="60"/>
+              <w:right w:type="dxa" w:w="160"/>
+            </w:tcMar>
+          </w:tcPr>
+          <w:p>
+            <w:pPr>
+              <w:spacing w:after="90" w:line="264"/>
+            </w:pPr>
+            <w:r>
+              <w:rPr>
+                <w:rFonts w:ascii="Cambria" w:cs="Cambria" w:eastAsia="Cambria" w:hAnsi="Cambria"/>
+                <w:b/>
+                <w:bCs/>
+                <w:sz w:val="20"/>
+                <w:szCs w:val="20"/>
+              </w:rPr>
+              <w:t xml:space="preserve">Contacto: Esteban Vidal (gerente nocturno) — Interrogatorio:</w:t>
+            </w:r>
+          </w:p>
+          <w:p>
+            <w:pPr>
+              <w:spacing w:after="90" w:line="264"/>
+            </w:pPr>
+            <w:r>
+              <w:rPr>
+                <w:rFonts w:ascii="Cambria" w:cs="Cambria" w:eastAsia="Cambria" w:hAnsi="Cambria"/>
+                <w:sz w:val="20"/>
+                <w:szCs w:val="20"/>
+              </w:rPr>
+              <w:t xml:space="preserve">Pregunta: "¿Salió del mostrador de recepción entre la 1:30 y las 3:00 de la madrugada?" → Esteban: "No, </w:t>
+            </w:r>
+            <w:r>
+              <w:rPr>
+                <w:rFonts w:ascii="Cambria" w:cs="Cambria" w:eastAsia="Cambria" w:hAnsi="Cambria"/>
+                <w:b w:val="false"/>
+                <w:bCs w:val="false"/>
+                <w:color w:val="000000"/>
+                <w:sz w:val="20"/>
+                <w:szCs w:val="20"/>
+                <w:shd w:fill="FFF1C2" w:color="auto" w:val="clear"/>
+              </w:rPr>
+              <w:t xml:space="preserve">estuve toda la madrugada en recepción y en ningún momento subí al piso 4 ni saqué una llave maestra</w:t>
+            </w:r>
+            <w:r>
+              <w:rPr>
+                <w:rFonts w:ascii="Calibri" w:cs="Calibri" w:eastAsia="Calibri" w:hAnsi="Calibri"/>
+                <w:b/>
+                <w:bCs/>
+                <w:color w:val="1F3864"/>
+                <w:sz w:val="15"/>
+                <w:szCs w:val="15"/>
+              </w:rPr>
+              <w:t xml:space="preserve"> [C]</w:t>
+            </w:r>
+            <w:r>
+              <w:rPr>
+                <w:rFonts w:ascii="Cambria" w:cs="Cambria" w:eastAsia="Cambria" w:hAnsi="Cambria"/>
+                <w:sz w:val="20"/>
+                <w:szCs w:val="20"/>
+              </w:rPr>
+              <w:t xml:space="preserve">." (Contradice la planilla del office firmada con sus iniciales E.V. a las 02:15).</w:t>
+            </w:r>
+          </w:p>
+          <w:p>
+            <w:pPr>
+              <w:spacing w:after="90" w:line="264"/>
+            </w:pPr>
+            <w:r>
+              <w:rPr>
+                <w:rFonts w:ascii="Cambria" w:cs="Cambria" w:eastAsia="Cambria" w:hAnsi="Cambria"/>
+                <w:sz w:val="20"/>
+                <w:szCs w:val="20"/>
+              </w:rPr>
+              <w:t xml:space="preserve">Pregunta: "¿Qué pasó con los faltantes en los sobres de custodia del turno noche?" → Esteban: "</w:t>
+            </w:r>
+            <w:r>
+              <w:rPr>
+                <w:rFonts w:ascii="Cambria" w:cs="Cambria" w:eastAsia="Cambria" w:hAnsi="Cambria"/>
+                <w:b w:val="false"/>
+                <w:bCs w:val="false"/>
+                <w:color w:val="000000"/>
+                <w:sz w:val="20"/>
+                <w:szCs w:val="20"/>
+                <w:shd w:fill="FFF1C2" w:color="auto" w:val="clear"/>
+              </w:rPr>
+              <w:t xml:space="preserve">El señor Salas se confundió al contar la plata</w:t>
+            </w:r>
+            <w:r>
+              <w:rPr>
+                <w:rFonts w:ascii="Calibri" w:cs="Calibri" w:eastAsia="Calibri" w:hAnsi="Calibri"/>
+                <w:b/>
+                <w:bCs/>
+                <w:color w:val="1F3864"/>
+                <w:sz w:val="15"/>
+                <w:szCs w:val="15"/>
+              </w:rPr>
+              <w:t xml:space="preserve"> [C]</w:t>
+            </w:r>
+            <w:r>
+              <w:rPr>
+                <w:rFonts w:ascii="Cambria" w:cs="Cambria" w:eastAsia="Cambria" w:hAnsi="Cambria"/>
+                <w:sz w:val="20"/>
+                <w:szCs w:val="20"/>
+              </w:rPr>
+              <w:t xml:space="preserve">, en mi turno jamás faltó un peso."</w:t>
+            </w:r>
+          </w:p>
+        </w:tc>
+      </w:tr>
+    </w:tbl>
+    <w:p/>
+    <w:tbl>
+      <w:tblPr>
+        <w:tblW w:type="dxa" w:w="9638"/>
+        <w:tblBorders>
+          <w:top w:val="single" w:color="auto" w:sz="4"/>
+          <w:left w:val="single" w:color="auto" w:sz="4"/>
+          <w:bottom w:val="single" w:color="auto" w:sz="4"/>
+          <w:right w:val="single" w:color="auto" w:sz="4"/>
+          <w:insideH w:val="single" w:color="auto" w:sz="4"/>
+          <w:insideV w:val="single" w:color="auto" w:sz="4"/>
+        </w:tblBorders>
+      </w:tblPr>
+      <w:tblGrid>
+        <w:gridCol w:w="9638"/>
+      </w:tblGrid>
+      <w:tr>
+        <w:tc>
+          <w:tcPr>
+            <w:tcW w:type="dxa" w:w="9638"/>
+            <w:tcBorders>
+              <w:top w:val="none" w:color="FFFFFF" w:sz="0"/>
+              <w:left w:val="single" w:color="8EA9C1" w:sz="18"/>
+              <w:bottom w:val="none" w:color="FFFFFF" w:sz="0"/>
+              <w:right w:val="none" w:color="FFFFFF" w:sz="0"/>
+            </w:tcBorders>
+            <w:shd w:fill="F5F7FA" w:color="auto" w:val="clear"/>
+            <w:tcMar>
+              <w:top w:type="dxa" w:w="120"/>
+              <w:left w:type="dxa" w:w="220"/>
+              <w:bottom w:type="dxa" w:w="60"/>
+              <w:right w:type="dxa" w:w="160"/>
+            </w:tcMar>
+          </w:tcPr>
+          <w:p>
+            <w:pPr>
+              <w:spacing w:after="90" w:line="264"/>
+            </w:pPr>
+            <w:r>
+              <w:rPr>
+                <w:rFonts w:ascii="Cambria" w:cs="Cambria" w:eastAsia="Cambria" w:hAnsi="Cambria"/>
+                <w:b/>
+                <w:bCs/>
+                <w:sz w:val="20"/>
+                <w:szCs w:val="20"/>
+              </w:rPr>
+              <w:t xml:space="preserve">Contacto: Rocío Lagos (jefa de limpieza) — Interrogatorio:</w:t>
+            </w:r>
+          </w:p>
+          <w:p>
+            <w:pPr>
+              <w:spacing w:after="90" w:line="264"/>
+            </w:pPr>
+            <w:r>
+              <w:rPr>
+                <w:rFonts w:ascii="Cambria" w:cs="Cambria" w:eastAsia="Cambria" w:hAnsi="Cambria"/>
+                <w:sz w:val="20"/>
+                <w:szCs w:val="20"/>
+              </w:rPr>
+              <w:t xml:space="preserve">Pregunta: "¿A qué hora entró a la habitación 412 y qué llave usó?" → Rocío: "Entré a las once de la noche a reponer el minibar, como hago siempre. </w:t>
+            </w:r>
+            <w:r>
+              <w:rPr>
+                <w:rFonts w:ascii="Cambria" w:cs="Cambria" w:eastAsia="Cambria" w:hAnsi="Cambria"/>
+                <w:b w:val="false"/>
+                <w:bCs w:val="false"/>
+                <w:color w:val="000000"/>
+                <w:sz w:val="20"/>
+                <w:szCs w:val="20"/>
+                <w:shd w:fill="FFF1C2" w:color="auto" w:val="clear"/>
+              </w:rPr>
+              <w:t xml:space="preserve">Usé MASTER-1, la anoté en la planilla del office y la dejé colgada en su gancho a las 23:30</w:t>
+            </w:r>
+            <w:r>
+              <w:rPr>
+                <w:rFonts w:ascii="Calibri" w:cs="Calibri" w:eastAsia="Calibri" w:hAnsi="Calibri"/>
+                <w:b/>
+                <w:bCs/>
+                <w:color w:val="1F3864"/>
+                <w:sz w:val="15"/>
+                <w:szCs w:val="15"/>
+              </w:rPr>
+              <w:t xml:space="preserve"> [C]</w:t>
+            </w:r>
+            <w:r>
+              <w:rPr>
+                <w:rFonts w:ascii="Cambria" w:cs="Cambria" w:eastAsia="Cambria" w:hAnsi="Cambria"/>
+                <w:sz w:val="20"/>
+                <w:szCs w:val="20"/>
+              </w:rPr>
+              <w:t xml:space="preserve">."</w:t>
+            </w:r>
+          </w:p>
+        </w:tc>
+      </w:tr>
+    </w:tbl>
+    <w:p/>
+    <w:tbl>
+      <w:tblPr>
+        <w:tblW w:type="dxa" w:w="9638"/>
+        <w:tblBorders>
+          <w:top w:val="single" w:color="auto" w:sz="4"/>
+          <w:left w:val="single" w:color="auto" w:sz="4"/>
+          <w:bottom w:val="single" w:color="auto" w:sz="4"/>
+          <w:right w:val="single" w:color="auto" w:sz="4"/>
+          <w:insideH w:val="single" w:color="auto" w:sz="4"/>
+          <w:insideV w:val="single" w:color="auto" w:sz="4"/>
+        </w:tblBorders>
+      </w:tblPr>
+      <w:tblGrid>
+        <w:gridCol w:w="9638"/>
+      </w:tblGrid>
+      <w:tr>
+        <w:tc>
+          <w:tcPr>
+            <w:tcW w:type="dxa" w:w="9638"/>
+            <w:tcBorders>
+              <w:top w:val="none" w:color="FFFFFF" w:sz="0"/>
+              <w:left w:val="single" w:color="8EA9C1" w:sz="18"/>
+              <w:bottom w:val="none" w:color="FFFFFF" w:sz="0"/>
+              <w:right w:val="none" w:color="FFFFFF" w:sz="0"/>
+            </w:tcBorders>
+            <w:shd w:fill="F5F7FA" w:color="auto" w:val="clear"/>
+            <w:tcMar>
+              <w:top w:type="dxa" w:w="120"/>
+              <w:left w:type="dxa" w:w="220"/>
+              <w:bottom w:type="dxa" w:w="60"/>
+              <w:right w:type="dxa" w:w="160"/>
+            </w:tcMar>
+          </w:tcPr>
+          <w:p>
+            <w:pPr>
+              <w:spacing w:after="90" w:line="264"/>
+            </w:pPr>
+            <w:r>
+              <w:rPr>
+                <w:rFonts w:ascii="Cambria" w:cs="Cambria" w:eastAsia="Cambria" w:hAnsi="Cambria"/>
+                <w:b/>
+                <w:bCs/>
+                <w:sz w:val="20"/>
+                <w:szCs w:val="20"/>
+              </w:rPr>
+              <w:t xml:space="preserve">Contacto: Martín Duarte (socio de Salas) — Interrogatorio:</w:t>
+            </w:r>
+          </w:p>
+          <w:p>
+            <w:pPr>
+              <w:spacing w:after="90" w:line="264"/>
+            </w:pPr>
+            <w:r>
+              <w:rPr>
+                <w:rFonts w:ascii="Cambria" w:cs="Cambria" w:eastAsia="Cambria" w:hAnsi="Cambria"/>
+                <w:sz w:val="20"/>
+                <w:szCs w:val="20"/>
+              </w:rPr>
+              <w:t xml:space="preserve">Pregunta: "¿Dónde estaba la noche del miércoles 22 al jueves 23?" → Martín: "Estaba discutiendo con Ramiro por la constructora, no lo voy a negar, pero </w:t>
+            </w:r>
+            <w:r>
+              <w:rPr>
+                <w:rFonts w:ascii="Cambria" w:cs="Cambria" w:eastAsia="Cambria" w:hAnsi="Cambria"/>
+                <w:b w:val="false"/>
+                <w:bCs w:val="false"/>
+                <w:color w:val="000000"/>
+                <w:sz w:val="20"/>
+                <w:szCs w:val="20"/>
+                <w:shd w:fill="FFF1C2" w:color="auto" w:val="clear"/>
+              </w:rPr>
+              <w:t xml:space="preserve">esa noche dormí en Rosario porque teníamos hormigonado de obra a las seis de la mañana</w:t>
+            </w:r>
+            <w:r>
+              <w:rPr>
+                <w:rFonts w:ascii="Calibri" w:cs="Calibri" w:eastAsia="Calibri" w:hAnsi="Calibri"/>
+                <w:b/>
+                <w:bCs/>
+                <w:color w:val="1F3864"/>
+                <w:sz w:val="15"/>
+                <w:szCs w:val="15"/>
+              </w:rPr>
+              <w:t xml:space="preserve"> [C]</w:t>
+            </w:r>
+            <w:r>
+              <w:rPr>
+                <w:rFonts w:ascii="Cambria" w:cs="Cambria" w:eastAsia="Cambria" w:hAnsi="Cambria"/>
+                <w:sz w:val="20"/>
+                <w:szCs w:val="20"/>
+              </w:rPr>
+              <w:t xml:space="preserve">, están los remitos firmados y el registro del peaje."</w:t>
+            </w:r>
+          </w:p>
+        </w:tc>
+      </w:tr>
+    </w:tbl>
+    <w:p/>
+    <w:p>
+      <w:pPr>
         <w:pStyle w:val="Heading2"/>
         <w:keepNext/>
       </w:pPr>
       <w:r>
-        <w:t xml:space="preserve">7.6 Acusación y finales</w:t>
+        <w:t xml:space="preserve">7.6 Fichero de sospechosos en el Juicio y finales</w:t>
       </w:r>
     </w:p>
     <w:tbl>
@@ -24237,7 +26123,7 @@
                 <w:sz w:val="19"/>
                 <w:szCs w:val="19"/>
               </w:rPr>
-              <w:t xml:space="preserve">Correcta</w:t>
+              <w:t xml:space="preserve">Fichero de Esteban Vidal (culpable)</w:t>
             </w:r>
           </w:p>
         </w:tc>
@@ -24260,25 +26146,54 @@
           </w:tcPr>
           <w:p>
             <w:pPr>
-              <w:spacing w:after="0" w:line="252"/>
-            </w:pPr>
-            <w:r>
-              <w:rPr>
-                <w:rFonts w:ascii="Calibri" w:cs="Calibri" w:eastAsia="Calibri" w:hAnsi="Calibri"/>
-                <w:b/>
-                <w:bCs/>
-                <w:sz w:val="19"/>
-                <w:szCs w:val="19"/>
-              </w:rPr>
-              <w:t xml:space="preserve">Esteban Vidal</w:t>
-            </w:r>
-            <w:r>
-              <w:rPr>
-                <w:rFonts w:ascii="Calibri" w:cs="Calibri" w:eastAsia="Calibri" w:hAnsi="Calibri"/>
-                <w:sz w:val="19"/>
-                <w:szCs w:val="19"/>
-              </w:rPr>
-              <w:t xml:space="preserve"> + la firma "E.V." retirando MASTER-2 a las 02:15</w:t>
+              <w:spacing w:after="60" w:line="252"/>
+            </w:pPr>
+            <w:r>
+              <w:rPr>
+                <w:rFonts w:ascii="Calibri" w:cs="Calibri" w:eastAsia="Calibri" w:hAnsi="Calibri"/>
+                <w:sz w:val="19"/>
+                <w:szCs w:val="19"/>
+              </w:rPr>
+              <w:t xml:space="preserve">• Planilla de llaves maestras del office: retiro de MASTER-2 firmado por "E.V." a las 02:15 (hora real de pared), sin devolver [D].</w:t>
+            </w:r>
+          </w:p>
+          <w:p>
+            <w:pPr>
+              <w:spacing w:after="60" w:line="252"/>
+            </w:pPr>
+            <w:r>
+              <w:rPr>
+                <w:rFonts w:ascii="Calibri" w:cs="Calibri" w:eastAsia="Calibri" w:hAnsi="Calibri"/>
+                <w:sz w:val="19"/>
+                <w:szCs w:val="19"/>
+              </w:rPr>
+              <w:t xml:space="preserve">• Registro de accesos de la 412: apertura con MASTER-2 a las 01:40 del reloj del sistema, que atrasa 40 minutos (hora real: 02:20) [C].</w:t>
+            </w:r>
+          </w:p>
+          <w:p>
+            <w:pPr>
+              <w:spacing w:after="60" w:line="252"/>
+            </w:pPr>
+            <w:r>
+              <w:rPr>
+                <w:rFonts w:ascii="Calibri" w:cs="Calibri" w:eastAsia="Calibri" w:hAnsi="Calibri"/>
+                <w:sz w:val="19"/>
+                <w:szCs w:val="19"/>
+              </w:rPr>
+              <w:t xml:space="preserve">• Registro de custodia y reclamo de Salas por los faltantes de dinero durante el turno de E.V. [C].</w:t>
+            </w:r>
+          </w:p>
+          <w:p>
+            <w:pPr>
+              <w:spacing w:after="0" w:line="252"/>
+            </w:pPr>
+            <w:r>
+              <w:rPr>
+                <w:rFonts w:ascii="Calibri" w:cs="Calibri" w:eastAsia="Calibri" w:hAnsi="Calibri"/>
+                <w:sz w:val="19"/>
+                <w:szCs w:val="19"/>
+              </w:rPr>
+              <w:t xml:space="preserve">• Mentira de Esteban en WhatsApp negando haber subido al office del piso 4 o haber retirado MASTER-2 [C].</w:t>
             </w:r>
           </w:p>
         </w:tc>
@@ -24317,7 +26232,7 @@
                 <w:sz w:val="19"/>
                 <w:szCs w:val="19"/>
               </w:rPr>
-              <w:t xml:space="preserve">Por qué funciona</w:t>
+              <w:t xml:space="preserve">Ficheros de Rocío, Marcela Ortiz y Martín Duarte (descarte)</w:t>
             </w:r>
           </w:p>
         </w:tc>
@@ -24340,15 +26255,41 @@
           </w:tcPr>
           <w:p>
             <w:pPr>
-              <w:spacing w:after="0" w:line="252"/>
-            </w:pPr>
-            <w:r>
-              <w:rPr>
-                <w:rFonts w:ascii="Calibri" w:cs="Calibri" w:eastAsia="Calibri" w:hAnsi="Calibri"/>
-                <w:sz w:val="19"/>
-                <w:szCs w:val="19"/>
-              </w:rPr>
-              <w:t xml:space="preserve">El sistema registra MASTER-2 en la 412 a las 01:40, pero el sistema atrasa 40 minutos: la hora real es 02:20, cinco minutos después de que "E.V." la retirara.</w:t>
+              <w:spacing w:after="60" w:line="252"/>
+            </w:pPr>
+            <w:r>
+              <w:rPr>
+                <w:rFonts w:ascii="Calibri" w:cs="Calibri" w:eastAsia="Calibri" w:hAnsi="Calibri"/>
+                <w:sz w:val="19"/>
+                <w:szCs w:val="19"/>
+              </w:rPr>
+              <w:t xml:space="preserve">• Rocío: retiró MASTER-1 a las 23:00 y la devolvió a las 23:30; su entrada a la 412 fue horas antes del crimen [C].</w:t>
+            </w:r>
+          </w:p>
+          <w:p>
+            <w:pPr>
+              <w:spacing w:after="60" w:line="252"/>
+            </w:pPr>
+            <w:r>
+              <w:rPr>
+                <w:rFonts w:ascii="Calibri" w:cs="Calibri" w:eastAsia="Calibri" w:hAnsi="Calibri"/>
+                <w:sz w:val="19"/>
+                <w:szCs w:val="19"/>
+              </w:rPr>
+              <w:t xml:space="preserve">• Marcela Ortiz: quería tapar el escándalo administrativo pero no estuvo en el turno noche [C].</w:t>
+            </w:r>
+          </w:p>
+          <w:p>
+            <w:pPr>
+              <w:spacing w:after="0" w:line="252"/>
+            </w:pPr>
+            <w:r>
+              <w:rPr>
+                <w:rFonts w:ascii="Calibri" w:cs="Calibri" w:eastAsia="Calibri" w:hAnsi="Calibri"/>
+                <w:sz w:val="19"/>
+                <w:szCs w:val="19"/>
+              </w:rPr>
+              <w:t xml:space="preserve">• Martín Duarte: tenía pelea comercial pública en Laburantes, pero estaba en una obra en Rosario esa noche [C].</w:t>
             </w:r>
           </w:p>
         </w:tc>
@@ -24387,7 +26328,7 @@
                 <w:sz w:val="19"/>
                 <w:szCs w:val="19"/>
               </w:rPr>
-              <w:t xml:space="preserve">Final bueno</w:t>
+              <w:t xml:space="preserve">Acusación correcta en el Juicio</w:t>
             </w:r>
           </w:p>
         </w:tc>
@@ -24418,7 +26359,7 @@
                 <w:sz w:val="19"/>
                 <w:szCs w:val="19"/>
               </w:rPr>
-              <w:t xml:space="preserve">Vidal es detenido y se descubren los faltantes de custodia de otros huéspedes.</w:t>
+              <w:t xml:space="preserve">Marcar a Esteban Vidal como asesino y seleccionar en su fichero la firma "E.V." retirando MASTER-2 a las 02:15 [D] junto con el atraso de 40 minutos del reloj del sistema y el faltante de custodia.</w:t>
             </w:r>
           </w:p>
         </w:tc>
@@ -24457,7 +26398,7 @@
                 <w:sz w:val="19"/>
                 <w:szCs w:val="19"/>
               </w:rPr>
-              <w:t xml:space="preserve">Acusa a Rocío</w:t>
+              <w:t xml:space="preserve">Por qué funciona</w:t>
             </w:r>
           </w:p>
         </w:tc>
@@ -24488,7 +26429,7 @@
                 <w:sz w:val="19"/>
                 <w:szCs w:val="19"/>
               </w:rPr>
-              <w:t xml:space="preserve">Final malo: Rocío es despedida y Vidal sigue en su puesto.</w:t>
+              <w:t xml:space="preserve">El sistema registra MASTER-2 abriendo la habitación 412 a las 01:40, pero como atrasa 40 minutos (mails y cámara), la hora real de entrada fue las 02:20: exactamente cinco minutos después de que Esteban Vidal ("E.V.") firmara el retiro de MASTER-2 en el office.</w:t>
             </w:r>
           </w:p>
         </w:tc>
@@ -24527,6 +26468,146 @@
                 <w:sz w:val="19"/>
                 <w:szCs w:val="19"/>
               </w:rPr>
+              <w:t xml:space="preserve">Final bueno</w:t>
+            </w:r>
+          </w:p>
+        </w:tc>
+        <w:tc>
+          <w:tcPr>
+            <w:tcW w:type="dxa" w:w="7038"/>
+            <w:tcBorders>
+              <w:top w:val="single" w:color="BFBFBF" w:sz="4"/>
+              <w:left w:val="single" w:color="BFBFBF" w:sz="4"/>
+              <w:bottom w:val="single" w:color="BFBFBF" w:sz="4"/>
+              <w:right w:val="single" w:color="BFBFBF" w:sz="4"/>
+            </w:tcBorders>
+            <w:shd w:fill="FFFFFF" w:color="auto" w:val="clear"/>
+            <w:tcMar>
+              <w:top w:type="dxa" w:w="70"/>
+              <w:left w:type="dxa" w:w="110"/>
+              <w:bottom w:type="dxa" w:w="70"/>
+              <w:right w:type="dxa" w:w="110"/>
+            </w:tcMar>
+          </w:tcPr>
+          <w:p>
+            <w:pPr>
+              <w:spacing w:after="0" w:line="252"/>
+            </w:pPr>
+            <w:r>
+              <w:rPr>
+                <w:rFonts w:ascii="Calibri" w:cs="Calibri" w:eastAsia="Calibri" w:hAnsi="Calibri"/>
+                <w:sz w:val="19"/>
+                <w:szCs w:val="19"/>
+              </w:rPr>
+              <w:t xml:space="preserve">Esteban Vidal es detenido y se comprueba el robo sistemático de los sobres de custodia de los huéspedes.</w:t>
+            </w:r>
+          </w:p>
+        </w:tc>
+      </w:tr>
+      <w:tr>
+        <w:trPr>
+          <w:cantSplit/>
+          <w:tblHeader w:val="false"/>
+        </w:trPr>
+        <w:tc>
+          <w:tcPr>
+            <w:tcW w:type="dxa" w:w="2600"/>
+            <w:tcBorders>
+              <w:top w:val="single" w:color="BFBFBF" w:sz="4"/>
+              <w:left w:val="single" w:color="BFBFBF" w:sz="4"/>
+              <w:bottom w:val="single" w:color="BFBFBF" w:sz="4"/>
+              <w:right w:val="single" w:color="BFBFBF" w:sz="4"/>
+            </w:tcBorders>
+            <w:shd w:fill="EEF2F7" w:color="auto" w:val="clear"/>
+            <w:tcMar>
+              <w:top w:type="dxa" w:w="70"/>
+              <w:left w:type="dxa" w:w="110"/>
+              <w:bottom w:type="dxa" w:w="70"/>
+              <w:right w:type="dxa" w:w="110"/>
+            </w:tcMar>
+          </w:tcPr>
+          <w:p>
+            <w:pPr>
+              <w:spacing w:after="0" w:line="252"/>
+            </w:pPr>
+            <w:r>
+              <w:rPr>
+                <w:rFonts w:ascii="Calibri" w:cs="Calibri" w:eastAsia="Calibri" w:hAnsi="Calibri"/>
+                <w:b/>
+                <w:bCs/>
+                <w:sz w:val="19"/>
+                <w:szCs w:val="19"/>
+              </w:rPr>
+              <w:t xml:space="preserve">Acusa a Rocío</w:t>
+            </w:r>
+          </w:p>
+        </w:tc>
+        <w:tc>
+          <w:tcPr>
+            <w:tcW w:type="dxa" w:w="7038"/>
+            <w:tcBorders>
+              <w:top w:val="single" w:color="BFBFBF" w:sz="4"/>
+              <w:left w:val="single" w:color="BFBFBF" w:sz="4"/>
+              <w:bottom w:val="single" w:color="BFBFBF" w:sz="4"/>
+              <w:right w:val="single" w:color="BFBFBF" w:sz="4"/>
+            </w:tcBorders>
+            <w:shd w:fill="FFFFFF" w:color="auto" w:val="clear"/>
+            <w:tcMar>
+              <w:top w:type="dxa" w:w="70"/>
+              <w:left w:type="dxa" w:w="110"/>
+              <w:bottom w:type="dxa" w:w="70"/>
+              <w:right w:type="dxa" w:w="110"/>
+            </w:tcMar>
+          </w:tcPr>
+          <w:p>
+            <w:pPr>
+              <w:spacing w:after="0" w:line="252"/>
+            </w:pPr>
+            <w:r>
+              <w:rPr>
+                <w:rFonts w:ascii="Calibri" w:cs="Calibri" w:eastAsia="Calibri" w:hAnsi="Calibri"/>
+                <w:sz w:val="19"/>
+                <w:szCs w:val="19"/>
+              </w:rPr>
+              <w:t xml:space="preserve">Final malo: Rocío es despedida e imputada injustamente mientras Vidal sigue en su puesto.</w:t>
+            </w:r>
+          </w:p>
+        </w:tc>
+      </w:tr>
+      <w:tr>
+        <w:trPr>
+          <w:cantSplit/>
+          <w:tblHeader w:val="false"/>
+        </w:trPr>
+        <w:tc>
+          <w:tcPr>
+            <w:tcW w:type="dxa" w:w="2600"/>
+            <w:tcBorders>
+              <w:top w:val="single" w:color="BFBFBF" w:sz="4"/>
+              <w:left w:val="single" w:color="BFBFBF" w:sz="4"/>
+              <w:bottom w:val="single" w:color="BFBFBF" w:sz="4"/>
+              <w:right w:val="single" w:color="BFBFBF" w:sz="4"/>
+            </w:tcBorders>
+            <w:shd w:fill="EEF2F7" w:color="auto" w:val="clear"/>
+            <w:tcMar>
+              <w:top w:type="dxa" w:w="70"/>
+              <w:left w:type="dxa" w:w="110"/>
+              <w:bottom w:type="dxa" w:w="70"/>
+              <w:right w:type="dxa" w:w="110"/>
+            </w:tcMar>
+          </w:tcPr>
+          <w:p>
+            <w:pPr>
+              <w:spacing w:after="0" w:line="252"/>
+            </w:pPr>
+            <w:r>
+              <w:rPr>
+                <w:rFonts w:ascii="Calibri" w:cs="Calibri" w:eastAsia="Calibri" w:hAnsi="Calibri"/>
+                <w:b/>
+                <w:bCs/>
+                <w:sz w:val="19"/>
+                <w:szCs w:val="19"/>
+              </w:rPr>
               <w:t xml:space="preserve">Acusa a Marcela Ortiz o a Martín Duarte</w:t>
             </w:r>
           </w:p>
@@ -24558,7 +26639,7 @@
                 <w:sz w:val="19"/>
                 <w:szCs w:val="19"/>
               </w:rPr>
-              <w:t xml:space="preserve">Final malo: Vidal sigue en su puesto.</w:t>
+              <w:t xml:space="preserve">Final malo: la acusación se cae por falta de pruebas en la escena y Vidal queda impune.</w:t>
             </w:r>
           </w:p>
         </w:tc>
@@ -25739,6 +27820,19 @@
           <w:szCs w:val="21"/>
         </w:rPr>
         <w:t xml:space="preserve"> E0 Presentación → E1 Acta → E2 Web del colegio → E3 Drive (login) → E4 Planilla → E5 Grupo del curso en Barrio → E6 Perfil de Sofía → E7 Correo → E8 Cámara (login) + en vivo → E9 Búsqueda del alias en Barrio → Acusación</w:t>
+      </w:r>
+    </w:p>
+    <w:p>
+      <w:pPr>
+        <w:spacing w:after="120" w:line="276"/>
+      </w:pPr>
+      <w:r>
+        <w:rPr>
+          <w:rFonts w:ascii="Calibri" w:cs="Calibri" w:eastAsia="Calibri" w:hAnsi="Calibri"/>
+          <w:sz w:val="21"/>
+          <w:szCs w:val="21"/>
+        </w:rPr>
+        <w:t xml:space="preserve">En la computadora de preceptoría están el acta de la reunión de padres, el Navegador (con acceso a la web del Instituto San Martín, el Drive del 5°B y la red Barrio), el Correo de preceptoría, la cámara de preceptoría y el WhatsApp institucional de preceptoría. Cuando el jugador reúne las pruebas en el Fichero de cada sospechoso, toca Apagar › Desconectar para pasar al Juicio.</w:t>
       </w:r>
     </w:p>
     <w:p>
@@ -31244,11 +33338,365 @@
     </w:p>
     <w:p>
       <w:pPr>
+        <w:pStyle w:val="Heading3"/>
+        <w:keepNext/>
+      </w:pPr>
+      <w:r>
+        <w:t xml:space="preserve">E10 · WhatsApp de Preceptoría — Historial e interrogatorio</w:t>
+      </w:r>
+    </w:p>
+    <w:p>
+      <w:pPr>
+        <w:spacing w:after="120" w:line="276"/>
+      </w:pPr>
+      <w:r>
+        <w:rPr>
+          <w:rFonts w:ascii="Calibri" w:cs="Calibri" w:eastAsia="Calibri" w:hAnsi="Calibri"/>
+          <w:sz w:val="21"/>
+          <w:szCs w:val="21"/>
+        </w:rPr>
+        <w:t xml:space="preserve">Límite de subrayado: 3 por contacto · Permite interrogar a Bruno Ale, Sofía Rey y el preceptor Gómez para completar sus fichas antes del Juicio.</w:t>
+      </w:r>
+    </w:p>
+    <w:tbl>
+      <w:tblPr>
+        <w:tblW w:type="dxa" w:w="9638"/>
+        <w:tblBorders>
+          <w:top w:val="single" w:color="auto" w:sz="4"/>
+          <w:left w:val="single" w:color="auto" w:sz="4"/>
+          <w:bottom w:val="single" w:color="auto" w:sz="4"/>
+          <w:right w:val="single" w:color="auto" w:sz="4"/>
+          <w:insideH w:val="single" w:color="auto" w:sz="4"/>
+          <w:insideV w:val="single" w:color="auto" w:sz="4"/>
+        </w:tblBorders>
+      </w:tblPr>
+      <w:tblGrid>
+        <w:gridCol w:w="9638"/>
+      </w:tblGrid>
+      <w:tr>
+        <w:tc>
+          <w:tcPr>
+            <w:tcW w:type="dxa" w:w="9638"/>
+            <w:tcBorders>
+              <w:top w:val="none" w:color="FFFFFF" w:sz="0"/>
+              <w:left w:val="single" w:color="8EA9C1" w:sz="18"/>
+              <w:bottom w:val="none" w:color="FFFFFF" w:sz="0"/>
+              <w:right w:val="none" w:color="FFFFFF" w:sz="0"/>
+            </w:tcBorders>
+            <w:shd w:fill="F5F7FA" w:color="auto" w:val="clear"/>
+            <w:tcMar>
+              <w:top w:type="dxa" w:w="120"/>
+              <w:left w:type="dxa" w:w="220"/>
+              <w:bottom w:type="dxa" w:w="60"/>
+              <w:right w:type="dxa" w:w="160"/>
+            </w:tcMar>
+          </w:tcPr>
+          <w:p>
+            <w:pPr>
+              <w:spacing w:after="90" w:line="264"/>
+            </w:pPr>
+            <w:r>
+              <w:rPr>
+                <w:rFonts w:ascii="Cambria" w:cs="Cambria" w:eastAsia="Cambria" w:hAnsi="Cambria"/>
+                <w:b/>
+                <w:bCs/>
+                <w:sz w:val="20"/>
+                <w:szCs w:val="20"/>
+              </w:rPr>
+              <w:t xml:space="preserve">Contacto: Bruno Ale (delegado) — Interrogatorio:</w:t>
+            </w:r>
+          </w:p>
+          <w:p>
+            <w:pPr>
+              <w:spacing w:after="90" w:line="264"/>
+            </w:pPr>
+            <w:r>
+              <w:rPr>
+                <w:rFonts w:ascii="Cambria" w:cs="Cambria" w:eastAsia="Cambria" w:hAnsi="Cambria"/>
+                <w:sz w:val="20"/>
+                <w:szCs w:val="20"/>
+              </w:rPr>
+              <w:t xml:space="preserve">Pregunta: "¿De dónde salió el alias RUMBO.SUR.PAGOS que hiciste anotar en el pizarrón?" → Bruno: "Me llegó por correo desde la agencia y yo solo avisé en la reunión. </w:t>
+            </w:r>
+            <w:r>
+              <w:rPr>
+                <w:rFonts w:ascii="Cambria" w:cs="Cambria" w:eastAsia="Cambria" w:hAnsi="Cambria"/>
+                <w:b w:val="false"/>
+                <w:bCs w:val="false"/>
+                <w:color w:val="000000"/>
+                <w:sz w:val="20"/>
+                <w:szCs w:val="20"/>
+                <w:shd w:fill="FFF1C2" w:color="auto" w:val="clear"/>
+              </w:rPr>
+              <w:t xml:space="preserve">No tengo idea de quién es el titular de esa cuenta ni conozco a nadie que use ese alias</w:t>
+            </w:r>
+            <w:r>
+              <w:rPr>
+                <w:rFonts w:ascii="Calibri" w:cs="Calibri" w:eastAsia="Calibri" w:hAnsi="Calibri"/>
+                <w:b/>
+                <w:bCs/>
+                <w:color w:val="1F3864"/>
+                <w:sz w:val="15"/>
+                <w:szCs w:val="15"/>
+              </w:rPr>
+              <w:t xml:space="preserve"> [C]</w:t>
+            </w:r>
+            <w:r>
+              <w:rPr>
+                <w:rFonts w:ascii="Cambria" w:cs="Cambria" w:eastAsia="Cambria" w:hAnsi="Cambria"/>
+                <w:sz w:val="20"/>
+                <w:szCs w:val="20"/>
+              </w:rPr>
+              <w:t xml:space="preserve">." (Contradice que el alias está publicado en la biografía de su primo Federico Ale).</w:t>
+            </w:r>
+          </w:p>
+          <w:p>
+            <w:pPr>
+              <w:spacing w:after="90" w:line="264"/>
+            </w:pPr>
+            <w:r>
+              <w:rPr>
+                <w:rFonts w:ascii="Cambria" w:cs="Cambria" w:eastAsia="Cambria" w:hAnsi="Cambria"/>
+                <w:sz w:val="20"/>
+                <w:szCs w:val="20"/>
+              </w:rPr>
+              <w:t xml:space="preserve">Pregunta: "¿Por qué editaste la planilla del Drive a las tres de la mañana?" → Bruno: "</w:t>
+            </w:r>
+            <w:r>
+              <w:rPr>
+                <w:rFonts w:ascii="Cambria" w:cs="Cambria" w:eastAsia="Cambria" w:hAnsi="Cambria"/>
+                <w:b w:val="false"/>
+                <w:bCs w:val="false"/>
+                <w:color w:val="000000"/>
+                <w:sz w:val="20"/>
+                <w:szCs w:val="20"/>
+                <w:shd w:fill="FFF1C2" w:color="auto" w:val="clear"/>
+              </w:rPr>
+              <w:t xml:space="preserve">Estaba ordenando los nombres de los que habían transferido</w:t>
+            </w:r>
+            <w:r>
+              <w:rPr>
+                <w:rFonts w:ascii="Calibri" w:cs="Calibri" w:eastAsia="Calibri" w:hAnsi="Calibri"/>
+                <w:b/>
+                <w:bCs/>
+                <w:color w:val="1F3864"/>
+                <w:sz w:val="15"/>
+                <w:szCs w:val="15"/>
+              </w:rPr>
+              <w:t xml:space="preserve"> [C]</w:t>
+            </w:r>
+            <w:r>
+              <w:rPr>
+                <w:rFonts w:ascii="Cambria" w:cs="Cambria" w:eastAsia="Cambria" w:hAnsi="Cambria"/>
+                <w:sz w:val="20"/>
+                <w:szCs w:val="20"/>
+              </w:rPr>
+              <w:t xml:space="preserve">, nada más."</w:t>
+            </w:r>
+          </w:p>
+        </w:tc>
+      </w:tr>
+    </w:tbl>
+    <w:p/>
+    <w:tbl>
+      <w:tblPr>
+        <w:tblW w:type="dxa" w:w="9638"/>
+        <w:tblBorders>
+          <w:top w:val="single" w:color="auto" w:sz="4"/>
+          <w:left w:val="single" w:color="auto" w:sz="4"/>
+          <w:bottom w:val="single" w:color="auto" w:sz="4"/>
+          <w:right w:val="single" w:color="auto" w:sz="4"/>
+          <w:insideH w:val="single" w:color="auto" w:sz="4"/>
+          <w:insideV w:val="single" w:color="auto" w:sz="4"/>
+        </w:tblBorders>
+      </w:tblPr>
+      <w:tblGrid>
+        <w:gridCol w:w="9638"/>
+      </w:tblGrid>
+      <w:tr>
+        <w:tc>
+          <w:tcPr>
+            <w:tcW w:type="dxa" w:w="9638"/>
+            <w:tcBorders>
+              <w:top w:val="none" w:color="FFFFFF" w:sz="0"/>
+              <w:left w:val="single" w:color="8EA9C1" w:sz="18"/>
+              <w:bottom w:val="none" w:color="FFFFFF" w:sz="0"/>
+              <w:right w:val="none" w:color="FFFFFF" w:sz="0"/>
+            </w:tcBorders>
+            <w:shd w:fill="F5F7FA" w:color="auto" w:val="clear"/>
+            <w:tcMar>
+              <w:top w:type="dxa" w:w="120"/>
+              <w:left w:type="dxa" w:w="220"/>
+              <w:bottom w:type="dxa" w:w="60"/>
+              <w:right w:type="dxa" w:w="160"/>
+            </w:tcMar>
+          </w:tcPr>
+          <w:p>
+            <w:pPr>
+              <w:spacing w:after="90" w:line="264"/>
+            </w:pPr>
+            <w:r>
+              <w:rPr>
+                <w:rFonts w:ascii="Cambria" w:cs="Cambria" w:eastAsia="Cambria" w:hAnsi="Cambria"/>
+                <w:b/>
+                <w:bCs/>
+                <w:sz w:val="20"/>
+                <w:szCs w:val="20"/>
+              </w:rPr>
+              <w:t xml:space="preserve">Contacto: Sofía Rey (co-delegada) — Interrogatorio:</w:t>
+            </w:r>
+          </w:p>
+          <w:p>
+            <w:pPr>
+              <w:spacing w:after="90" w:line="264"/>
+            </w:pPr>
+            <w:r>
+              <w:rPr>
+                <w:rFonts w:ascii="Cambria" w:cs="Cambria" w:eastAsia="Cambria" w:hAnsi="Cambria"/>
+                <w:sz w:val="20"/>
+                <w:szCs w:val="20"/>
+              </w:rPr>
+              <w:t xml:space="preserve">Pregunta: "¿Qué pasó con la plata de las cuotas 2 y 3?" → Sofía: "Yo solo junté el efectivo de la cuota 1 y </w:t>
+            </w:r>
+            <w:r>
+              <w:rPr>
+                <w:rFonts w:ascii="Cambria" w:cs="Cambria" w:eastAsia="Cambria" w:hAnsi="Cambria"/>
+                <w:b w:val="false"/>
+                <w:bCs w:val="false"/>
+                <w:color w:val="000000"/>
+                <w:sz w:val="20"/>
+                <w:szCs w:val="20"/>
+                <w:shd w:fill="FFF1C2" w:color="auto" w:val="clear"/>
+              </w:rPr>
+              <w:t xml:space="preserve">entregué cada sobre en preceptoría contra recibo firmado en la carpeta de la caja fuerte</w:t>
+            </w:r>
+            <w:r>
+              <w:rPr>
+                <w:rFonts w:ascii="Calibri" w:cs="Calibri" w:eastAsia="Calibri" w:hAnsi="Calibri"/>
+                <w:b/>
+                <w:bCs/>
+                <w:color w:val="1F3864"/>
+                <w:sz w:val="15"/>
+                <w:szCs w:val="15"/>
+              </w:rPr>
+              <w:t xml:space="preserve"> [C]</w:t>
+            </w:r>
+            <w:r>
+              <w:rPr>
+                <w:rFonts w:ascii="Cambria" w:cs="Cambria" w:eastAsia="Cambria" w:hAnsi="Cambria"/>
+                <w:sz w:val="20"/>
+                <w:szCs w:val="20"/>
+              </w:rPr>
+              <w:t xml:space="preserve">. Las cuotas 2 y 3 se pagaron todas por transferencia al alias que pasó Bruno."</w:t>
+            </w:r>
+          </w:p>
+        </w:tc>
+      </w:tr>
+    </w:tbl>
+    <w:p/>
+    <w:tbl>
+      <w:tblPr>
+        <w:tblW w:type="dxa" w:w="9638"/>
+        <w:tblBorders>
+          <w:top w:val="single" w:color="auto" w:sz="4"/>
+          <w:left w:val="single" w:color="auto" w:sz="4"/>
+          <w:bottom w:val="single" w:color="auto" w:sz="4"/>
+          <w:right w:val="single" w:color="auto" w:sz="4"/>
+          <w:insideH w:val="single" w:color="auto" w:sz="4"/>
+          <w:insideV w:val="single" w:color="auto" w:sz="4"/>
+        </w:tblBorders>
+      </w:tblPr>
+      <w:tblGrid>
+        <w:gridCol w:w="9638"/>
+      </w:tblGrid>
+      <w:tr>
+        <w:tc>
+          <w:tcPr>
+            <w:tcW w:type="dxa" w:w="9638"/>
+            <w:tcBorders>
+              <w:top w:val="none" w:color="FFFFFF" w:sz="0"/>
+              <w:left w:val="single" w:color="8EA9C1" w:sz="18"/>
+              <w:bottom w:val="none" w:color="FFFFFF" w:sz="0"/>
+              <w:right w:val="none" w:color="FFFFFF" w:sz="0"/>
+            </w:tcBorders>
+            <w:shd w:fill="F5F7FA" w:color="auto" w:val="clear"/>
+            <w:tcMar>
+              <w:top w:type="dxa" w:w="120"/>
+              <w:left w:type="dxa" w:w="220"/>
+              <w:bottom w:type="dxa" w:w="60"/>
+              <w:right w:type="dxa" w:w="160"/>
+            </w:tcMar>
+          </w:tcPr>
+          <w:p>
+            <w:pPr>
+              <w:spacing w:after="90" w:line="264"/>
+            </w:pPr>
+            <w:r>
+              <w:rPr>
+                <w:rFonts w:ascii="Cambria" w:cs="Cambria" w:eastAsia="Cambria" w:hAnsi="Cambria"/>
+                <w:b/>
+                <w:bCs/>
+                <w:sz w:val="20"/>
+                <w:szCs w:val="20"/>
+              </w:rPr>
+              <w:t xml:space="preserve">Contacto: Gómez (preceptor) — Interrogatorio:</w:t>
+            </w:r>
+          </w:p>
+          <w:p>
+            <w:pPr>
+              <w:spacing w:after="90" w:line="264"/>
+            </w:pPr>
+            <w:r>
+              <w:rPr>
+                <w:rFonts w:ascii="Cambria" w:cs="Cambria" w:eastAsia="Cambria" w:hAnsi="Cambria"/>
+                <w:sz w:val="20"/>
+                <w:szCs w:val="20"/>
+              </w:rPr>
+              <w:t xml:space="preserve">Pregunta: "¿Alguien abrió la caja de preceptoría esa semana?" → Gómez: "Imposible que haya sido yo, </w:t>
+            </w:r>
+            <w:r>
+              <w:rPr>
+                <w:rFonts w:ascii="Cambria" w:cs="Cambria" w:eastAsia="Cambria" w:hAnsi="Cambria"/>
+                <w:b w:val="false"/>
+                <w:bCs w:val="false"/>
+                <w:color w:val="000000"/>
+                <w:sz w:val="20"/>
+                <w:szCs w:val="20"/>
+                <w:shd w:fill="FFF1C2" w:color="auto" w:val="clear"/>
+              </w:rPr>
+              <w:t xml:space="preserve">estuve toda esa semana internado y en reposo por la operación de rodilla</w:t>
+            </w:r>
+            <w:r>
+              <w:rPr>
+                <w:rFonts w:ascii="Calibri" w:cs="Calibri" w:eastAsia="Calibri" w:hAnsi="Calibri"/>
+                <w:b/>
+                <w:bCs/>
+                <w:color w:val="1F3864"/>
+                <w:sz w:val="15"/>
+                <w:szCs w:val="15"/>
+              </w:rPr>
+              <w:t xml:space="preserve"> [C]</w:t>
+            </w:r>
+            <w:r>
+              <w:rPr>
+                <w:rFonts w:ascii="Cambria" w:cs="Cambria" w:eastAsia="Cambria" w:hAnsi="Cambria"/>
+                <w:sz w:val="20"/>
+                <w:szCs w:val="20"/>
+              </w:rPr>
+              <w:t xml:space="preserve">, y además de la caja fuerte no falta ningún sobre de efectivo."</w:t>
+            </w:r>
+          </w:p>
+        </w:tc>
+      </w:tr>
+    </w:tbl>
+    <w:p/>
+    <w:p>
+      <w:pPr>
         <w:pStyle w:val="Heading2"/>
         <w:keepNext/>
       </w:pPr>
       <w:r>
-        <w:t xml:space="preserve">8.6 Acusación y finales</w:t>
+        <w:t xml:space="preserve">8.6 Fichero de sospechosos en el Juicio y finales</w:t>
       </w:r>
     </w:p>
     <w:tbl>
@@ -31301,7 +33749,7 @@
                 <w:sz w:val="19"/>
                 <w:szCs w:val="19"/>
               </w:rPr>
-              <w:t xml:space="preserve">Correcta</w:t>
+              <w:t xml:space="preserve">Fichero de Bruno Ale (culpable) y Federico Ale (cómplice)</w:t>
             </w:r>
           </w:p>
         </w:tc>
@@ -31324,25 +33772,54 @@
           </w:tcPr>
           <w:p>
             <w:pPr>
-              <w:spacing w:after="0" w:line="252"/>
-            </w:pPr>
-            <w:r>
-              <w:rPr>
-                <w:rFonts w:ascii="Calibri" w:cs="Calibri" w:eastAsia="Calibri" w:hAnsi="Calibri"/>
-                <w:b/>
-                <w:bCs/>
-                <w:sz w:val="19"/>
-                <w:szCs w:val="19"/>
-              </w:rPr>
-              <w:t xml:space="preserve">Bruno Ale</w:t>
-            </w:r>
-            <w:r>
-              <w:rPr>
-                <w:rFonts w:ascii="Calibri" w:cs="Calibri" w:eastAsia="Calibri" w:hAnsi="Calibri"/>
-                <w:sz w:val="19"/>
-                <w:szCs w:val="19"/>
-              </w:rPr>
-              <w:t xml:space="preserve"> + el alias RUMBO.SUR.PAGOS en el perfil de su primo</w:t>
+              <w:spacing w:after="60" w:line="252"/>
+            </w:pPr>
+            <w:r>
+              <w:rPr>
+                <w:rFonts w:ascii="Calibri" w:cs="Calibri" w:eastAsia="Calibri" w:hAnsi="Calibri"/>
+                <w:sz w:val="19"/>
+                <w:szCs w:val="19"/>
+              </w:rPr>
+              <w:t xml:space="preserve">• Perfil de su primo Federico Ale (@fede.kicks) en Barrio recibiendo pagos en el alias RUMBO.SUR.PAGOS [D].</w:t>
+            </w:r>
+          </w:p>
+          <w:p>
+            <w:pPr>
+              <w:spacing w:after="60" w:line="252"/>
+            </w:pPr>
+            <w:r>
+              <w:rPr>
+                <w:rFonts w:ascii="Calibri" w:cs="Calibri" w:eastAsia="Calibri" w:hAnsi="Calibri"/>
+                <w:sz w:val="19"/>
+                <w:szCs w:val="19"/>
+              </w:rPr>
+              <w:t xml:space="preserve">• Acta de reunión y pizarrón en la cámara de preceptoría confirmando que fue Bruno quien informó el supuesto nuevo alias [C].</w:t>
+            </w:r>
+          </w:p>
+          <w:p>
+            <w:pPr>
+              <w:spacing w:after="60" w:line="252"/>
+            </w:pPr>
+            <w:r>
+              <w:rPr>
+                <w:rFonts w:ascii="Calibri" w:cs="Calibri" w:eastAsia="Calibri" w:hAnsi="Calibri"/>
+                <w:sz w:val="19"/>
+                <w:szCs w:val="19"/>
+              </w:rPr>
+              <w:t xml:space="preserve">• Correo oficial de Rumbo Sur aclarando que su único alias siempre fue VIAJE.PROMO.26 y que nunca lo cambiaron [C].</w:t>
+            </w:r>
+          </w:p>
+          <w:p>
+            <w:pPr>
+              <w:spacing w:after="0" w:line="252"/>
+            </w:pPr>
+            <w:r>
+              <w:rPr>
+                <w:rFonts w:ascii="Calibri" w:cs="Calibri" w:eastAsia="Calibri" w:hAnsi="Calibri"/>
+                <w:sz w:val="19"/>
+                <w:szCs w:val="19"/>
+              </w:rPr>
+              <w:t xml:space="preserve">• Edición de la planilla de cobros por Bruno a las 03:12 y su mentira en WhatsApp negando saber de quién era el alias [C].</w:t>
             </w:r>
           </w:p>
         </w:tc>
@@ -31381,7 +33858,7 @@
                 <w:sz w:val="19"/>
                 <w:szCs w:val="19"/>
               </w:rPr>
-              <w:t xml:space="preserve">Por qué funciona</w:t>
+              <w:t xml:space="preserve">Ficheros de Sofía Rey y Gómez (descarte)</w:t>
             </w:r>
           </w:p>
         </w:tc>
@@ -31404,15 +33881,28 @@
           </w:tcPr>
           <w:p>
             <w:pPr>
-              <w:spacing w:after="0" w:line="252"/>
-            </w:pPr>
-            <w:r>
-              <w:rPr>
-                <w:rFonts w:ascii="Calibri" w:cs="Calibri" w:eastAsia="Calibri" w:hAnsi="Calibri"/>
-                <w:sz w:val="19"/>
-                <w:szCs w:val="19"/>
-              </w:rPr>
-              <w:t xml:space="preserve">La agencia nunca cambió el alias. El alias nuevo lo trajo Bruno (acta y pizarrón) y pertenece a su primo. Las cuotas se pagaron por transferencia, así que el efectivo de Sofía no tiene nada que ver.</w:t>
+              <w:spacing w:after="60" w:line="252"/>
+            </w:pPr>
+            <w:r>
+              <w:rPr>
+                <w:rFonts w:ascii="Calibri" w:cs="Calibri" w:eastAsia="Calibri" w:hAnsi="Calibri"/>
+                <w:sz w:val="19"/>
+                <w:szCs w:val="19"/>
+              </w:rPr>
+              <w:t xml:space="preserve">• Sofía Rey: solo cobraba efectivo con recibos firmados (visibles sobre la caja fuerte sin forzar) y las cuotas faltantes fueron por transferencia [C].</w:t>
+            </w:r>
+          </w:p>
+          <w:p>
+            <w:pPr>
+              <w:spacing w:after="0" w:line="252"/>
+            </w:pPr>
+            <w:r>
+              <w:rPr>
+                <w:rFonts w:ascii="Calibri" w:cs="Calibri" w:eastAsia="Calibri" w:hAnsi="Calibri"/>
+                <w:sz w:val="19"/>
+                <w:szCs w:val="19"/>
+              </w:rPr>
+              <w:t xml:space="preserve">• Gómez: estaba de licencia médica por operación de rodilla y la caja fuerte está intacta [C].</w:t>
             </w:r>
           </w:p>
         </w:tc>
@@ -31451,7 +33941,7 @@
                 <w:sz w:val="19"/>
                 <w:szCs w:val="19"/>
               </w:rPr>
-              <w:t xml:space="preserve">Final bueno</w:t>
+              <w:t xml:space="preserve">Acusación correcta en el Juicio</w:t>
             </w:r>
           </w:p>
         </w:tc>
@@ -31482,7 +33972,7 @@
                 <w:sz w:val="19"/>
                 <w:szCs w:val="19"/>
               </w:rPr>
-              <w:t xml:space="preserve">Se recupera parte de la plata y el curso llega a Bariloche.</w:t>
+              <w:t xml:space="preserve">Marcar a Bruno Ale como culpable principal y seleccionar en su fichero el alias RUMBO.SUR.PAGOS en el perfil de su primo Federico [D] junto con el desmentido oficial de Rumbo Sur y el pizarrón de preceptoría.</w:t>
             </w:r>
           </w:p>
         </w:tc>
@@ -31521,7 +34011,7 @@
                 <w:sz w:val="19"/>
                 <w:szCs w:val="19"/>
               </w:rPr>
-              <w:t xml:space="preserve">Acusa a Federico</w:t>
+              <w:t xml:space="preserve">Por qué funciona</w:t>
             </w:r>
           </w:p>
         </w:tc>
@@ -31552,7 +34042,7 @@
                 <w:sz w:val="19"/>
                 <w:szCs w:val="19"/>
               </w:rPr>
-              <w:t xml:space="preserve">Final a medias: se recupera la plata, pero Bruno sigue siendo delegado.</w:t>
+              <w:t xml:space="preserve">La agencia jamás cambió su alias. Bruno inventó el cambio con un correo falso, lo hizo anotar en preceptoría y desvió las transferencias de las cuotas 2 y 3 a la cuenta de su primo Federico.</w:t>
             </w:r>
           </w:p>
         </w:tc>
@@ -31591,7 +34081,7 @@
                 <w:sz w:val="19"/>
                 <w:szCs w:val="19"/>
               </w:rPr>
-              <w:t xml:space="preserve">Acusa a Sofía o a Gómez</w:t>
+              <w:t xml:space="preserve">Final bueno</w:t>
             </w:r>
           </w:p>
         </w:tc>
@@ -31622,7 +34112,147 @@
                 <w:sz w:val="19"/>
                 <w:szCs w:val="19"/>
               </w:rPr>
-              <w:t xml:space="preserve">Final malo: sancionan a un inocente y el curso pierde el viaje.</w:t>
+              <w:t xml:space="preserve">Bruno y su primo tienen que devolver la plata desviada, Sofía queda limpia frente a todo el colegio y el 5°B viaja a Bariloche.</w:t>
+            </w:r>
+          </w:p>
+        </w:tc>
+      </w:tr>
+      <w:tr>
+        <w:trPr>
+          <w:cantSplit/>
+          <w:tblHeader w:val="false"/>
+        </w:trPr>
+        <w:tc>
+          <w:tcPr>
+            <w:tcW w:type="dxa" w:w="2600"/>
+            <w:tcBorders>
+              <w:top w:val="single" w:color="BFBFBF" w:sz="4"/>
+              <w:left w:val="single" w:color="BFBFBF" w:sz="4"/>
+              <w:bottom w:val="single" w:color="BFBFBF" w:sz="4"/>
+              <w:right w:val="single" w:color="BFBFBF" w:sz="4"/>
+            </w:tcBorders>
+            <w:shd w:fill="EEF2F7" w:color="auto" w:val="clear"/>
+            <w:tcMar>
+              <w:top w:type="dxa" w:w="70"/>
+              <w:left w:type="dxa" w:w="110"/>
+              <w:bottom w:type="dxa" w:w="70"/>
+              <w:right w:type="dxa" w:w="110"/>
+            </w:tcMar>
+          </w:tcPr>
+          <w:p>
+            <w:pPr>
+              <w:spacing w:after="0" w:line="252"/>
+            </w:pPr>
+            <w:r>
+              <w:rPr>
+                <w:rFonts w:ascii="Calibri" w:cs="Calibri" w:eastAsia="Calibri" w:hAnsi="Calibri"/>
+                <w:b/>
+                <w:bCs/>
+                <w:sz w:val="19"/>
+                <w:szCs w:val="19"/>
+              </w:rPr>
+              <w:t xml:space="preserve">Acusa solo a Federico sin marcar la maniobra de Bruno</w:t>
+            </w:r>
+          </w:p>
+        </w:tc>
+        <w:tc>
+          <w:tcPr>
+            <w:tcW w:type="dxa" w:w="7038"/>
+            <w:tcBorders>
+              <w:top w:val="single" w:color="BFBFBF" w:sz="4"/>
+              <w:left w:val="single" w:color="BFBFBF" w:sz="4"/>
+              <w:bottom w:val="single" w:color="BFBFBF" w:sz="4"/>
+              <w:right w:val="single" w:color="BFBFBF" w:sz="4"/>
+            </w:tcBorders>
+            <w:shd w:fill="FFFFFF" w:color="auto" w:val="clear"/>
+            <w:tcMar>
+              <w:top w:type="dxa" w:w="70"/>
+              <w:left w:type="dxa" w:w="110"/>
+              <w:bottom w:type="dxa" w:w="70"/>
+              <w:right w:type="dxa" w:w="110"/>
+            </w:tcMar>
+          </w:tcPr>
+          <w:p>
+            <w:pPr>
+              <w:spacing w:after="0" w:line="252"/>
+            </w:pPr>
+            <w:r>
+              <w:rPr>
+                <w:rFonts w:ascii="Calibri" w:cs="Calibri" w:eastAsia="Calibri" w:hAnsi="Calibri"/>
+                <w:sz w:val="19"/>
+                <w:szCs w:val="19"/>
+              </w:rPr>
+              <w:t xml:space="preserve">Final a medias: se rastrea la cuenta de Federico, pero Bruno se desliga diciendo que fue engañado y sigue como delegado.</w:t>
+            </w:r>
+          </w:p>
+        </w:tc>
+      </w:tr>
+      <w:tr>
+        <w:trPr>
+          <w:cantSplit/>
+          <w:tblHeader w:val="false"/>
+        </w:trPr>
+        <w:tc>
+          <w:tcPr>
+            <w:tcW w:type="dxa" w:w="2600"/>
+            <w:tcBorders>
+              <w:top w:val="single" w:color="BFBFBF" w:sz="4"/>
+              <w:left w:val="single" w:color="BFBFBF" w:sz="4"/>
+              <w:bottom w:val="single" w:color="BFBFBF" w:sz="4"/>
+              <w:right w:val="single" w:color="BFBFBF" w:sz="4"/>
+            </w:tcBorders>
+            <w:shd w:fill="EEF2F7" w:color="auto" w:val="clear"/>
+            <w:tcMar>
+              <w:top w:type="dxa" w:w="70"/>
+              <w:left w:type="dxa" w:w="110"/>
+              <w:bottom w:type="dxa" w:w="70"/>
+              <w:right w:type="dxa" w:w="110"/>
+            </w:tcMar>
+          </w:tcPr>
+          <w:p>
+            <w:pPr>
+              <w:spacing w:after="0" w:line="252"/>
+            </w:pPr>
+            <w:r>
+              <w:rPr>
+                <w:rFonts w:ascii="Calibri" w:cs="Calibri" w:eastAsia="Calibri" w:hAnsi="Calibri"/>
+                <w:b/>
+                <w:bCs/>
+                <w:sz w:val="19"/>
+                <w:szCs w:val="19"/>
+              </w:rPr>
+              <w:t xml:space="preserve">Acusa a Sofía Rey o a Gómez</w:t>
+            </w:r>
+          </w:p>
+        </w:tc>
+        <w:tc>
+          <w:tcPr>
+            <w:tcW w:type="dxa" w:w="7038"/>
+            <w:tcBorders>
+              <w:top w:val="single" w:color="BFBFBF" w:sz="4"/>
+              <w:left w:val="single" w:color="BFBFBF" w:sz="4"/>
+              <w:bottom w:val="single" w:color="BFBFBF" w:sz="4"/>
+              <w:right w:val="single" w:color="BFBFBF" w:sz="4"/>
+            </w:tcBorders>
+            <w:shd w:fill="FFFFFF" w:color="auto" w:val="clear"/>
+            <w:tcMar>
+              <w:top w:type="dxa" w:w="70"/>
+              <w:left w:type="dxa" w:w="110"/>
+              <w:bottom w:type="dxa" w:w="70"/>
+              <w:right w:type="dxa" w:w="110"/>
+            </w:tcMar>
+          </w:tcPr>
+          <w:p>
+            <w:pPr>
+              <w:spacing w:after="0" w:line="252"/>
+            </w:pPr>
+            <w:r>
+              <w:rPr>
+                <w:rFonts w:ascii="Calibri" w:cs="Calibri" w:eastAsia="Calibri" w:hAnsi="Calibri"/>
+                <w:sz w:val="19"/>
+                <w:szCs w:val="19"/>
+              </w:rPr>
+              <w:t xml:space="preserve">Final malo: sancionan a un inocente por un robo en efectivo que nunca existió y el curso pierde el viaje.</w:t>
             </w:r>
           </w:p>
         </w:tc>
@@ -32751,6 +35381,19 @@
           <w:szCs w:val="21"/>
         </w:rPr>
         <w:t xml:space="preserve"> E0 Presentación → E1 Pauta → E2 Web de la radio → E3 Blog de Horacio → E4 Cámara en vivo → E5 Audios (login) → E6 Muro de oyentes → E7 Correo → Acusación</w:t>
+      </w:r>
+    </w:p>
+    <w:p>
+      <w:pPr>
+        <w:spacing w:after="120" w:line="276"/>
+      </w:pPr>
+      <w:r>
+        <w:rPr>
+          <w:rFonts w:ascii="Calibri" w:cs="Calibri" w:eastAsia="Calibri" w:hAnsi="Calibri"/>
+          <w:sz w:val="21"/>
+          <w:szCs w:val="21"/>
+        </w:rPr>
+        <w:t xml:space="preserve">En la computadora del control técnico de Radio Vecina están la pauta del viernes, la carpeta protegida Audios, el Navegador (con acceso a la web de la radio, el blog Micrófono Abierto y el muro de oyentes), la cámara del estudio, el Correo del control y el WhatsApp de la radio. Al reunir las pruebas en el Fichero de cada sospechoso, el jugador toca Apagar › Desconectar para pasar al Juicio.</w:t>
       </w:r>
     </w:p>
     <w:p>
@@ -37738,11 +40381,365 @@
     </w:p>
     <w:p>
       <w:pPr>
+        <w:pStyle w:val="Heading3"/>
+        <w:keepNext/>
+      </w:pPr>
+      <w:r>
+        <w:t xml:space="preserve">E8 · WhatsApp de Control — Historial e interrogatorio</w:t>
+      </w:r>
+    </w:p>
+    <w:p>
+      <w:pPr>
+        <w:spacing w:after="120" w:line="276"/>
+      </w:pPr>
+      <w:r>
+        <w:rPr>
+          <w:rFonts w:ascii="Calibri" w:cs="Calibri" w:eastAsia="Calibri" w:hAnsi="Calibri"/>
+          <w:sz w:val="21"/>
+          <w:szCs w:val="21"/>
+        </w:rPr>
+        <w:t xml:space="preserve">Límite de subrayado: 3 por contacto · Permite interrogar a Vera Castro, Nico Suárez y Ernesto (OyenteNocturno77) y guardar sus respuestas en el Fichero.</w:t>
+      </w:r>
+    </w:p>
+    <w:tbl>
+      <w:tblPr>
+        <w:tblW w:type="dxa" w:w="9638"/>
+        <w:tblBorders>
+          <w:top w:val="single" w:color="auto" w:sz="4"/>
+          <w:left w:val="single" w:color="auto" w:sz="4"/>
+          <w:bottom w:val="single" w:color="auto" w:sz="4"/>
+          <w:right w:val="single" w:color="auto" w:sz="4"/>
+          <w:insideH w:val="single" w:color="auto" w:sz="4"/>
+          <w:insideV w:val="single" w:color="auto" w:sz="4"/>
+        </w:tblBorders>
+      </w:tblPr>
+      <w:tblGrid>
+        <w:gridCol w:w="9638"/>
+      </w:tblGrid>
+      <w:tr>
+        <w:tc>
+          <w:tcPr>
+            <w:tcW w:type="dxa" w:w="9638"/>
+            <w:tcBorders>
+              <w:top w:val="none" w:color="FFFFFF" w:sz="0"/>
+              <w:left w:val="single" w:color="8EA9C1" w:sz="18"/>
+              <w:bottom w:val="none" w:color="FFFFFF" w:sz="0"/>
+              <w:right w:val="none" w:color="FFFFFF" w:sz="0"/>
+            </w:tcBorders>
+            <w:shd w:fill="F5F7FA" w:color="auto" w:val="clear"/>
+            <w:tcMar>
+              <w:top w:type="dxa" w:w="120"/>
+              <w:left w:type="dxa" w:w="220"/>
+              <w:bottom w:type="dxa" w:w="60"/>
+              <w:right w:type="dxa" w:w="160"/>
+            </w:tcMar>
+          </w:tcPr>
+          <w:p>
+            <w:pPr>
+              <w:spacing w:after="90" w:line="264"/>
+            </w:pPr>
+            <w:r>
+              <w:rPr>
+                <w:rFonts w:ascii="Cambria" w:cs="Cambria" w:eastAsia="Cambria" w:hAnsi="Cambria"/>
+                <w:b/>
+                <w:bCs/>
+                <w:sz w:val="20"/>
+                <w:szCs w:val="20"/>
+              </w:rPr>
+              <w:t xml:space="preserve">Contacto: Vera Castro (productora) — Interrogatorio:</w:t>
+            </w:r>
+          </w:p>
+          <w:p>
+            <w:pPr>
+              <w:spacing w:after="90" w:line="264"/>
+            </w:pPr>
+            <w:r>
+              <w:rPr>
+                <w:rFonts w:ascii="Cambria" w:cs="Cambria" w:eastAsia="Cambria" w:hAnsi="Cambria"/>
+                <w:sz w:val="20"/>
+                <w:szCs w:val="20"/>
+              </w:rPr>
+              <w:t xml:space="preserve">Pregunta: "¿Estuvo en la radio el viernes a la noche?" → Vera: "No, </w:t>
+            </w:r>
+            <w:r>
+              <w:rPr>
+                <w:rFonts w:ascii="Cambria" w:cs="Cambria" w:eastAsia="Cambria" w:hAnsi="Cambria"/>
+                <w:b w:val="false"/>
+                <w:bCs w:val="false"/>
+                <w:color w:val="000000"/>
+                <w:sz w:val="20"/>
+                <w:szCs w:val="20"/>
+                <w:shd w:fill="FFF1C2" w:color="auto" w:val="clear"/>
+              </w:rPr>
+              <w:t xml:space="preserve">el viernes no pisé el estudio en todo el día ni toqué la computadora del control</w:t>
+            </w:r>
+            <w:r>
+              <w:rPr>
+                <w:rFonts w:ascii="Calibri" w:cs="Calibri" w:eastAsia="Calibri" w:hAnsi="Calibri"/>
+                <w:b/>
+                <w:bCs/>
+                <w:color w:val="1F3864"/>
+                <w:sz w:val="15"/>
+                <w:szCs w:val="15"/>
+              </w:rPr>
+              <w:t xml:space="preserve"> [C]</w:t>
+            </w:r>
+            <w:r>
+              <w:rPr>
+                <w:rFonts w:ascii="Cambria" w:cs="Cambria" w:eastAsia="Cambria" w:hAnsi="Cambria"/>
+                <w:sz w:val="20"/>
+                <w:szCs w:val="20"/>
+              </w:rPr>
+              <w:t xml:space="preserve">." (Contradice su correo citando a Horacio a las 20:30, la taza con labial rojo en la consola y el archivo creado con su usuario a las 20:47).</w:t>
+            </w:r>
+          </w:p>
+          <w:p>
+            <w:pPr>
+              <w:spacing w:after="90" w:line="264"/>
+            </w:pPr>
+            <w:r>
+              <w:rPr>
+                <w:rFonts w:ascii="Cambria" w:cs="Cambria" w:eastAsia="Cambria" w:hAnsi="Cambria"/>
+                <w:sz w:val="20"/>
+                <w:szCs w:val="20"/>
+              </w:rPr>
+              <w:t xml:space="preserve">Pregunta: "¿Qué sabe de los avisos publicitarios que Horacio iba a denunciar el lunes?" → Vera: "</w:t>
+            </w:r>
+            <w:r>
+              <w:rPr>
+                <w:rFonts w:ascii="Cambria" w:cs="Cambria" w:eastAsia="Cambria" w:hAnsi="Cambria"/>
+                <w:b w:val="false"/>
+                <w:bCs w:val="false"/>
+                <w:color w:val="000000"/>
+                <w:sz w:val="20"/>
+                <w:szCs w:val="20"/>
+                <w:shd w:fill="FFF1C2" w:color="auto" w:val="clear"/>
+              </w:rPr>
+              <w:t xml:space="preserve">Horacio estaba grande y se confundía con las facturas</w:t>
+            </w:r>
+            <w:r>
+              <w:rPr>
+                <w:rFonts w:ascii="Calibri" w:cs="Calibri" w:eastAsia="Calibri" w:hAnsi="Calibri"/>
+                <w:b/>
+                <w:bCs/>
+                <w:color w:val="1F3864"/>
+                <w:sz w:val="15"/>
+                <w:szCs w:val="15"/>
+              </w:rPr>
+              <w:t xml:space="preserve"> [C]</w:t>
+            </w:r>
+            <w:r>
+              <w:rPr>
+                <w:rFonts w:ascii="Cambria" w:cs="Cambria" w:eastAsia="Cambria" w:hAnsi="Cambria"/>
+                <w:sz w:val="20"/>
+                <w:szCs w:val="20"/>
+              </w:rPr>
+              <w:t xml:space="preserve">, las cuentas de publicidad estaban todas en orden."</w:t>
+            </w:r>
+          </w:p>
+        </w:tc>
+      </w:tr>
+    </w:tbl>
+    <w:p/>
+    <w:tbl>
+      <w:tblPr>
+        <w:tblW w:type="dxa" w:w="9638"/>
+        <w:tblBorders>
+          <w:top w:val="single" w:color="auto" w:sz="4"/>
+          <w:left w:val="single" w:color="auto" w:sz="4"/>
+          <w:bottom w:val="single" w:color="auto" w:sz="4"/>
+          <w:right w:val="single" w:color="auto" w:sz="4"/>
+          <w:insideH w:val="single" w:color="auto" w:sz="4"/>
+          <w:insideV w:val="single" w:color="auto" w:sz="4"/>
+        </w:tblBorders>
+      </w:tblPr>
+      <w:tblGrid>
+        <w:gridCol w:w="9638"/>
+      </w:tblGrid>
+      <w:tr>
+        <w:tc>
+          <w:tcPr>
+            <w:tcW w:type="dxa" w:w="9638"/>
+            <w:tcBorders>
+              <w:top w:val="none" w:color="FFFFFF" w:sz="0"/>
+              <w:left w:val="single" w:color="8EA9C1" w:sz="18"/>
+              <w:bottom w:val="none" w:color="FFFFFF" w:sz="0"/>
+              <w:right w:val="none" w:color="FFFFFF" w:sz="0"/>
+            </w:tcBorders>
+            <w:shd w:fill="F5F7FA" w:color="auto" w:val="clear"/>
+            <w:tcMar>
+              <w:top w:type="dxa" w:w="120"/>
+              <w:left w:type="dxa" w:w="220"/>
+              <w:bottom w:type="dxa" w:w="60"/>
+              <w:right w:type="dxa" w:w="160"/>
+            </w:tcMar>
+          </w:tcPr>
+          <w:p>
+            <w:pPr>
+              <w:spacing w:after="90" w:line="264"/>
+            </w:pPr>
+            <w:r>
+              <w:rPr>
+                <w:rFonts w:ascii="Cambria" w:cs="Cambria" w:eastAsia="Cambria" w:hAnsi="Cambria"/>
+                <w:b/>
+                <w:bCs/>
+                <w:sz w:val="20"/>
+                <w:szCs w:val="20"/>
+              </w:rPr>
+              <w:t xml:space="preserve">Contacto: Nico Suárez (operador técnico) — Interrogatorio:</w:t>
+            </w:r>
+          </w:p>
+          <w:p>
+            <w:pPr>
+              <w:spacing w:after="90" w:line="264"/>
+            </w:pPr>
+            <w:r>
+              <w:rPr>
+                <w:rFonts w:ascii="Cambria" w:cs="Cambria" w:eastAsia="Cambria" w:hAnsi="Cambria"/>
+                <w:sz w:val="20"/>
+                <w:szCs w:val="20"/>
+              </w:rPr>
+              <w:t xml:space="preserve">Pregunta: "¿A qué hora se fue de la radio el viernes y cómo dejó la consola?" → Nico: "</w:t>
+            </w:r>
+            <w:r>
+              <w:rPr>
+                <w:rFonts w:ascii="Cambria" w:cs="Cambria" w:eastAsia="Cambria" w:hAnsi="Cambria"/>
+                <w:b w:val="false"/>
+                <w:bCs w:val="false"/>
+                <w:color w:val="000000"/>
+                <w:sz w:val="20"/>
+                <w:szCs w:val="20"/>
+                <w:shd w:fill="FFF1C2" w:color="auto" w:val="clear"/>
+              </w:rPr>
+              <w:t xml:space="preserve">Me fui a las 21 en punto al cumpleaños de mi sobrino y dejé la consola en reproducción automática</w:t>
+            </w:r>
+            <w:r>
+              <w:rPr>
+                <w:rFonts w:ascii="Calibri" w:cs="Calibri" w:eastAsia="Calibri" w:hAnsi="Calibri"/>
+                <w:b/>
+                <w:bCs/>
+                <w:color w:val="1F3864"/>
+                <w:sz w:val="15"/>
+                <w:szCs w:val="15"/>
+              </w:rPr>
+              <w:t xml:space="preserve"> [C]</w:t>
+            </w:r>
+            <w:r>
+              <w:rPr>
+                <w:rFonts w:ascii="Cambria" w:cs="Cambria" w:eastAsia="Cambria" w:hAnsi="Cambria"/>
+                <w:sz w:val="20"/>
+                <w:szCs w:val="20"/>
+              </w:rPr>
+              <w:t xml:space="preserve">, como avisaba en el mail. Tengo veinte fotos familiares en el salón desde las nueve y cuarto."</w:t>
+            </w:r>
+          </w:p>
+        </w:tc>
+      </w:tr>
+    </w:tbl>
+    <w:p/>
+    <w:tbl>
+      <w:tblPr>
+        <w:tblW w:type="dxa" w:w="9638"/>
+        <w:tblBorders>
+          <w:top w:val="single" w:color="auto" w:sz="4"/>
+          <w:left w:val="single" w:color="auto" w:sz="4"/>
+          <w:bottom w:val="single" w:color="auto" w:sz="4"/>
+          <w:right w:val="single" w:color="auto" w:sz="4"/>
+          <w:insideH w:val="single" w:color="auto" w:sz="4"/>
+          <w:insideV w:val="single" w:color="auto" w:sz="4"/>
+        </w:tblBorders>
+      </w:tblPr>
+      <w:tblGrid>
+        <w:gridCol w:w="9638"/>
+      </w:tblGrid>
+      <w:tr>
+        <w:tc>
+          <w:tcPr>
+            <w:tcW w:type="dxa" w:w="9638"/>
+            <w:tcBorders>
+              <w:top w:val="none" w:color="FFFFFF" w:sz="0"/>
+              <w:left w:val="single" w:color="8EA9C1" w:sz="18"/>
+              <w:bottom w:val="none" w:color="FFFFFF" w:sz="0"/>
+              <w:right w:val="none" w:color="FFFFFF" w:sz="0"/>
+            </w:tcBorders>
+            <w:shd w:fill="F5F7FA" w:color="auto" w:val="clear"/>
+            <w:tcMar>
+              <w:top w:type="dxa" w:w="120"/>
+              <w:left w:type="dxa" w:w="220"/>
+              <w:bottom w:type="dxa" w:w="60"/>
+              <w:right w:type="dxa" w:w="160"/>
+            </w:tcMar>
+          </w:tcPr>
+          <w:p>
+            <w:pPr>
+              <w:spacing w:after="90" w:line="264"/>
+            </w:pPr>
+            <w:r>
+              <w:rPr>
+                <w:rFonts w:ascii="Cambria" w:cs="Cambria" w:eastAsia="Cambria" w:hAnsi="Cambria"/>
+                <w:b/>
+                <w:bCs/>
+                <w:sz w:val="20"/>
+                <w:szCs w:val="20"/>
+              </w:rPr>
+              <w:t xml:space="preserve">Contacto: OyenteNocturno77 (Ernesto) — Interrogatorio:</w:t>
+            </w:r>
+          </w:p>
+          <w:p>
+            <w:pPr>
+              <w:spacing w:after="90" w:line="264"/>
+            </w:pPr>
+            <w:r>
+              <w:rPr>
+                <w:rFonts w:ascii="Cambria" w:cs="Cambria" w:eastAsia="Cambria" w:hAnsi="Cambria"/>
+                <w:sz w:val="20"/>
+                <w:szCs w:val="20"/>
+              </w:rPr>
+              <w:t xml:space="preserve">Pregunta: "¿Dónde estaba el viernes entre las 20 y las 24?" → Ernesto: "</w:t>
+            </w:r>
+            <w:r>
+              <w:rPr>
+                <w:rFonts w:ascii="Cambria" w:cs="Cambria" w:eastAsia="Cambria" w:hAnsi="Cambria"/>
+                <w:b w:val="false"/>
+                <w:bCs w:val="false"/>
+                <w:color w:val="000000"/>
+                <w:sz w:val="20"/>
+                <w:szCs w:val="20"/>
+                <w:shd w:fill="FFF1C2" w:color="auto" w:val="clear"/>
+              </w:rPr>
+              <w:t xml:space="preserve">En la garita de la fábrica en Villa Lynch, fiché entrada a las 18 y no salí hasta las 6 de la mañana</w:t>
+            </w:r>
+            <w:r>
+              <w:rPr>
+                <w:rFonts w:ascii="Calibri" w:cs="Calibri" w:eastAsia="Calibri" w:hAnsi="Calibri"/>
+                <w:b/>
+                <w:bCs/>
+                <w:color w:val="1F3864"/>
+                <w:sz w:val="15"/>
+                <w:szCs w:val="15"/>
+              </w:rPr>
+              <w:t xml:space="preserve"> [C]</w:t>
+            </w:r>
+            <w:r>
+              <w:rPr>
+                <w:rFonts w:ascii="Cambria" w:cs="Cambria" w:eastAsia="Cambria" w:hAnsi="Cambria"/>
+                <w:sz w:val="20"/>
+                <w:szCs w:val="20"/>
+              </w:rPr>
+              <w:t xml:space="preserve">. Le escribía así a Horacio porque a la noche estoy solo y su programa era mi única compañía."</w:t>
+            </w:r>
+          </w:p>
+        </w:tc>
+      </w:tr>
+    </w:tbl>
+    <w:p/>
+    <w:p>
+      <w:pPr>
         <w:pStyle w:val="Heading2"/>
         <w:keepNext/>
       </w:pPr>
       <w:r>
-        <w:t xml:space="preserve">9.6 Acusación y finales</w:t>
+        <w:t xml:space="preserve">9.6 Fichero de sospechosos en el Juicio y finales</w:t>
       </w:r>
     </w:p>
     <w:tbl>
@@ -37795,7 +40792,7 @@
                 <w:sz w:val="19"/>
                 <w:szCs w:val="19"/>
               </w:rPr>
-              <w:t xml:space="preserve">Correcta</w:t>
+              <w:t xml:space="preserve">Fichero de Vera Castro (culpable)</w:t>
             </w:r>
           </w:p>
         </w:tc>
@@ -37818,25 +40815,54 @@
           </w:tcPr>
           <w:p>
             <w:pPr>
-              <w:spacing w:after="0" w:line="252"/>
-            </w:pPr>
-            <w:r>
-              <w:rPr>
-                <w:rFonts w:ascii="Calibri" w:cs="Calibri" w:eastAsia="Calibri" w:hAnsi="Calibri"/>
-                <w:b/>
-                <w:bCs/>
-                <w:sz w:val="19"/>
-                <w:szCs w:val="19"/>
-              </w:rPr>
-              <w:t xml:space="preserve">Vera Castro</w:t>
-            </w:r>
-            <w:r>
-              <w:rPr>
-                <w:rFonts w:ascii="Calibri" w:cs="Calibri" w:eastAsia="Calibri" w:hAnsi="Calibri"/>
-                <w:sz w:val="19"/>
-                <w:szCs w:val="19"/>
-              </w:rPr>
-              <w:t xml:space="preserve"> + bloque_viernes.mp3, creado por vcastro a las 20:47</w:t>
+              <w:spacing w:after="60" w:line="252"/>
+            </w:pPr>
+            <w:r>
+              <w:rPr>
+                <w:rFonts w:ascii="Calibri" w:cs="Calibri" w:eastAsia="Calibri" w:hAnsi="Calibri"/>
+                <w:sz w:val="19"/>
+                <w:szCs w:val="19"/>
+              </w:rPr>
+              <w:t xml:space="preserve">• Registro de la carpeta Audios: archivo bloque_viernes.mp3 creado el viernes a las 20:47 por el usuario vcastro [D].</w:t>
+            </w:r>
+          </w:p>
+          <w:p>
+            <w:pPr>
+              <w:spacing w:after="60" w:line="252"/>
+            </w:pPr>
+            <w:r>
+              <w:rPr>
+                <w:rFonts w:ascii="Calibri" w:cs="Calibri" w:eastAsia="Calibri" w:hAnsi="Calibri"/>
+                <w:sz w:val="19"/>
+                <w:szCs w:val="19"/>
+              </w:rPr>
+              <w:t xml:space="preserve">• Correo de Horacio a los dueños denunciando las publicidades que Vera cobraba por afuera y mail de Vera citándolo a las 20:30 en el estudio sin decirle a Nico [C].</w:t>
+            </w:r>
+          </w:p>
+          <w:p>
+            <w:pPr>
+              <w:spacing w:after="60" w:line="252"/>
+            </w:pPr>
+            <w:r>
+              <w:rPr>
+                <w:rFonts w:ascii="Calibri" w:cs="Calibri" w:eastAsia="Calibri" w:hAnsi="Calibri"/>
+                <w:sz w:val="19"/>
+                <w:szCs w:val="19"/>
+              </w:rPr>
+              <w:t xml:space="preserve">• Transcripción del audio hablando de "un hermoso sol" cuando diluviaba en todo el barrio (muro de oyentes y blog de Horacio) [C].</w:t>
+            </w:r>
+          </w:p>
+          <w:p>
+            <w:pPr>
+              <w:spacing w:after="0" w:line="252"/>
+            </w:pPr>
+            <w:r>
+              <w:rPr>
+                <w:rFonts w:ascii="Calibri" w:cs="Calibri" w:eastAsia="Calibri" w:hAnsi="Calibri"/>
+                <w:sz w:val="19"/>
+                <w:szCs w:val="19"/>
+              </w:rPr>
+              <w:t xml:space="preserve">• Taza con marca de labial rojo en la consola (cámara) y mentira de Vera en WhatsApp asegurando que no pisó la radio [C].</w:t>
             </w:r>
           </w:p>
         </w:tc>
@@ -37875,7 +40901,7 @@
                 <w:sz w:val="19"/>
                 <w:szCs w:val="19"/>
               </w:rPr>
-              <w:t xml:space="preserve">Por qué funciona</w:t>
+              <w:t xml:space="preserve">Ficheros de Nico Suárez y OyenteNocturno77 (descarte)</w:t>
             </w:r>
           </w:p>
         </w:tc>
@@ -37898,15 +40924,28 @@
           </w:tcPr>
           <w:p>
             <w:pPr>
-              <w:spacing w:after="0" w:line="252"/>
-            </w:pPr>
-            <w:r>
-              <w:rPr>
-                <w:rFonts w:ascii="Calibri" w:cs="Calibri" w:eastAsia="Calibri" w:hAnsi="Calibri"/>
-                <w:sz w:val="19"/>
-                <w:szCs w:val="19"/>
-              </w:rPr>
-              <w:t xml:space="preserve">Lo que salió "en vivo" era ese audio (consola en automático). Horacio habla de sol mientras diluviaba y él nunca mentía con el clima. El archivo lo creó el usuario de Vera, justo después de citarlo a las 20:30.</w:t>
+              <w:spacing w:after="60" w:line="252"/>
+            </w:pPr>
+            <w:r>
+              <w:rPr>
+                <w:rFonts w:ascii="Calibri" w:cs="Calibri" w:eastAsia="Calibri" w:hAnsi="Calibri"/>
+                <w:sz w:val="19"/>
+                <w:szCs w:val="19"/>
+              </w:rPr>
+              <w:t xml:space="preserve">• Nico Suárez: avisó por mail que se iba a las 21:00 al cumpleaños de su sobrino dejando la consola en automático [C].</w:t>
+            </w:r>
+          </w:p>
+          <w:p>
+            <w:pPr>
+              <w:spacing w:after="0" w:line="252"/>
+            </w:pPr>
+            <w:r>
+              <w:rPr>
+                <w:rFonts w:ascii="Calibri" w:cs="Calibri" w:eastAsia="Calibri" w:hAnsi="Calibri"/>
+                <w:sz w:val="19"/>
+                <w:szCs w:val="19"/>
+              </w:rPr>
+              <w:t xml:space="preserve">• OyenteNocturno77: sereno de fábrica con fichaje de turno toda la noche en Villa Lynch; solo escuchaba desde la garita [C].</w:t>
             </w:r>
           </w:p>
         </w:tc>
@@ -37945,7 +40984,7 @@
                 <w:sz w:val="19"/>
                 <w:szCs w:val="19"/>
               </w:rPr>
-              <w:t xml:space="preserve">Final bueno</w:t>
+              <w:t xml:space="preserve">Acusación correcta en el Juicio</w:t>
             </w:r>
           </w:p>
         </w:tc>
@@ -37976,7 +41015,7 @@
                 <w:sz w:val="19"/>
                 <w:szCs w:val="19"/>
               </w:rPr>
-              <w:t xml:space="preserve">Vera es detenida y se descubre la publicidad cobrada por afuera.</w:t>
+              <w:t xml:space="preserve">Marcar a Vera Castro como asesina y seleccionar en su fichero el registro de bloque_viernes.mp3 creado por vcastro a las 20:47 [D] junto con la cita de las 20:30 y la contradicción del clima en el audio grabado.</w:t>
             </w:r>
           </w:p>
         </w:tc>
@@ -38015,7 +41054,7 @@
                 <w:sz w:val="19"/>
                 <w:szCs w:val="19"/>
               </w:rPr>
-              <w:t xml:space="preserve">Acusa a Nico</w:t>
+              <w:t xml:space="preserve">Por qué funciona</w:t>
             </w:r>
           </w:p>
         </w:tc>
@@ -38046,7 +41085,7 @@
                 <w:sz w:val="19"/>
                 <w:szCs w:val="19"/>
               </w:rPr>
-              <w:t xml:space="preserve">Final malo: Nico queda imputado por dejar la consola en automático.</w:t>
+              <w:t xml:space="preserve">Horacio murió antes de las 22. Lo que salió al aire entre las 22 y las 24 fue un falso vivo armado con recortes viejos donde Horacio hablaba de un día de sol mientras diluviaba. El archivo lo subió el usuario de Vera a las 20:47, diecisiete minutos después de haberlo citado a solas en el estudio.</w:t>
             </w:r>
           </w:p>
         </w:tc>
@@ -38085,6 +41124,146 @@
                 <w:sz w:val="19"/>
                 <w:szCs w:val="19"/>
               </w:rPr>
+              <w:t xml:space="preserve">Final bueno</w:t>
+            </w:r>
+          </w:p>
+        </w:tc>
+        <w:tc>
+          <w:tcPr>
+            <w:tcW w:type="dxa" w:w="7038"/>
+            <w:tcBorders>
+              <w:top w:val="single" w:color="BFBFBF" w:sz="4"/>
+              <w:left w:val="single" w:color="BFBFBF" w:sz="4"/>
+              <w:bottom w:val="single" w:color="BFBFBF" w:sz="4"/>
+              <w:right w:val="single" w:color="BFBFBF" w:sz="4"/>
+            </w:tcBorders>
+            <w:shd w:fill="FFFFFF" w:color="auto" w:val="clear"/>
+            <w:tcMar>
+              <w:top w:type="dxa" w:w="70"/>
+              <w:left w:type="dxa" w:w="110"/>
+              <w:bottom w:type="dxa" w:w="70"/>
+              <w:right w:type="dxa" w:w="110"/>
+            </w:tcMar>
+          </w:tcPr>
+          <w:p>
+            <w:pPr>
+              <w:spacing w:after="0" w:line="252"/>
+            </w:pPr>
+            <w:r>
+              <w:rPr>
+                <w:rFonts w:ascii="Calibri" w:cs="Calibri" w:eastAsia="Calibri" w:hAnsi="Calibri"/>
+                <w:sz w:val="19"/>
+                <w:szCs w:val="19"/>
+              </w:rPr>
+              <w:t xml:space="preserve">Vera es detenida por el homicidio de Horacio y se destapa toda la maniobra de publicidades cobradas en negro.</w:t>
+            </w:r>
+          </w:p>
+        </w:tc>
+      </w:tr>
+      <w:tr>
+        <w:trPr>
+          <w:cantSplit/>
+          <w:tblHeader w:val="false"/>
+        </w:trPr>
+        <w:tc>
+          <w:tcPr>
+            <w:tcW w:type="dxa" w:w="2600"/>
+            <w:tcBorders>
+              <w:top w:val="single" w:color="BFBFBF" w:sz="4"/>
+              <w:left w:val="single" w:color="BFBFBF" w:sz="4"/>
+              <w:bottom w:val="single" w:color="BFBFBF" w:sz="4"/>
+              <w:right w:val="single" w:color="BFBFBF" w:sz="4"/>
+            </w:tcBorders>
+            <w:shd w:fill="EEF2F7" w:color="auto" w:val="clear"/>
+            <w:tcMar>
+              <w:top w:type="dxa" w:w="70"/>
+              <w:left w:type="dxa" w:w="110"/>
+              <w:bottom w:type="dxa" w:w="70"/>
+              <w:right w:type="dxa" w:w="110"/>
+            </w:tcMar>
+          </w:tcPr>
+          <w:p>
+            <w:pPr>
+              <w:spacing w:after="0" w:line="252"/>
+            </w:pPr>
+            <w:r>
+              <w:rPr>
+                <w:rFonts w:ascii="Calibri" w:cs="Calibri" w:eastAsia="Calibri" w:hAnsi="Calibri"/>
+                <w:b/>
+                <w:bCs/>
+                <w:sz w:val="19"/>
+                <w:szCs w:val="19"/>
+              </w:rPr>
+              <w:t xml:space="preserve">Acusa a Nico Suárez</w:t>
+            </w:r>
+          </w:p>
+        </w:tc>
+        <w:tc>
+          <w:tcPr>
+            <w:tcW w:type="dxa" w:w="7038"/>
+            <w:tcBorders>
+              <w:top w:val="single" w:color="BFBFBF" w:sz="4"/>
+              <w:left w:val="single" w:color="BFBFBF" w:sz="4"/>
+              <w:bottom w:val="single" w:color="BFBFBF" w:sz="4"/>
+              <w:right w:val="single" w:color="BFBFBF" w:sz="4"/>
+            </w:tcBorders>
+            <w:shd w:fill="FFFFFF" w:color="auto" w:val="clear"/>
+            <w:tcMar>
+              <w:top w:type="dxa" w:w="70"/>
+              <w:left w:type="dxa" w:w="110"/>
+              <w:bottom w:type="dxa" w:w="70"/>
+              <w:right w:type="dxa" w:w="110"/>
+            </w:tcMar>
+          </w:tcPr>
+          <w:p>
+            <w:pPr>
+              <w:spacing w:after="0" w:line="252"/>
+            </w:pPr>
+            <w:r>
+              <w:rPr>
+                <w:rFonts w:ascii="Calibri" w:cs="Calibri" w:eastAsia="Calibri" w:hAnsi="Calibri"/>
+                <w:sz w:val="19"/>
+                <w:szCs w:val="19"/>
+              </w:rPr>
+              <w:t xml:space="preserve">Final malo: Nico queda imputado por haber dejado la consola en automático y Vera queda impune.</w:t>
+            </w:r>
+          </w:p>
+        </w:tc>
+      </w:tr>
+      <w:tr>
+        <w:trPr>
+          <w:cantSplit/>
+          <w:tblHeader w:val="false"/>
+        </w:trPr>
+        <w:tc>
+          <w:tcPr>
+            <w:tcW w:type="dxa" w:w="2600"/>
+            <w:tcBorders>
+              <w:top w:val="single" w:color="BFBFBF" w:sz="4"/>
+              <w:left w:val="single" w:color="BFBFBF" w:sz="4"/>
+              <w:bottom w:val="single" w:color="BFBFBF" w:sz="4"/>
+              <w:right w:val="single" w:color="BFBFBF" w:sz="4"/>
+            </w:tcBorders>
+            <w:shd w:fill="EEF2F7" w:color="auto" w:val="clear"/>
+            <w:tcMar>
+              <w:top w:type="dxa" w:w="70"/>
+              <w:left w:type="dxa" w:w="110"/>
+              <w:bottom w:type="dxa" w:w="70"/>
+              <w:right w:type="dxa" w:w="110"/>
+            </w:tcMar>
+          </w:tcPr>
+          <w:p>
+            <w:pPr>
+              <w:spacing w:after="0" w:line="252"/>
+            </w:pPr>
+            <w:r>
+              <w:rPr>
+                <w:rFonts w:ascii="Calibri" w:cs="Calibri" w:eastAsia="Calibri" w:hAnsi="Calibri"/>
+                <w:b/>
+                <w:bCs/>
+                <w:sz w:val="19"/>
+                <w:szCs w:val="19"/>
+              </w:rPr>
               <w:t xml:space="preserve">Acusa a OyenteNocturno77</w:t>
             </w:r>
           </w:p>
@@ -38116,7 +41295,7 @@
                 <w:sz w:val="19"/>
                 <w:szCs w:val="19"/>
               </w:rPr>
-              <w:t xml:space="preserve">Final malo: el oyente resulta ser un fan inofensivo; Vera queda a cargo del programa.</w:t>
+              <w:t xml:space="preserve">Final malo: detienen a un oyente inocente y Vera queda a cargo del programa de Horacio.</w:t>
             </w:r>
           </w:p>
         </w:tc>
@@ -39278,6 +42457,19 @@
           <w:szCs w:val="21"/>
         </w:rPr>
         <w:t xml:space="preserve"> E0 Presentación → E1 Reglas (Invitado) → E2 Cámara en vivo → E3 Cuenta de Dana → E4 Cuenta de Abril → E5 Cuenta de Lucía → E6 Lienzo → E7 FeriArte → Acusación</w:t>
+      </w:r>
+    </w:p>
+    <w:p>
+      <w:pPr>
+        <w:spacing w:after="120" w:line="276"/>
+      </w:pPr>
+      <w:r>
+        <w:rPr>
+          <w:rFonts w:ascii="Calibri" w:cs="Calibri" w:eastAsia="Calibri" w:hAnsi="Calibri"/>
+          <w:sz w:val="21"/>
+          <w:szCs w:val="21"/>
+        </w:rPr>
+        <w:t xml:space="preserve">En la computadora compartida del living del 3B el jugador empieza en el usuario Invitado (donde están las reglas del depto y la cámara del living) y va destrabando las cuentas de Dana, Abril y Lucía, el Navegador (con acceso a Lienzo y FeriArte) y el WhatsApp. Una vez completado el Fichero de cada sospechoso, toca Apagar › Desconectar para ir al Juicio.</w:t>
       </w:r>
     </w:p>
     <w:p>
@@ -45087,11 +48279,409 @@
     </w:p>
     <w:p>
       <w:pPr>
+        <w:pStyle w:val="Heading3"/>
+        <w:keepNext/>
+      </w:pPr>
+      <w:r>
+        <w:t xml:space="preserve">E8 · WhatsApp del 3B — Historial e interrogatorio</w:t>
+      </w:r>
+    </w:p>
+    <w:p>
+      <w:pPr>
+        <w:spacing w:after="120" w:line="276"/>
+      </w:pPr>
+      <w:r>
+        <w:rPr>
+          <w:rFonts w:ascii="Calibri" w:cs="Calibri" w:eastAsia="Calibri" w:hAnsi="Calibri"/>
+          <w:sz w:val="21"/>
+          <w:szCs w:val="21"/>
+        </w:rPr>
+        <w:t xml:space="preserve">Límite de subrayado: 3 por contacto · Permite interrogar a Matías Roldán, Abril, Dana y Omar el encargado antes de desconectarse.</w:t>
+      </w:r>
+    </w:p>
+    <w:tbl>
+      <w:tblPr>
+        <w:tblW w:type="dxa" w:w="9638"/>
+        <w:tblBorders>
+          <w:top w:val="single" w:color="auto" w:sz="4"/>
+          <w:left w:val="single" w:color="auto" w:sz="4"/>
+          <w:bottom w:val="single" w:color="auto" w:sz="4"/>
+          <w:right w:val="single" w:color="auto" w:sz="4"/>
+          <w:insideH w:val="single" w:color="auto" w:sz="4"/>
+          <w:insideV w:val="single" w:color="auto" w:sz="4"/>
+        </w:tblBorders>
+      </w:tblPr>
+      <w:tblGrid>
+        <w:gridCol w:w="9638"/>
+      </w:tblGrid>
+      <w:tr>
+        <w:tc>
+          <w:tcPr>
+            <w:tcW w:type="dxa" w:w="9638"/>
+            <w:tcBorders>
+              <w:top w:val="none" w:color="FFFFFF" w:sz="0"/>
+              <w:left w:val="single" w:color="8EA9C1" w:sz="18"/>
+              <w:bottom w:val="none" w:color="FFFFFF" w:sz="0"/>
+              <w:right w:val="none" w:color="FFFFFF" w:sz="0"/>
+            </w:tcBorders>
+            <w:shd w:fill="F5F7FA" w:color="auto" w:val="clear"/>
+            <w:tcMar>
+              <w:top w:type="dxa" w:w="120"/>
+              <w:left w:type="dxa" w:w="220"/>
+              <w:bottom w:type="dxa" w:w="60"/>
+              <w:right w:type="dxa" w:w="160"/>
+            </w:tcMar>
+          </w:tcPr>
+          <w:p>
+            <w:pPr>
+              <w:spacing w:after="90" w:line="264"/>
+            </w:pPr>
+            <w:r>
+              <w:rPr>
+                <w:rFonts w:ascii="Cambria" w:cs="Cambria" w:eastAsia="Cambria" w:hAnsi="Cambria"/>
+                <w:b/>
+                <w:bCs/>
+                <w:sz w:val="20"/>
+                <w:szCs w:val="20"/>
+              </w:rPr>
+              <w:t xml:space="preserve">Contacto: Matías Roldán (novio de Abril) — Interrogatorio:</w:t>
+            </w:r>
+          </w:p>
+          <w:p>
+            <w:pPr>
+              <w:spacing w:after="90" w:line="264"/>
+            </w:pPr>
+            <w:r>
+              <w:rPr>
+                <w:rFonts w:ascii="Cambria" w:cs="Cambria" w:eastAsia="Cambria" w:hAnsi="Cambria"/>
+                <w:sz w:val="20"/>
+                <w:szCs w:val="20"/>
+              </w:rPr>
+              <w:t xml:space="preserve">Pregunta: "¿Qué hizo con las llaves que Abril le prestó el jueves?" → Matías: "Estuve en el living esperando al técnico del celular y </w:t>
+            </w:r>
+            <w:r>
+              <w:rPr>
+                <w:rFonts w:ascii="Cambria" w:cs="Cambria" w:eastAsia="Cambria" w:hAnsi="Cambria"/>
+                <w:b w:val="false"/>
+                <w:bCs w:val="false"/>
+                <w:color w:val="000000"/>
+                <w:sz w:val="20"/>
+                <w:szCs w:val="20"/>
+                <w:shd w:fill="FFF1C2" w:color="auto" w:val="clear"/>
+              </w:rPr>
+              <w:t xml:space="preserve">a la noche se las devolví en la mano sin salir del departamento ni hacer ninguna copia</w:t>
+            </w:r>
+            <w:r>
+              <w:rPr>
+                <w:rFonts w:ascii="Calibri" w:cs="Calibri" w:eastAsia="Calibri" w:hAnsi="Calibri"/>
+                <w:b/>
+                <w:bCs/>
+                <w:color w:val="1F3864"/>
+                <w:sz w:val="15"/>
+                <w:szCs w:val="15"/>
+              </w:rPr>
+              <w:t xml:space="preserve"> [C]</w:t>
+            </w:r>
+            <w:r>
+              <w:rPr>
+                <w:rFonts w:ascii="Cambria" w:cs="Cambria" w:eastAsia="Cambria" w:hAnsi="Cambria"/>
+                <w:sz w:val="20"/>
+                <w:szCs w:val="20"/>
+              </w:rPr>
+              <w:t xml:space="preserve">." (Contradice el correo de Cerrajería Rápida que confirma que retiró una copia a su nombre el viernes a las 11:40).</w:t>
+            </w:r>
+          </w:p>
+          <w:p>
+            <w:pPr>
+              <w:spacing w:after="90" w:line="264"/>
+            </w:pPr>
+            <w:r>
+              <w:rPr>
+                <w:rFonts w:ascii="Cambria" w:cs="Cambria" w:eastAsia="Cambria" w:hAnsi="Cambria"/>
+                <w:sz w:val="20"/>
+                <w:szCs w:val="20"/>
+              </w:rPr>
+              <w:t xml:space="preserve">Pregunta: "¿Usted usa la cuenta @mroldan_arte en redes y páginas de venta?" → Matías: "</w:t>
+            </w:r>
+            <w:r>
+              <w:rPr>
+                <w:rFonts w:ascii="Cambria" w:cs="Cambria" w:eastAsia="Cambria" w:hAnsi="Cambria"/>
+                <w:b w:val="false"/>
+                <w:bCs w:val="false"/>
+                <w:color w:val="000000"/>
+                <w:sz w:val="20"/>
+                <w:szCs w:val="20"/>
+                <w:shd w:fill="FFF1C2" w:color="auto" w:val="clear"/>
+              </w:rPr>
+              <w:t xml:space="preserve">Sí, es mi usuario, pero solo lo uso para vender zapatillas o alguna bici usada</w:t>
+            </w:r>
+            <w:r>
+              <w:rPr>
+                <w:rFonts w:ascii="Calibri" w:cs="Calibri" w:eastAsia="Calibri" w:hAnsi="Calibri"/>
+                <w:b/>
+                <w:bCs/>
+                <w:color w:val="1F3864"/>
+                <w:sz w:val="15"/>
+                <w:szCs w:val="15"/>
+              </w:rPr>
+              <w:t xml:space="preserve"> [C]</w:t>
+            </w:r>
+            <w:r>
+              <w:rPr>
+                <w:rFonts w:ascii="Cambria" w:cs="Cambria" w:eastAsia="Cambria" w:hAnsi="Cambria"/>
+                <w:sz w:val="20"/>
+                <w:szCs w:val="20"/>
+              </w:rPr>
+              <w:t xml:space="preserve">, yo de cuadros no entiendo nada."</w:t>
+            </w:r>
+          </w:p>
+        </w:tc>
+      </w:tr>
+    </w:tbl>
+    <w:p/>
+    <w:tbl>
+      <w:tblPr>
+        <w:tblW w:type="dxa" w:w="9638"/>
+        <w:tblBorders>
+          <w:top w:val="single" w:color="auto" w:sz="4"/>
+          <w:left w:val="single" w:color="auto" w:sz="4"/>
+          <w:bottom w:val="single" w:color="auto" w:sz="4"/>
+          <w:right w:val="single" w:color="auto" w:sz="4"/>
+          <w:insideH w:val="single" w:color="auto" w:sz="4"/>
+          <w:insideV w:val="single" w:color="auto" w:sz="4"/>
+        </w:tblBorders>
+      </w:tblPr>
+      <w:tblGrid>
+        <w:gridCol w:w="9638"/>
+      </w:tblGrid>
+      <w:tr>
+        <w:tc>
+          <w:tcPr>
+            <w:tcW w:type="dxa" w:w="9638"/>
+            <w:tcBorders>
+              <w:top w:val="none" w:color="FFFFFF" w:sz="0"/>
+              <w:left w:val="single" w:color="8EA9C1" w:sz="18"/>
+              <w:bottom w:val="none" w:color="FFFFFF" w:sz="0"/>
+              <w:right w:val="none" w:color="FFFFFF" w:sz="0"/>
+            </w:tcBorders>
+            <w:shd w:fill="F5F7FA" w:color="auto" w:val="clear"/>
+            <w:tcMar>
+              <w:top w:type="dxa" w:w="120"/>
+              <w:left w:type="dxa" w:w="220"/>
+              <w:bottom w:type="dxa" w:w="60"/>
+              <w:right w:type="dxa" w:w="160"/>
+            </w:tcMar>
+          </w:tcPr>
+          <w:p>
+            <w:pPr>
+              <w:spacing w:after="90" w:line="264"/>
+            </w:pPr>
+            <w:r>
+              <w:rPr>
+                <w:rFonts w:ascii="Cambria" w:cs="Cambria" w:eastAsia="Cambria" w:hAnsi="Cambria"/>
+                <w:b/>
+                <w:bCs/>
+                <w:sz w:val="20"/>
+                <w:szCs w:val="20"/>
+              </w:rPr>
+              <w:t xml:space="preserve">Contacto: Abril Sosa — Interrogatorio:</w:t>
+            </w:r>
+          </w:p>
+          <w:p>
+            <w:pPr>
+              <w:spacing w:after="90" w:line="264"/>
+            </w:pPr>
+            <w:r>
+              <w:rPr>
+                <w:rFonts w:ascii="Cambria" w:cs="Cambria" w:eastAsia="Cambria" w:hAnsi="Cambria"/>
+                <w:sz w:val="20"/>
+                <w:szCs w:val="20"/>
+              </w:rPr>
+              <w:t xml:space="preserve">Pregunta: "¿Alguien más tuvo tus llaves esta semana?" → Abril: "</w:t>
+            </w:r>
+            <w:r>
+              <w:rPr>
+                <w:rFonts w:ascii="Cambria" w:cs="Cambria" w:eastAsia="Cambria" w:hAnsi="Cambria"/>
+                <w:b w:val="false"/>
+                <w:bCs w:val="false"/>
+                <w:color w:val="000000"/>
+                <w:sz w:val="20"/>
+                <w:szCs w:val="20"/>
+                <w:shd w:fill="FFF1C2" w:color="auto" w:val="clear"/>
+              </w:rPr>
+              <w:t xml:space="preserve">Se las presté a Mati el jueves porque tenía que esperar al técnico acá</w:t>
+            </w:r>
+            <w:r>
+              <w:rPr>
+                <w:rFonts w:ascii="Calibri" w:cs="Calibri" w:eastAsia="Calibri" w:hAnsi="Calibri"/>
+                <w:b/>
+                <w:bCs/>
+                <w:color w:val="1F3864"/>
+                <w:sz w:val="15"/>
+                <w:szCs w:val="15"/>
+              </w:rPr>
+              <w:t xml:space="preserve"> [C]</w:t>
+            </w:r>
+            <w:r>
+              <w:rPr>
+                <w:rFonts w:ascii="Cambria" w:cs="Cambria" w:eastAsia="Cambria" w:hAnsi="Cambria"/>
+                <w:sz w:val="20"/>
+                <w:szCs w:val="20"/>
+              </w:rPr>
+              <w:t xml:space="preserve">, pero el sábado a la tarde estuve en lo de mis viejos esperándolo y él nunca llegó."</w:t>
+            </w:r>
+          </w:p>
+        </w:tc>
+      </w:tr>
+    </w:tbl>
+    <w:p/>
+    <w:tbl>
+      <w:tblPr>
+        <w:tblW w:type="dxa" w:w="9638"/>
+        <w:tblBorders>
+          <w:top w:val="single" w:color="auto" w:sz="4"/>
+          <w:left w:val="single" w:color="auto" w:sz="4"/>
+          <w:bottom w:val="single" w:color="auto" w:sz="4"/>
+          <w:right w:val="single" w:color="auto" w:sz="4"/>
+          <w:insideH w:val="single" w:color="auto" w:sz="4"/>
+          <w:insideV w:val="single" w:color="auto" w:sz="4"/>
+        </w:tblBorders>
+      </w:tblPr>
+      <w:tblGrid>
+        <w:gridCol w:w="9638"/>
+      </w:tblGrid>
+      <w:tr>
+        <w:tc>
+          <w:tcPr>
+            <w:tcW w:type="dxa" w:w="9638"/>
+            <w:tcBorders>
+              <w:top w:val="none" w:color="FFFFFF" w:sz="0"/>
+              <w:left w:val="single" w:color="8EA9C1" w:sz="18"/>
+              <w:bottom w:val="none" w:color="FFFFFF" w:sz="0"/>
+              <w:right w:val="none" w:color="FFFFFF" w:sz="0"/>
+            </w:tcBorders>
+            <w:shd w:fill="F5F7FA" w:color="auto" w:val="clear"/>
+            <w:tcMar>
+              <w:top w:type="dxa" w:w="120"/>
+              <w:left w:type="dxa" w:w="220"/>
+              <w:bottom w:type="dxa" w:w="60"/>
+              <w:right w:type="dxa" w:w="160"/>
+            </w:tcMar>
+          </w:tcPr>
+          <w:p>
+            <w:pPr>
+              <w:spacing w:after="90" w:line="264"/>
+            </w:pPr>
+            <w:r>
+              <w:rPr>
+                <w:rFonts w:ascii="Cambria" w:cs="Cambria" w:eastAsia="Cambria" w:hAnsi="Cambria"/>
+                <w:b/>
+                <w:bCs/>
+                <w:sz w:val="20"/>
+                <w:szCs w:val="20"/>
+              </w:rPr>
+              <w:t xml:space="preserve">Contacto: Dana Ríos y Omar (encargado) — Interrogatorio:</w:t>
+            </w:r>
+          </w:p>
+          <w:p>
+            <w:pPr>
+              <w:spacing w:after="90" w:line="264"/>
+            </w:pPr>
+            <w:r>
+              <w:rPr>
+                <w:rFonts w:ascii="Cambria" w:cs="Cambria" w:eastAsia="Cambria" w:hAnsi="Cambria"/>
+                <w:sz w:val="20"/>
+                <w:szCs w:val="20"/>
+              </w:rPr>
+              <w:t xml:space="preserve">Pregunta a Dana: "¿Dónde estuviste el sábado 15 a la tarde?" → Dana: "</w:t>
+            </w:r>
+            <w:r>
+              <w:rPr>
+                <w:rFonts w:ascii="Cambria" w:cs="Cambria" w:eastAsia="Cambria" w:hAnsi="Cambria"/>
+                <w:b w:val="false"/>
+                <w:bCs w:val="false"/>
+                <w:color w:val="000000"/>
+                <w:sz w:val="20"/>
+                <w:szCs w:val="20"/>
+                <w:shd w:fill="FFF1C2" w:color="auto" w:val="clear"/>
+              </w:rPr>
+              <w:t xml:space="preserve">En Moreno, en la casa de mi vieja desde el mediodía</w:t>
+            </w:r>
+            <w:r>
+              <w:rPr>
+                <w:rFonts w:ascii="Calibri" w:cs="Calibri" w:eastAsia="Calibri" w:hAnsi="Calibri"/>
+                <w:b/>
+                <w:bCs/>
+                <w:color w:val="1F3864"/>
+                <w:sz w:val="15"/>
+                <w:szCs w:val="15"/>
+              </w:rPr>
+              <w:t xml:space="preserve"> [C]</w:t>
+            </w:r>
+            <w:r>
+              <w:rPr>
+                <w:rFonts w:ascii="Cambria" w:cs="Cambria" w:eastAsia="Cambria" w:hAnsi="Cambria"/>
+                <w:sz w:val="20"/>
+                <w:szCs w:val="20"/>
+              </w:rPr>
+              <w:t xml:space="preserve">. Debo dos meses de expensas, sí, pero jamás le tocaría un cuadro a Lu."</w:t>
+            </w:r>
+          </w:p>
+          <w:p>
+            <w:pPr>
+              <w:spacing w:after="90" w:line="264"/>
+            </w:pPr>
+            <w:r>
+              <w:rPr>
+                <w:rFonts w:ascii="Cambria" w:cs="Cambria" w:eastAsia="Cambria" w:hAnsi="Cambria"/>
+                <w:sz w:val="20"/>
+                <w:szCs w:val="20"/>
+              </w:rPr>
+              <w:t xml:space="preserve">Pregunta a Omar: "¿Alguien le pidió la copia de llaves del 3B el sábado?" → Omar: "Nadie, </w:t>
+            </w:r>
+            <w:r>
+              <w:rPr>
+                <w:rFonts w:ascii="Cambria" w:cs="Cambria" w:eastAsia="Cambria" w:hAnsi="Cambria"/>
+                <w:b w:val="false"/>
+                <w:bCs w:val="false"/>
+                <w:color w:val="000000"/>
+                <w:sz w:val="20"/>
+                <w:szCs w:val="20"/>
+                <w:shd w:fill="FFF1C2" w:color="auto" w:val="clear"/>
+              </w:rPr>
+              <w:t xml:space="preserve">las llaves de portería estuvieron colgadas en mi garita toda la tarde</w:t>
+            </w:r>
+            <w:r>
+              <w:rPr>
+                <w:rFonts w:ascii="Calibri" w:cs="Calibri" w:eastAsia="Calibri" w:hAnsi="Calibri"/>
+                <w:b/>
+                <w:bCs/>
+                <w:color w:val="1F3864"/>
+                <w:sz w:val="15"/>
+                <w:szCs w:val="15"/>
+              </w:rPr>
+              <w:t xml:space="preserve"> [C]</w:t>
+            </w:r>
+            <w:r>
+              <w:rPr>
+                <w:rFonts w:ascii="Cambria" w:cs="Cambria" w:eastAsia="Cambria" w:hAnsi="Cambria"/>
+                <w:sz w:val="20"/>
+                <w:szCs w:val="20"/>
+              </w:rPr>
+              <w:t xml:space="preserve"> y yo no me moví de la entrada."</w:t>
+            </w:r>
+          </w:p>
+        </w:tc>
+      </w:tr>
+    </w:tbl>
+    <w:p/>
+    <w:p>
+      <w:pPr>
         <w:pStyle w:val="Heading2"/>
         <w:keepNext/>
       </w:pPr>
       <w:r>
-        <w:t xml:space="preserve">10.6 Acusación y finales</w:t>
+        <w:t xml:space="preserve">10.6 Fichero de sospechosos en el Juicio y finales</w:t>
       </w:r>
     </w:p>
     <w:tbl>
@@ -45144,7 +48734,7 @@
                 <w:sz w:val="19"/>
                 <w:szCs w:val="19"/>
               </w:rPr>
-              <w:t xml:space="preserve">Correcta</w:t>
+              <w:t xml:space="preserve">Fichero de Matías Roldán (culpable)</w:t>
             </w:r>
           </w:p>
         </w:tc>
@@ -45167,25 +48757,54 @@
           </w:tcPr>
           <w:p>
             <w:pPr>
-              <w:spacing w:after="0" w:line="252"/>
-            </w:pPr>
-            <w:r>
-              <w:rPr>
-                <w:rFonts w:ascii="Calibri" w:cs="Calibri" w:eastAsia="Calibri" w:hAnsi="Calibri"/>
-                <w:b/>
-                <w:bCs/>
-                <w:sz w:val="19"/>
-                <w:szCs w:val="19"/>
-              </w:rPr>
-              <w:t xml:space="preserve">Matías Roldán</w:t>
-            </w:r>
-            <w:r>
-              <w:rPr>
-                <w:rFonts w:ascii="Calibri" w:cs="Calibri" w:eastAsia="Calibri" w:hAnsi="Calibri"/>
-                <w:sz w:val="19"/>
-                <w:szCs w:val="19"/>
-              </w:rPr>
-              <w:t xml:space="preserve"> + la publicación de @mroldan_arte vendiendo el cuadro</w:t>
+              <w:spacing w:after="60" w:line="252"/>
+            </w:pPr>
+            <w:r>
+              <w:rPr>
+                <w:rFonts w:ascii="Calibri" w:cs="Calibri" w:eastAsia="Calibri" w:hAnsi="Calibri"/>
+                <w:sz w:val="19"/>
+                <w:szCs w:val="19"/>
+              </w:rPr>
+              <w:t xml:space="preserve">• Publicación en FeriArte vendiendo el óleo original "Agua quieta nº 3" con el usuario @mroldan_arte el sábado 15/11 a las 20:14 [D].</w:t>
+            </w:r>
+          </w:p>
+          <w:p>
+            <w:pPr>
+              <w:spacing w:after="60" w:line="252"/>
+            </w:pPr>
+            <w:r>
+              <w:rPr>
+                <w:rFonts w:ascii="Calibri" w:cs="Calibri" w:eastAsia="Calibri" w:hAnsi="Calibri"/>
+                <w:sz w:val="19"/>
+                <w:szCs w:val="19"/>
+              </w:rPr>
+              <w:t xml:space="preserve">• Correo de Cerrajería Rápida en la cuenta de Abril: Matías R. retiró una copia de la llave del departamento el viernes 14/11 a las 11:40 [C].</w:t>
+            </w:r>
+          </w:p>
+          <w:p>
+            <w:pPr>
+              <w:spacing w:after="60" w:line="252"/>
+            </w:pPr>
+            <w:r>
+              <w:rPr>
+                <w:rFonts w:ascii="Calibri" w:cs="Calibri" w:eastAsia="Calibri" w:hAnsi="Calibri"/>
+                <w:sz w:val="19"/>
+                <w:szCs w:val="19"/>
+              </w:rPr>
+              <w:t xml:space="preserve">• Comentario de @mroldan_arte en el Lienzo de Lucía preguntando cuánto pedía por el cuadro (donde Lucía le responde "Mati") [C].</w:t>
+            </w:r>
+          </w:p>
+          <w:p>
+            <w:pPr>
+              <w:spacing w:after="0" w:line="252"/>
+            </w:pPr>
+            <w:r>
+              <w:rPr>
+                <w:rFonts w:ascii="Calibri" w:cs="Calibri" w:eastAsia="Calibri" w:hAnsi="Calibri"/>
+                <w:sz w:val="19"/>
+                <w:szCs w:val="19"/>
+              </w:rPr>
+              <w:t xml:space="preserve">• Mentira de Matías en WhatsApp negando haber hecho copia de la llave y fingiendo que el sábado estaba trabajando [C].</w:t>
             </w:r>
           </w:p>
         </w:tc>
@@ -45224,7 +48843,7 @@
                 <w:sz w:val="19"/>
                 <w:szCs w:val="19"/>
               </w:rPr>
-              <w:t xml:space="preserve">Por qué funciona</w:t>
+              <w:t xml:space="preserve">Ficheros de Abril, Dana y Omar (descarte)</w:t>
             </w:r>
           </w:p>
         </w:tc>
@@ -45247,15 +48866,41 @@
           </w:tcPr>
           <w:p>
             <w:pPr>
-              <w:spacing w:after="0" w:line="252"/>
-            </w:pPr>
-            <w:r>
-              <w:rPr>
-                <w:rFonts w:ascii="Calibri" w:cs="Calibri" w:eastAsia="Calibri" w:hAnsi="Calibri"/>
-                <w:sz w:val="19"/>
-                <w:szCs w:val="19"/>
-              </w:rPr>
-              <w:t xml:space="preserve">@mroldan_arte es Matías (Lucía le responde "Mati"). El cuadro nunca se publicó en ninguna página, y él lo puso a la venta el mismo día del robo. La copia de llave explica que la cerradura no esté forzada.</w:t>
+              <w:spacing w:after="60" w:line="252"/>
+            </w:pPr>
+            <w:r>
+              <w:rPr>
+                <w:rFonts w:ascii="Calibri" w:cs="Calibri" w:eastAsia="Calibri" w:hAnsi="Calibri"/>
+                <w:sz w:val="19"/>
+                <w:szCs w:val="19"/>
+              </w:rPr>
+              <w:t xml:space="preserve">• Abril: cometió la imprudencia de prestarle la llave a Matías el jueves, pero el sábado estuvo en lo de sus padres [C].</w:t>
+            </w:r>
+          </w:p>
+          <w:p>
+            <w:pPr>
+              <w:spacing w:after="60" w:line="252"/>
+            </w:pPr>
+            <w:r>
+              <w:rPr>
+                <w:rFonts w:ascii="Calibri" w:cs="Calibri" w:eastAsia="Calibri" w:hAnsi="Calibri"/>
+                <w:sz w:val="19"/>
+                <w:szCs w:val="19"/>
+              </w:rPr>
+              <w:t xml:space="preserve">• Dana: estaba endeudada con la tarjeta, pero pasó todo el sábado en Moreno en lo de su mamá [C].</w:t>
+            </w:r>
+          </w:p>
+          <w:p>
+            <w:pPr>
+              <w:spacing w:after="0" w:line="252"/>
+            </w:pPr>
+            <w:r>
+              <w:rPr>
+                <w:rFonts w:ascii="Calibri" w:cs="Calibri" w:eastAsia="Calibri" w:hAnsi="Calibri"/>
+                <w:sz w:val="19"/>
+                <w:szCs w:val="19"/>
+              </w:rPr>
+              <w:t xml:space="preserve">• Omar: estuvo toda la tarde en portería y la copia del edificio nunca salió del tablero [C].</w:t>
             </w:r>
           </w:p>
         </w:tc>
@@ -45294,7 +48939,7 @@
                 <w:sz w:val="19"/>
                 <w:szCs w:val="19"/>
               </w:rPr>
-              <w:t xml:space="preserve">Final bueno</w:t>
+              <w:t xml:space="preserve">Acusación correcta en el Juicio</w:t>
             </w:r>
           </w:p>
         </w:tc>
@@ -45325,7 +48970,7 @@
                 <w:sz w:val="19"/>
                 <w:szCs w:val="19"/>
               </w:rPr>
-              <w:t xml:space="preserve">Lucía recupera el cuadro y llega a venderlo.</w:t>
+              <w:t xml:space="preserve">Marcar a Matías Roldán como culpable y seleccionar en su fichero la publicación de @mroldan_arte en FeriArte [D] junto con el correo de Cerrajería Rápida y el intercambio en Lienzo.</w:t>
             </w:r>
           </w:p>
         </w:tc>
@@ -45364,7 +49009,7 @@
                 <w:sz w:val="19"/>
                 <w:szCs w:val="19"/>
               </w:rPr>
-              <w:t xml:space="preserve">Acusa a Abril</w:t>
+              <w:t xml:space="preserve">Por qué funciona</w:t>
             </w:r>
           </w:p>
         </w:tc>
@@ -45395,7 +49040,7 @@
                 <w:sz w:val="19"/>
                 <w:szCs w:val="19"/>
               </w:rPr>
-              <w:t xml:space="preserve">Final malo: Abril se va del departamento y el cuadro nunca aparece.</w:t>
+              <w:t xml:space="preserve">@mroldan_arte es la cuenta de Matías (confirmado en Lienzo y en su WhatsApp). El cuadro jamás había sido subido completo a internet, y él lo publicó a la venta horas después del robo tras haber entrado con la copia de llave que retiró el viernes.</w:t>
             </w:r>
           </w:p>
         </w:tc>
@@ -45434,6 +49079,146 @@
                 <w:sz w:val="19"/>
                 <w:szCs w:val="19"/>
               </w:rPr>
+              <w:t xml:space="preserve">Final bueno</w:t>
+            </w:r>
+          </w:p>
+        </w:tc>
+        <w:tc>
+          <w:tcPr>
+            <w:tcW w:type="dxa" w:w="7038"/>
+            <w:tcBorders>
+              <w:top w:val="single" w:color="BFBFBF" w:sz="4"/>
+              <w:left w:val="single" w:color="BFBFBF" w:sz="4"/>
+              <w:bottom w:val="single" w:color="BFBFBF" w:sz="4"/>
+              <w:right w:val="single" w:color="BFBFBF" w:sz="4"/>
+            </w:tcBorders>
+            <w:shd w:fill="FFFFFF" w:color="auto" w:val="clear"/>
+            <w:tcMar>
+              <w:top w:type="dxa" w:w="70"/>
+              <w:left w:type="dxa" w:w="110"/>
+              <w:bottom w:type="dxa" w:w="70"/>
+              <w:right w:type="dxa" w:w="110"/>
+            </w:tcMar>
+          </w:tcPr>
+          <w:p>
+            <w:pPr>
+              <w:spacing w:after="0" w:line="252"/>
+            </w:pPr>
+            <w:r>
+              <w:rPr>
+                <w:rFonts w:ascii="Calibri" w:cs="Calibri" w:eastAsia="Calibri" w:hAnsi="Calibri"/>
+                <w:sz w:val="19"/>
+                <w:szCs w:val="19"/>
+              </w:rPr>
+              <w:t xml:space="preserve">La policía allana el domicilio de Matías, Lucía recupera "Agua quieta nº 3" intacto y concreta la venta con el coleccionista.</w:t>
+            </w:r>
+          </w:p>
+        </w:tc>
+      </w:tr>
+      <w:tr>
+        <w:trPr>
+          <w:cantSplit/>
+          <w:tblHeader w:val="false"/>
+        </w:trPr>
+        <w:tc>
+          <w:tcPr>
+            <w:tcW w:type="dxa" w:w="2600"/>
+            <w:tcBorders>
+              <w:top w:val="single" w:color="BFBFBF" w:sz="4"/>
+              <w:left w:val="single" w:color="BFBFBF" w:sz="4"/>
+              <w:bottom w:val="single" w:color="BFBFBF" w:sz="4"/>
+              <w:right w:val="single" w:color="BFBFBF" w:sz="4"/>
+            </w:tcBorders>
+            <w:shd w:fill="EEF2F7" w:color="auto" w:val="clear"/>
+            <w:tcMar>
+              <w:top w:type="dxa" w:w="70"/>
+              <w:left w:type="dxa" w:w="110"/>
+              <w:bottom w:type="dxa" w:w="70"/>
+              <w:right w:type="dxa" w:w="110"/>
+            </w:tcMar>
+          </w:tcPr>
+          <w:p>
+            <w:pPr>
+              <w:spacing w:after="0" w:line="252"/>
+            </w:pPr>
+            <w:r>
+              <w:rPr>
+                <w:rFonts w:ascii="Calibri" w:cs="Calibri" w:eastAsia="Calibri" w:hAnsi="Calibri"/>
+                <w:b/>
+                <w:bCs/>
+                <w:sz w:val="19"/>
+                <w:szCs w:val="19"/>
+              </w:rPr>
+              <w:t xml:space="preserve">Acusa a Abril</w:t>
+            </w:r>
+          </w:p>
+        </w:tc>
+        <w:tc>
+          <w:tcPr>
+            <w:tcW w:type="dxa" w:w="7038"/>
+            <w:tcBorders>
+              <w:top w:val="single" w:color="BFBFBF" w:sz="4"/>
+              <w:left w:val="single" w:color="BFBFBF" w:sz="4"/>
+              <w:bottom w:val="single" w:color="BFBFBF" w:sz="4"/>
+              <w:right w:val="single" w:color="BFBFBF" w:sz="4"/>
+            </w:tcBorders>
+            <w:shd w:fill="FFFFFF" w:color="auto" w:val="clear"/>
+            <w:tcMar>
+              <w:top w:type="dxa" w:w="70"/>
+              <w:left w:type="dxa" w:w="110"/>
+              <w:bottom w:type="dxa" w:w="70"/>
+              <w:right w:type="dxa" w:w="110"/>
+            </w:tcMar>
+          </w:tcPr>
+          <w:p>
+            <w:pPr>
+              <w:spacing w:after="0" w:line="252"/>
+            </w:pPr>
+            <w:r>
+              <w:rPr>
+                <w:rFonts w:ascii="Calibri" w:cs="Calibri" w:eastAsia="Calibri" w:hAnsi="Calibri"/>
+                <w:sz w:val="19"/>
+                <w:szCs w:val="19"/>
+              </w:rPr>
+              <w:t xml:space="preserve">Final malo: la amistad se rompe, Abril se va del departamento y Matías vende el cuadro por su cuenta.</w:t>
+            </w:r>
+          </w:p>
+        </w:tc>
+      </w:tr>
+      <w:tr>
+        <w:trPr>
+          <w:cantSplit/>
+          <w:tblHeader w:val="false"/>
+        </w:trPr>
+        <w:tc>
+          <w:tcPr>
+            <w:tcW w:type="dxa" w:w="2600"/>
+            <w:tcBorders>
+              <w:top w:val="single" w:color="BFBFBF" w:sz="4"/>
+              <w:left w:val="single" w:color="BFBFBF" w:sz="4"/>
+              <w:bottom w:val="single" w:color="BFBFBF" w:sz="4"/>
+              <w:right w:val="single" w:color="BFBFBF" w:sz="4"/>
+            </w:tcBorders>
+            <w:shd w:fill="EEF2F7" w:color="auto" w:val="clear"/>
+            <w:tcMar>
+              <w:top w:type="dxa" w:w="70"/>
+              <w:left w:type="dxa" w:w="110"/>
+              <w:bottom w:type="dxa" w:w="70"/>
+              <w:right w:type="dxa" w:w="110"/>
+            </w:tcMar>
+          </w:tcPr>
+          <w:p>
+            <w:pPr>
+              <w:spacing w:after="0" w:line="252"/>
+            </w:pPr>
+            <w:r>
+              <w:rPr>
+                <w:rFonts w:ascii="Calibri" w:cs="Calibri" w:eastAsia="Calibri" w:hAnsi="Calibri"/>
+                <w:b/>
+                <w:bCs/>
+                <w:sz w:val="19"/>
+                <w:szCs w:val="19"/>
+              </w:rPr>
               <w:t xml:space="preserve">Acusa a Dana u Omar</w:t>
             </w:r>
           </w:p>
@@ -45465,7 +49250,7 @@
                 <w:sz w:val="19"/>
                 <w:szCs w:val="19"/>
               </w:rPr>
-              <w:t xml:space="preserve">Final malo: el robo queda impune.</w:t>
+              <w:t xml:space="preserve">Final malo: acusan a un inocente sin pruebas y el cuadro no vuelve a aparecer.</w:t>
             </w:r>
           </w:p>
         </w:tc>
@@ -45500,7 +49285,7 @@
           <w:sz w:val="21"/>
           <w:szCs w:val="21"/>
         </w:rPr>
-        <w:t xml:space="preserve">Antes de dar por cerrado un caso en el juego, verificar que cumpla con los siguientes criterios.</w:t>
+        <w:t xml:space="preserve">Antes de dar por cerrado un caso en el juego, verificar que cumpla con los siguientes criterios del sistema unificado:</w:t>
       </w:r>
     </w:p>
     <w:tbl>
@@ -45516,8 +49301,8 @@
         </w:tblBorders>
       </w:tblPr>
       <w:tblGrid>
-        <w:gridCol w:w="700"/>
-        <w:gridCol w:w="8938"/>
+        <w:gridCol w:w="900"/>
+        <w:gridCol w:w="8738"/>
       </w:tblGrid>
       <w:tr>
         <w:trPr>
@@ -45526,7 +49311,7 @@
         </w:trPr>
         <w:tc>
           <w:tcPr>
-            <w:tcW w:type="dxa" w:w="700"/>
+            <w:tcW w:type="dxa" w:w="900"/>
             <w:tcBorders>
               <w:top w:val="single" w:color="BFBFBF" w:sz="4"/>
               <w:left w:val="single" w:color="BFBFBF" w:sz="4"/>
@@ -45542,9 +49327,6 @@
             </w:tcMar>
           </w:tcPr>
           <w:p>
-            <w:pPr>
-              <w:spacing w:after="0" w:line="252"/>
-            </w:pPr>
             <w:r>
               <w:rPr>
                 <w:rFonts w:ascii="Calibri" w:cs="Calibri" w:eastAsia="Calibri" w:hAnsi="Calibri"/>
@@ -45560,7 +49342,7 @@
         </w:tc>
         <w:tc>
           <w:tcPr>
-            <w:tcW w:type="dxa" w:w="8938"/>
+            <w:tcW w:type="dxa" w:w="8738"/>
             <w:tcBorders>
               <w:top w:val="single" w:color="BFBFBF" w:sz="4"/>
               <w:left w:val="single" w:color="BFBFBF" w:sz="4"/>
@@ -45576,9 +49358,6 @@
             </w:tcMar>
           </w:tcPr>
           <w:p>
-            <w:pPr>
-              <w:spacing w:after="0" w:line="252"/>
-            </w:pPr>
             <w:r>
               <w:rPr>
                 <w:rFonts w:ascii="Calibri" w:cs="Calibri" w:eastAsia="Calibri" w:hAnsi="Calibri"/>
@@ -45596,11 +49375,10 @@
       <w:tr>
         <w:trPr>
           <w:cantSplit/>
-          <w:tblHeader w:val="false"/>
         </w:trPr>
         <w:tc>
           <w:tcPr>
-            <w:tcW w:type="dxa" w:w="700"/>
+            <w:tcW w:type="dxa" w:w="900"/>
             <w:tcBorders>
               <w:top w:val="single" w:color="BFBFBF" w:sz="4"/>
               <w:left w:val="single" w:color="BFBFBF" w:sz="4"/>
@@ -45622,6 +49400,8 @@
             <w:r>
               <w:rPr>
                 <w:rFonts w:ascii="Calibri" w:cs="Calibri" w:eastAsia="Calibri" w:hAnsi="Calibri"/>
+                <w:b/>
+                <w:bCs/>
                 <w:sz w:val="19"/>
                 <w:szCs w:val="19"/>
               </w:rPr>
@@ -45631,7 +49411,7 @@
         </w:tc>
         <w:tc>
           <w:tcPr>
-            <w:tcW w:type="dxa" w:w="8938"/>
+            <w:tcW w:type="dxa" w:w="8738"/>
             <w:tcBorders>
               <w:top w:val="single" w:color="BFBFBF" w:sz="4"/>
               <w:left w:val="single" w:color="BFBFBF" w:sz="4"/>
@@ -45656,7 +49436,7 @@
                 <w:sz w:val="19"/>
                 <w:szCs w:val="19"/>
               </w:rPr>
-              <w:t xml:space="preserve">Toda etapa, salvo la última, tiene al menos un fragmento de tipo L o P que lleva a la siguiente. No hay etapas sin salida.</w:t>
+              <w:t xml:space="preserve">Toda etapa del caso tiene al menos un fragmento subrayable de tipo L o P que conecta con los sitios web del navegador, carpetas con clave o aplicaciones del escritorio.</w:t>
             </w:r>
           </w:p>
         </w:tc>
@@ -45664,11 +49444,10 @@
       <w:tr>
         <w:trPr>
           <w:cantSplit/>
-          <w:tblHeader w:val="false"/>
         </w:trPr>
         <w:tc>
           <w:tcPr>
-            <w:tcW w:type="dxa" w:w="700"/>
+            <w:tcW w:type="dxa" w:w="900"/>
             <w:tcBorders>
               <w:top w:val="single" w:color="BFBFBF" w:sz="4"/>
               <w:left w:val="single" w:color="BFBFBF" w:sz="4"/>
@@ -45690,6 +49469,8 @@
             <w:r>
               <w:rPr>
                 <w:rFonts w:ascii="Calibri" w:cs="Calibri" w:eastAsia="Calibri" w:hAnsi="Calibri"/>
+                <w:b/>
+                <w:bCs/>
                 <w:sz w:val="19"/>
                 <w:szCs w:val="19"/>
               </w:rPr>
@@ -45699,7 +49480,7 @@
         </w:tc>
         <w:tc>
           <w:tcPr>
-            <w:tcW w:type="dxa" w:w="8938"/>
+            <w:tcW w:type="dxa" w:w="8738"/>
             <w:tcBorders>
               <w:top w:val="single" w:color="BFBFBF" w:sz="4"/>
               <w:left w:val="single" w:color="BFBFBF" w:sz="4"/>
@@ -45724,7 +49505,7 @@
                 <w:sz w:val="19"/>
                 <w:szCs w:val="19"/>
               </w:rPr>
-              <w:t xml:space="preserve">Cada lugar nuevo es mencionado antes en una página que el jugador ya visitó.</w:t>
+              <w:t xml:space="preserve">Cada sitio web nuevo del navegador o archivo bloqueado es mencionado antes en un documento que el jugador ya pudo revisar.</w:t>
             </w:r>
           </w:p>
         </w:tc>
@@ -45732,11 +49513,10 @@
       <w:tr>
         <w:trPr>
           <w:cantSplit/>
-          <w:tblHeader w:val="false"/>
         </w:trPr>
         <w:tc>
           <w:tcPr>
-            <w:tcW w:type="dxa" w:w="700"/>
+            <w:tcW w:type="dxa" w:w="900"/>
             <w:tcBorders>
               <w:top w:val="single" w:color="BFBFBF" w:sz="4"/>
               <w:left w:val="single" w:color="BFBFBF" w:sz="4"/>
@@ -45758,6 +49538,8 @@
             <w:r>
               <w:rPr>
                 <w:rFonts w:ascii="Calibri" w:cs="Calibri" w:eastAsia="Calibri" w:hAnsi="Calibri"/>
+                <w:b/>
+                <w:bCs/>
                 <w:sz w:val="19"/>
                 <w:szCs w:val="19"/>
               </w:rPr>
@@ -45767,7 +49549,7 @@
         </w:tc>
         <w:tc>
           <w:tcPr>
-            <w:tcW w:type="dxa" w:w="8938"/>
+            <w:tcW w:type="dxa" w:w="8738"/>
             <w:tcBorders>
               <w:top w:val="single" w:color="BFBFBF" w:sz="4"/>
               <w:left w:val="single" w:color="BFBFBF" w:sz="4"/>
@@ -45792,7 +49574,7 @@
                 <w:sz w:val="19"/>
                 <w:szCs w:val="19"/>
               </w:rPr>
-              <w:t xml:space="preserve">Cada contraseña tiene al menos una combinación incorrecta creíble, armable con fragmentos reales del caso.</w:t>
+              <w:t xml:space="preserve">Cada contraseña tiene al menos una combinación incorrecta creíble, armable con fragmentos reales del mismo caso.</w:t>
             </w:r>
           </w:p>
         </w:tc>
@@ -45800,11 +49582,10 @@
       <w:tr>
         <w:trPr>
           <w:cantSplit/>
-          <w:tblHeader w:val="false"/>
         </w:trPr>
         <w:tc>
           <w:tcPr>
-            <w:tcW w:type="dxa" w:w="700"/>
+            <w:tcW w:type="dxa" w:w="900"/>
             <w:tcBorders>
               <w:top w:val="single" w:color="BFBFBF" w:sz="4"/>
               <w:left w:val="single" w:color="BFBFBF" w:sz="4"/>
@@ -45826,6 +49607,8 @@
             <w:r>
               <w:rPr>
                 <w:rFonts w:ascii="Calibri" w:cs="Calibri" w:eastAsia="Calibri" w:hAnsi="Calibri"/>
+                <w:b/>
+                <w:bCs/>
                 <w:sz w:val="19"/>
                 <w:szCs w:val="19"/>
               </w:rPr>
@@ -45835,7 +49618,7 @@
         </w:tc>
         <w:tc>
           <w:tcPr>
-            <w:tcW w:type="dxa" w:w="8938"/>
+            <w:tcW w:type="dxa" w:w="8738"/>
             <w:tcBorders>
               <w:top w:val="single" w:color="BFBFBF" w:sz="4"/>
               <w:left w:val="single" w:color="BFBFBF" w:sz="4"/>
@@ -45860,7 +49643,7 @@
                 <w:sz w:val="19"/>
                 <w:szCs w:val="19"/>
               </w:rPr>
-              <w:t xml:space="preserve">La cámara incluye al menos un fragmento de tipo P o L, uno de tipo C y uno de tipo T.</w:t>
+              <w:t xml:space="preserve">La cámara 3D incluye al menos un fragmento de tipo P o L, uno de tipo C y uno de tipo T.</w:t>
             </w:r>
           </w:p>
         </w:tc>
@@ -45868,11 +49651,10 @@
       <w:tr>
         <w:trPr>
           <w:cantSplit/>
-          <w:tblHeader w:val="false"/>
         </w:trPr>
         <w:tc>
           <w:tcPr>
-            <w:tcW w:type="dxa" w:w="700"/>
+            <w:tcW w:type="dxa" w:w="900"/>
             <w:tcBorders>
               <w:top w:val="single" w:color="BFBFBF" w:sz="4"/>
               <w:left w:val="single" w:color="BFBFBF" w:sz="4"/>
@@ -45894,6 +49676,8 @@
             <w:r>
               <w:rPr>
                 <w:rFonts w:ascii="Calibri" w:cs="Calibri" w:eastAsia="Calibri" w:hAnsi="Calibri"/>
+                <w:b/>
+                <w:bCs/>
                 <w:sz w:val="19"/>
                 <w:szCs w:val="19"/>
               </w:rPr>
@@ -45903,7 +49687,7 @@
         </w:tc>
         <w:tc>
           <w:tcPr>
-            <w:tcW w:type="dxa" w:w="8938"/>
+            <w:tcW w:type="dxa" w:w="8738"/>
             <w:tcBorders>
               <w:top w:val="single" w:color="BFBFBF" w:sz="4"/>
               <w:left w:val="single" w:color="BFBFBF" w:sz="4"/>
@@ -45928,7 +49712,7 @@
                 <w:sz w:val="19"/>
                 <w:szCs w:val="19"/>
               </w:rPr>
-              <w:t xml:space="preserve">Cada sospechoso falso tiene al menos un fragmento de tipo C que lo descarta.</w:t>
+              <w:t xml:space="preserve">En WhatsApp, el culpable tiene al menos una contradicción subrayable [C] entre lo que responde en el interrogatorio y lo que muestran los archivos, correos o sitios web.</w:t>
             </w:r>
           </w:p>
         </w:tc>
@@ -45936,11 +49720,10 @@
       <w:tr>
         <w:trPr>
           <w:cantSplit/>
-          <w:tblHeader w:val="false"/>
         </w:trPr>
         <w:tc>
           <w:tcPr>
-            <w:tcW w:type="dxa" w:w="700"/>
+            <w:tcW w:type="dxa" w:w="900"/>
             <w:tcBorders>
               <w:top w:val="single" w:color="BFBFBF" w:sz="4"/>
               <w:left w:val="single" w:color="BFBFBF" w:sz="4"/>
@@ -45962,6 +49745,8 @@
             <w:r>
               <w:rPr>
                 <w:rFonts w:ascii="Calibri" w:cs="Calibri" w:eastAsia="Calibri" w:hAnsi="Calibri"/>
+                <w:b/>
+                <w:bCs/>
                 <w:sz w:val="19"/>
                 <w:szCs w:val="19"/>
               </w:rPr>
@@ -45971,7 +49756,7 @@
         </w:tc>
         <w:tc>
           <w:tcPr>
-            <w:tcW w:type="dxa" w:w="8938"/>
+            <w:tcW w:type="dxa" w:w="8738"/>
             <w:tcBorders>
               <w:top w:val="single" w:color="BFBFBF" w:sz="4"/>
               <w:left w:val="single" w:color="BFBFBF" w:sz="4"/>
@@ -45996,7 +49781,7 @@
                 <w:sz w:val="19"/>
                 <w:szCs w:val="19"/>
               </w:rPr>
-              <w:t xml:space="preserve">La acusación correcta se puede resolver usando solo fragmentos de tipo P, C y D.</w:t>
+              <w:t xml:space="preserve">Cada sospechoso falso cuenta con pistas de tipo C que permiten descartarlo al leer su fichero durante el Juicio.</w:t>
             </w:r>
           </w:p>
         </w:tc>
@@ -46004,11 +49789,10 @@
       <w:tr>
         <w:trPr>
           <w:cantSplit/>
-          <w:tblHeader w:val="false"/>
         </w:trPr>
         <w:tc>
           <w:tcPr>
-            <w:tcW w:type="dxa" w:w="700"/>
+            <w:tcW w:type="dxa" w:w="900"/>
             <w:tcBorders>
               <w:top w:val="single" w:color="BFBFBF" w:sz="4"/>
               <w:left w:val="single" w:color="BFBFBF" w:sz="4"/>
@@ -46030,6 +49814,8 @@
             <w:r>
               <w:rPr>
                 <w:rFonts w:ascii="Calibri" w:cs="Calibri" w:eastAsia="Calibri" w:hAnsi="Calibri"/>
+                <w:b/>
+                <w:bCs/>
                 <w:sz w:val="19"/>
                 <w:szCs w:val="19"/>
               </w:rPr>
@@ -46039,7 +49825,7 @@
         </w:tc>
         <w:tc>
           <w:tcPr>
-            <w:tcW w:type="dxa" w:w="8938"/>
+            <w:tcW w:type="dxa" w:w="8738"/>
             <w:tcBorders>
               <w:top w:val="single" w:color="BFBFBF" w:sz="4"/>
               <w:left w:val="single" w:color="BFBFBF" w:sz="4"/>
@@ -46064,7 +49850,76 @@
                 <w:sz w:val="19"/>
                 <w:szCs w:val="19"/>
               </w:rPr>
-              <w:t xml:space="preserve">Ningún documento supera su límite de resaltado con los fragmentos necesarios para avanzar.</w:t>
+              <w:t xml:space="preserve">En la pantalla de Juicio, el fichero del culpable reúne la pista definitiva [D] y los indicios [C] necesarios para que el jugador lo marque como asesino respaldado por sus pruebas.</w:t>
+            </w:r>
+          </w:p>
+        </w:tc>
+      </w:tr>
+      <w:tr>
+        <w:trPr>
+          <w:cantSplit/>
+        </w:trPr>
+        <w:tc>
+          <w:tcPr>
+            <w:tcW w:type="dxa" w:w="900"/>
+            <w:tcBorders>
+              <w:top w:val="single" w:color="BFBFBF" w:sz="4"/>
+              <w:left w:val="single" w:color="BFBFBF" w:sz="4"/>
+              <w:bottom w:val="single" w:color="BFBFBF" w:sz="4"/>
+              <w:right w:val="single" w:color="BFBFBF" w:sz="4"/>
+            </w:tcBorders>
+            <w:shd w:fill="FFFFFF" w:color="auto" w:val="clear"/>
+            <w:tcMar>
+              <w:top w:type="dxa" w:w="70"/>
+              <w:left w:type="dxa" w:w="110"/>
+              <w:bottom w:type="dxa" w:w="70"/>
+              <w:right w:type="dxa" w:w="110"/>
+            </w:tcMar>
+          </w:tcPr>
+          <w:p>
+            <w:pPr>
+              <w:spacing w:after="0" w:line="252"/>
+            </w:pPr>
+            <w:r>
+              <w:rPr>
+                <w:rFonts w:ascii="Calibri" w:cs="Calibri" w:eastAsia="Calibri" w:hAnsi="Calibri"/>
+                <w:b/>
+                <w:bCs/>
+                <w:sz w:val="19"/>
+                <w:szCs w:val="19"/>
+              </w:rPr>
+              <w:t xml:space="preserve">8</w:t>
+            </w:r>
+          </w:p>
+        </w:tc>
+        <w:tc>
+          <w:tcPr>
+            <w:tcW w:type="dxa" w:w="8738"/>
+            <w:tcBorders>
+              <w:top w:val="single" w:color="BFBFBF" w:sz="4"/>
+              <w:left w:val="single" w:color="BFBFBF" w:sz="4"/>
+              <w:bottom w:val="single" w:color="BFBFBF" w:sz="4"/>
+              <w:right w:val="single" w:color="BFBFBF" w:sz="4"/>
+            </w:tcBorders>
+            <w:shd w:fill="FFFFFF" w:color="auto" w:val="clear"/>
+            <w:tcMar>
+              <w:top w:type="dxa" w:w="70"/>
+              <w:left w:type="dxa" w:w="110"/>
+              <w:bottom w:type="dxa" w:w="70"/>
+              <w:right w:type="dxa" w:w="110"/>
+            </w:tcMar>
+          </w:tcPr>
+          <w:p>
+            <w:pPr>
+              <w:spacing w:after="0" w:line="252"/>
+            </w:pPr>
+            <w:r>
+              <w:rPr>
+                <w:rFonts w:ascii="Calibri" w:cs="Calibri" w:eastAsia="Calibri" w:hAnsi="Calibri"/>
+                <w:sz w:val="19"/>
+                <w:szCs w:val="19"/>
+              </w:rPr>
+              <w:t xml:space="preserve">Ningún documento supera su límite de subrayado (3 a 5 fragmentos) con los datos necesarios para avanzar.</w:t>
             </w:r>
           </w:p>
         </w:tc>
@@ -46213,7 +50068,7 @@
         <w:sz w:val="16"/>
         <w:szCs w:val="16"/>
       </w:rPr>
-      <w:t xml:space="preserve">Prototipos de historias de crimen · Documento de diseño narrativo · v1.0</w:t>
+      <w:t xml:space="preserve">Prototipos de historias de crimen · Documento de diseño narrativo · v2.0</w:t>
     </w:r>
   </w:p>
 </w:hdr>

--- a/Prototipos_Historias_de_Crimen.docx
+++ b/Prototipos_Historias_de_Crimen.docx
@@ -1814,7 +1814,7 @@
                 <w:sz w:val="19"/>
                 <w:szCs w:val="19"/>
               </w:rPr>
-              <w:t xml:space="preserve">Menciona una página, aplicación o archivo. Al resaltarlo, ese lugar aparece en la computadora.</w:t>
+              <w:t xml:space="preserve">Menciona una página, aplicación o archivo. Al subrayarlo, ese lugar aparece en la computadora.</w:t>
             </w:r>
           </w:p>
         </w:tc>
@@ -4691,7 +4691,7 @@
           <w:sz w:val="21"/>
           <w:szCs w:val="21"/>
         </w:rPr>
-        <w:t xml:space="preserve"> E0 Presentación → E1 Carta → E2 Foro (login) → E3 Foro por dentro → E4 Barrio → E5 Correo → E6 CamCasa (PIN) → E7 Cámara en vivo → Acusación</w:t>
+        <w:t xml:space="preserve"> E0 Presentación → E1 Carta → E2 Foro (login) → E3 Foro por dentro → E4 Barrio → E5 Correo → E6 CamCasa (PIN) → E7 Cámara en vivo → E8 WhatsApp (disponible durante toda la investigación) → Desconectar y Juicio</w:t>
       </w:r>
     </w:p>
     <w:p>
@@ -5381,7 +5381,7 @@
           <w:sz w:val="19"/>
           <w:szCs w:val="19"/>
         </w:rPr>
-        <w:t xml:space="preserve">Aparece en pantalla al iniciar la historia. Se guarda en el Fichero sin fragmentos resaltables.</w:t>
+        <w:t xml:space="preserve">Aparece en pantalla al iniciar la historia. Se guarda en el Fichero sin fragmentos subrayables.</w:t>
       </w:r>
     </w:p>
     <w:tbl>
@@ -5605,7 +5605,7 @@
           <w:sz w:val="19"/>
           <w:szCs w:val="19"/>
         </w:rPr>
-        <w:t xml:space="preserve">Límite de resaltado:</w:t>
+        <w:t xml:space="preserve">Límite de subrayado:</w:t>
       </w:r>
       <w:r>
         <w:rPr>
@@ -6414,7 +6414,7 @@
           <w:sz w:val="19"/>
           <w:szCs w:val="19"/>
         </w:rPr>
-        <w:t xml:space="preserve">Límite de resaltado:</w:t>
+        <w:t xml:space="preserve">Límite de subrayado:</w:t>
       </w:r>
       <w:r>
         <w:rPr>
@@ -7443,7 +7443,7 @@
           <w:sz w:val="19"/>
           <w:szCs w:val="19"/>
         </w:rPr>
-        <w:t xml:space="preserve">Límite de resaltado:</w:t>
+        <w:t xml:space="preserve">Límite de subrayado:</w:t>
       </w:r>
       <w:r>
         <w:rPr>
@@ -8519,7 +8519,7 @@
           <w:sz w:val="19"/>
           <w:szCs w:val="19"/>
         </w:rPr>
-        <w:t xml:space="preserve">Límite de resaltado:</w:t>
+        <w:t xml:space="preserve">Límite de subrayado:</w:t>
       </w:r>
       <w:r>
         <w:rPr>
@@ -9617,7 +9617,7 @@
           <w:sz w:val="19"/>
           <w:szCs w:val="19"/>
         </w:rPr>
-        <w:t xml:space="preserve">Límite de resaltado:</w:t>
+        <w:t xml:space="preserve">Límite de subrayado:</w:t>
       </w:r>
       <w:r>
         <w:rPr>
@@ -10679,7 +10679,7 @@
                 <w:sz w:val="20"/>
                 <w:szCs w:val="20"/>
               </w:rPr>
-              <w:t xml:space="preserve">Pregunta: "¿Escuchó algo raro en la casa de Marta el jueves a la tarde?" → Ruiz: "Tipo siete y cuarto </w:t>
+              <w:t xml:space="preserve">Pregunta: "¿Vio o escuchó algo raro en la casa de Marta el jueves a la tarde?" → Ruiz: "Escuchar, nada: ando medio sordo y tenía los tangos fuerte. Pero tipo siete y media salí a sacar la basura y </w:t>
             </w:r>
             <w:r>
               <w:rPr>
@@ -10691,7 +10691,7 @@
                 <w:szCs w:val="20"/>
                 <w:shd w:fill="FFF1C2" w:color="auto" w:val="clear"/>
               </w:rPr>
-              <w:t xml:space="preserve">escuché gritos de un hombre joven y un golpe seco</w:t>
+              <w:t xml:space="preserve">vi a un muchacho salir apurado de lo de Marta y subirse a un auto</w:t>
             </w:r>
             <w:r>
               <w:rPr>
@@ -10710,7 +10710,7 @@
                 <w:sz w:val="20"/>
                 <w:szCs w:val="20"/>
               </w:rPr>
-              <w:t xml:space="preserve">, y al rato cerraron la puerta de calle de un portazo."</w:t>
+              <w:t xml:space="preserve">."</w:t>
             </w:r>
           </w:p>
           <w:p>
@@ -10986,7 +10986,7 @@
                 <w:sz w:val="19"/>
                 <w:szCs w:val="19"/>
               </w:rPr>
-              <w:t xml:space="preserve">• Ruiz: la ventana que da a su patio estaba cerrada con traba desde adentro y su pelea era solo por las macetas [C].</w:t>
+              <w:t xml:space="preserve">• Ruiz: la ventana que da a su patio estaba cerrada con traba desde adentro y su pelea era solo por las macetas; además vio a un hombre joven salir apurado de la casa [C].</w:t>
             </w:r>
           </w:p>
         </w:tc>
@@ -12446,7 +12446,7 @@
           <w:sz w:val="21"/>
           <w:szCs w:val="21"/>
         </w:rPr>
-        <w:t xml:space="preserve"> E0 Presentación → E1 Guion → E2 Chusmeo → E3 Colecta → E4 FrostCloud (login) → E5 FrostCloud por dentro → E6 Cámara en vivo → E7 Correo (login) → Acusación</w:t>
+        <w:t xml:space="preserve"> E0 Presentación → E1 Guion → E2 Chusmeo → E3 Colecta → E4 FrostCloud (login) → E5 FrostCloud por dentro → E6 Cámara en vivo → E7 Correo (login) → E8 WhatsApp (disponible durante toda la investigación) → Desconectar y Juicio</w:t>
       </w:r>
     </w:p>
     <w:p>
@@ -13235,7 +13235,7 @@
           <w:sz w:val="19"/>
           <w:szCs w:val="19"/>
         </w:rPr>
-        <w:t xml:space="preserve">Aparece en pantalla al iniciar la historia. Se guarda en el Fichero sin fragmentos resaltables.</w:t>
+        <w:t xml:space="preserve">Aparece en pantalla al iniciar la historia. Se guarda en el Fichero sin fragmentos subrayables.</w:t>
       </w:r>
     </w:p>
     <w:tbl>
@@ -13433,7 +13433,7 @@
           <w:sz w:val="19"/>
           <w:szCs w:val="19"/>
         </w:rPr>
-        <w:t xml:space="preserve">Límite de resaltado:</w:t>
+        <w:t xml:space="preserve">Límite de subrayado:</w:t>
       </w:r>
       <w:r>
         <w:rPr>
@@ -13995,7 +13995,7 @@
           <w:sz w:val="19"/>
           <w:szCs w:val="19"/>
         </w:rPr>
-        <w:t xml:space="preserve">Límite de resaltado:</w:t>
+        <w:t xml:space="preserve">Límite de subrayado:</w:t>
       </w:r>
       <w:r>
         <w:rPr>
@@ -15033,7 +15033,7 @@
           <w:sz w:val="19"/>
           <w:szCs w:val="19"/>
         </w:rPr>
-        <w:t xml:space="preserve">Límite de resaltado:</w:t>
+        <w:t xml:space="preserve">Límite de subrayado:</w:t>
       </w:r>
       <w:r>
         <w:rPr>
@@ -15693,7 +15693,7 @@
           <w:sz w:val="19"/>
           <w:szCs w:val="19"/>
         </w:rPr>
-        <w:t xml:space="preserve">Límite de resaltado:</w:t>
+        <w:t xml:space="preserve">Límite de subrayado:</w:t>
       </w:r>
       <w:r>
         <w:rPr>
@@ -16398,7 +16398,7 @@
           <w:sz w:val="19"/>
           <w:szCs w:val="19"/>
         </w:rPr>
-        <w:t xml:space="preserve">Límite de resaltado:</w:t>
+        <w:t xml:space="preserve">Límite de subrayado:</w:t>
       </w:r>
       <w:r>
         <w:rPr>
@@ -16618,7 +16618,7 @@
           <w:sz w:val="19"/>
           <w:szCs w:val="19"/>
         </w:rPr>
-        <w:t xml:space="preserve">Límite de resaltado:</w:t>
+        <w:t xml:space="preserve">Límite de subrayado:</w:t>
       </w:r>
       <w:r>
         <w:rPr>
@@ -16784,7 +16784,7 @@
           <w:sz w:val="19"/>
           <w:szCs w:val="19"/>
         </w:rPr>
-        <w:t xml:space="preserve">Límite de resaltado:</w:t>
+        <w:t xml:space="preserve">Límite de subrayado:</w:t>
       </w:r>
       <w:r>
         <w:rPr>
@@ -17620,7 +17620,7 @@
           <w:sz w:val="19"/>
           <w:szCs w:val="19"/>
         </w:rPr>
-        <w:t xml:space="preserve">Límite de resaltado:</w:t>
+        <w:t xml:space="preserve">Límite de subrayado:</w:t>
       </w:r>
       <w:r>
         <w:rPr>
@@ -20314,7 +20314,7 @@
           <w:sz w:val="21"/>
           <w:szCs w:val="21"/>
         </w:rPr>
-        <w:t xml:space="preserve"> E0 Presentación → E1 Novedades → E2 Web del hotel → E3 Sistema de reservas (login) → E4 Reseña en Opiná → E5 Perfil en Laburantes → E6 Correo → E7 Cámara (login) → E8 Cámara en vivo → Acusación</w:t>
+        <w:t xml:space="preserve"> E0 Presentación → E1 Novedades → E2 Web del hotel → E3 Sistema de reservas (login) → E4 Reseña en Opiná → E5 Perfil en Laburantes → E6 Correo → E7 Cámara (login) → E8 Cámara en vivo → E9 WhatsApp (disponible durante toda la investigación) → Desconectar y Juicio</w:t>
       </w:r>
     </w:p>
     <w:p>
@@ -21202,7 +21202,7 @@
           <w:sz w:val="19"/>
           <w:szCs w:val="19"/>
         </w:rPr>
-        <w:t xml:space="preserve">Aparece en pantalla al iniciar la historia. Se guarda en el Fichero sin fragmentos resaltables.</w:t>
+        <w:t xml:space="preserve">Aparece en pantalla al iniciar la historia. Se guarda en el Fichero sin fragmentos subrayables.</w:t>
       </w:r>
     </w:p>
     <w:tbl>
@@ -21402,7 +21402,7 @@
           <w:sz w:val="19"/>
           <w:szCs w:val="19"/>
         </w:rPr>
-        <w:t xml:space="preserve">Límite de resaltado:</w:t>
+        <w:t xml:space="preserve">Límite de subrayado:</w:t>
       </w:r>
       <w:r>
         <w:rPr>
@@ -21849,7 +21849,7 @@
           <w:sz w:val="19"/>
           <w:szCs w:val="19"/>
         </w:rPr>
-        <w:t xml:space="preserve">Límite de resaltado:</w:t>
+        <w:t xml:space="preserve">Límite de subrayado:</w:t>
       </w:r>
       <w:r>
         <w:rPr>
@@ -22560,7 +22560,7 @@
           <w:sz w:val="19"/>
           <w:szCs w:val="19"/>
         </w:rPr>
-        <w:t xml:space="preserve">Límite de resaltado:</w:t>
+        <w:t xml:space="preserve">Límite de subrayado:</w:t>
       </w:r>
       <w:r>
         <w:rPr>
@@ -22802,7 +22802,7 @@
           <w:sz w:val="19"/>
           <w:szCs w:val="19"/>
         </w:rPr>
-        <w:t xml:space="preserve">Límite de resaltado:</w:t>
+        <w:t xml:space="preserve">Límite de subrayado:</w:t>
       </w:r>
       <w:r>
         <w:rPr>
@@ -23056,7 +23056,7 @@
           <w:sz w:val="19"/>
           <w:szCs w:val="19"/>
         </w:rPr>
-        <w:t xml:space="preserve">Límite de resaltado:</w:t>
+        <w:t xml:space="preserve">Límite de subrayado:</w:t>
       </w:r>
       <w:r>
         <w:rPr>
@@ -23585,7 +23585,7 @@
           <w:sz w:val="19"/>
           <w:szCs w:val="19"/>
         </w:rPr>
-        <w:t xml:space="preserve">Límite de resaltado:</w:t>
+        <w:t xml:space="preserve">Límite de subrayado:</w:t>
       </w:r>
       <w:r>
         <w:rPr>
@@ -24057,7 +24057,7 @@
           <w:sz w:val="19"/>
           <w:szCs w:val="19"/>
         </w:rPr>
-        <w:t xml:space="preserve">Límite de resaltado:</w:t>
+        <w:t xml:space="preserve">Límite de subrayado:</w:t>
       </w:r>
       <w:r>
         <w:rPr>
@@ -25151,7 +25151,7 @@
           <w:sz w:val="19"/>
           <w:szCs w:val="19"/>
         </w:rPr>
-        <w:t xml:space="preserve">Límite de resaltado:</w:t>
+        <w:t xml:space="preserve">Límite de subrayado:</w:t>
       </w:r>
       <w:r>
         <w:rPr>
@@ -27819,7 +27819,7 @@
           <w:sz w:val="21"/>
           <w:szCs w:val="21"/>
         </w:rPr>
-        <w:t xml:space="preserve"> E0 Presentación → E1 Acta → E2 Web del colegio → E3 Drive (login) → E4 Planilla → E5 Grupo del curso en Barrio → E6 Perfil de Sofía → E7 Correo → E8 Cámara (login) + en vivo → E9 Búsqueda del alias en Barrio → Acusación</w:t>
+        <w:t xml:space="preserve"> E0 Presentación → E1 Acta → E2 Web del colegio → E3 Drive (login) → E4 Planilla → E5 Grupo del curso en Barrio → E6 Perfil de Sofía → E7 Correo → E8 Cámara (login) + en vivo → E9 Búsqueda del alias en Barrio → E10 WhatsApp (disponible durante toda la investigación) → Desconectar y Juicio</w:t>
       </w:r>
     </w:p>
     <w:p>
@@ -28806,7 +28806,7 @@
           <w:sz w:val="19"/>
           <w:szCs w:val="19"/>
         </w:rPr>
-        <w:t xml:space="preserve">Aparece en pantalla al iniciar la historia. Se guarda en el Fichero sin fragmentos resaltables.</w:t>
+        <w:t xml:space="preserve">Aparece en pantalla al iniciar la historia. Se guarda en el Fichero sin fragmentos subrayables.</w:t>
       </w:r>
     </w:p>
     <w:tbl>
@@ -29006,7 +29006,7 @@
           <w:sz w:val="19"/>
           <w:szCs w:val="19"/>
         </w:rPr>
-        <w:t xml:space="preserve">Límite de resaltado:</w:t>
+        <w:t xml:space="preserve">Límite de subrayado:</w:t>
       </w:r>
       <w:r>
         <w:rPr>
@@ -29595,7 +29595,7 @@
           <w:sz w:val="19"/>
           <w:szCs w:val="19"/>
         </w:rPr>
-        <w:t xml:space="preserve">Límite de resaltado:</w:t>
+        <w:t xml:space="preserve">Límite de subrayado:</w:t>
       </w:r>
       <w:r>
         <w:rPr>
@@ -30256,7 +30256,7 @@
           <w:sz w:val="19"/>
           <w:szCs w:val="19"/>
         </w:rPr>
-        <w:t xml:space="preserve">Límite de resaltado:</w:t>
+        <w:t xml:space="preserve">Límite de subrayado:</w:t>
       </w:r>
       <w:r>
         <w:rPr>
@@ -30599,7 +30599,7 @@
           <w:sz w:val="19"/>
           <w:szCs w:val="19"/>
         </w:rPr>
-        <w:t xml:space="preserve">Límite de resaltado:</w:t>
+        <w:t xml:space="preserve">Límite de subrayado:</w:t>
       </w:r>
       <w:r>
         <w:rPr>
@@ -31186,7 +31186,7 @@
           <w:sz w:val="19"/>
           <w:szCs w:val="19"/>
         </w:rPr>
-        <w:t xml:space="preserve">Límite de resaltado:</w:t>
+        <w:t xml:space="preserve">Límite de subrayado:</w:t>
       </w:r>
       <w:r>
         <w:rPr>
@@ -31549,7 +31549,7 @@
           <w:sz w:val="19"/>
           <w:szCs w:val="19"/>
         </w:rPr>
-        <w:t xml:space="preserve">Límite de resaltado:</w:t>
+        <w:t xml:space="preserve">Límite de subrayado:</w:t>
       </w:r>
       <w:r>
         <w:rPr>
@@ -32539,7 +32539,7 @@
           <w:sz w:val="19"/>
           <w:szCs w:val="19"/>
         </w:rPr>
-        <w:t xml:space="preserve">Límite de resaltado:</w:t>
+        <w:t xml:space="preserve">Límite de subrayado:</w:t>
       </w:r>
       <w:r>
         <w:rPr>
@@ -32993,7 +32993,7 @@
           <w:sz w:val="19"/>
           <w:szCs w:val="19"/>
         </w:rPr>
-        <w:t xml:space="preserve">(Aparece al resaltar RUMBO.SUR.PAGOS en la cámara.)</w:t>
+        <w:t xml:space="preserve">(Aparece al subrayar RUMBO.SUR.PAGOS en la cámara.)</w:t>
       </w:r>
     </w:p>
     <w:p>
@@ -33009,7 +33009,7 @@
           <w:sz w:val="19"/>
           <w:szCs w:val="19"/>
         </w:rPr>
-        <w:t xml:space="preserve">Límite de resaltado:</w:t>
+        <w:t xml:space="preserve">Límite de subrayado:</w:t>
       </w:r>
       <w:r>
         <w:rPr>
@@ -35380,7 +35380,7 @@
           <w:sz w:val="21"/>
           <w:szCs w:val="21"/>
         </w:rPr>
-        <w:t xml:space="preserve"> E0 Presentación → E1 Pauta → E2 Web de la radio → E3 Blog de Horacio → E4 Cámara en vivo → E5 Audios (login) → E6 Muro de oyentes → E7 Correo → Acusación</w:t>
+        <w:t xml:space="preserve"> E0 Presentación → E1 Pauta → E2 Web de la radio → E3 Blog de Horacio → E4 Cámara en vivo → E5 Audios (login) → E6 Muro de oyentes → E7 Correo → E8 WhatsApp (disponible durante toda la investigación) → Desconectar y Juicio</w:t>
       </w:r>
     </w:p>
     <w:p>
@@ -36268,7 +36268,7 @@
           <w:sz w:val="19"/>
           <w:szCs w:val="19"/>
         </w:rPr>
-        <w:t xml:space="preserve">Aparece en pantalla al iniciar la historia. Se guarda en el Fichero sin fragmentos resaltables.</w:t>
+        <w:t xml:space="preserve">Aparece en pantalla al iniciar la historia. Se guarda en el Fichero sin fragmentos subrayables.</w:t>
       </w:r>
     </w:p>
     <w:tbl>
@@ -36486,7 +36486,7 @@
           <w:sz w:val="19"/>
           <w:szCs w:val="19"/>
         </w:rPr>
-        <w:t xml:space="preserve">Límite de resaltado:</w:t>
+        <w:t xml:space="preserve">Límite de subrayado:</w:t>
       </w:r>
       <w:r>
         <w:rPr>
@@ -36997,7 +36997,7 @@
           <w:sz w:val="19"/>
           <w:szCs w:val="19"/>
         </w:rPr>
-        <w:t xml:space="preserve">Límite de resaltado:</w:t>
+        <w:t xml:space="preserve">Límite de subrayado:</w:t>
       </w:r>
       <w:r>
         <w:rPr>
@@ -37377,7 +37377,7 @@
           <w:sz w:val="19"/>
           <w:szCs w:val="19"/>
         </w:rPr>
-        <w:t xml:space="preserve">Límite de resaltado:</w:t>
+        <w:t xml:space="preserve">Límite de subrayado:</w:t>
       </w:r>
       <w:r>
         <w:rPr>
@@ -37923,7 +37923,7 @@
           <w:sz w:val="19"/>
           <w:szCs w:val="19"/>
         </w:rPr>
-        <w:t xml:space="preserve">Límite de resaltado:</w:t>
+        <w:t xml:space="preserve">Límite de subrayado:</w:t>
       </w:r>
       <w:r>
         <w:rPr>
@@ -38852,7 +38852,7 @@
           <w:sz w:val="19"/>
           <w:szCs w:val="19"/>
         </w:rPr>
-        <w:t xml:space="preserve">Límite de resaltado:</w:t>
+        <w:t xml:space="preserve">Límite de subrayado:</w:t>
       </w:r>
       <w:r>
         <w:rPr>
@@ -39056,7 +39056,7 @@
           <w:sz w:val="19"/>
           <w:szCs w:val="19"/>
         </w:rPr>
-        <w:t xml:space="preserve">Límite de resaltado:</w:t>
+        <w:t xml:space="preserve">Límite de subrayado:</w:t>
       </w:r>
       <w:r>
         <w:rPr>
@@ -39277,7 +39277,7 @@
           <w:sz w:val="19"/>
           <w:szCs w:val="19"/>
         </w:rPr>
-        <w:t xml:space="preserve">Límite de resaltado:</w:t>
+        <w:t xml:space="preserve">Límite de subrayado:</w:t>
       </w:r>
       <w:r>
         <w:rPr>
@@ -39618,7 +39618,7 @@
           <w:sz w:val="19"/>
           <w:szCs w:val="19"/>
         </w:rPr>
-        <w:t xml:space="preserve">Límite de resaltado:</w:t>
+        <w:t xml:space="preserve">Límite de subrayado:</w:t>
       </w:r>
       <w:r>
         <w:rPr>
@@ -42456,7 +42456,7 @@
           <w:sz w:val="21"/>
           <w:szCs w:val="21"/>
         </w:rPr>
-        <w:t xml:space="preserve"> E0 Presentación → E1 Reglas (Invitado) → E2 Cámara en vivo → E3 Cuenta de Dana → E4 Cuenta de Abril → E5 Cuenta de Lucía → E6 Lienzo → E7 FeriArte → Acusación</w:t>
+        <w:t xml:space="preserve"> E0 Presentación → E1 Reglas (Invitado) → E2 Cámara en vivo → E3 Cuenta de Dana → E4 Cuenta de Abril → E5 Cuenta de Lucía → E6 Lienzo → E7 FeriArte → E8 WhatsApp (disponible durante toda la investigación) → Desconectar y Juicio</w:t>
       </w:r>
     </w:p>
     <w:p>
@@ -43344,7 +43344,7 @@
           <w:sz w:val="19"/>
           <w:szCs w:val="19"/>
         </w:rPr>
-        <w:t xml:space="preserve">Aparece en pantalla al iniciar la historia. Se guarda en el Fichero sin fragmentos resaltables.</w:t>
+        <w:t xml:space="preserve">Aparece en pantalla al iniciar la historia. Se guarda en el Fichero sin fragmentos subrayables.</w:t>
       </w:r>
     </w:p>
     <w:tbl>
@@ -43531,7 +43531,7 @@
           <w:sz w:val="19"/>
           <w:szCs w:val="19"/>
         </w:rPr>
-        <w:t xml:space="preserve">Límite de resaltado:</w:t>
+        <w:t xml:space="preserve">Límite de subrayado:</w:t>
       </w:r>
       <w:r>
         <w:rPr>
@@ -44273,7 +44273,7 @@
           <w:sz w:val="19"/>
           <w:szCs w:val="19"/>
         </w:rPr>
-        <w:t xml:space="preserve">Límite de resaltado:</w:t>
+        <w:t xml:space="preserve">Límite de subrayado:</w:t>
       </w:r>
       <w:r>
         <w:rPr>
@@ -45118,7 +45118,7 @@
           <w:sz w:val="19"/>
           <w:szCs w:val="19"/>
         </w:rPr>
-        <w:t xml:space="preserve">Límite de resaltado:</w:t>
+        <w:t xml:space="preserve">Límite de subrayado:</w:t>
       </w:r>
       <w:r>
         <w:rPr>
@@ -45593,7 +45593,7 @@
           <w:sz w:val="19"/>
           <w:szCs w:val="19"/>
         </w:rPr>
-        <w:t xml:space="preserve">Límite de resaltado:</w:t>
+        <w:t xml:space="preserve">Límite de subrayado:</w:t>
       </w:r>
       <w:r>
         <w:rPr>
@@ -45958,7 +45958,7 @@
           <w:sz w:val="19"/>
           <w:szCs w:val="19"/>
         </w:rPr>
-        <w:t xml:space="preserve">Límite de resaltado:</w:t>
+        <w:t xml:space="preserve">Límite de subrayado:</w:t>
       </w:r>
       <w:r>
         <w:rPr>
@@ -46240,7 +46240,7 @@
           <w:sz w:val="19"/>
           <w:szCs w:val="19"/>
         </w:rPr>
-        <w:t xml:space="preserve">Límite de resaltado:</w:t>
+        <w:t xml:space="preserve">Límite de subrayado:</w:t>
       </w:r>
       <w:r>
         <w:rPr>
@@ -46723,7 +46723,7 @@
           <w:sz w:val="19"/>
           <w:szCs w:val="19"/>
         </w:rPr>
-        <w:t xml:space="preserve">Límite de resaltado:</w:t>
+        <w:t xml:space="preserve">Límite de subrayado:</w:t>
       </w:r>
       <w:r>
         <w:rPr>
@@ -47002,7 +47002,7 @@
           <w:sz w:val="19"/>
           <w:szCs w:val="19"/>
         </w:rPr>
-        <w:t xml:space="preserve">Límite de resaltado:</w:t>
+        <w:t xml:space="preserve">Límite de subrayado:</w:t>
       </w:r>
       <w:r>
         <w:rPr>
@@ -47353,7 +47353,7 @@
           <w:sz w:val="19"/>
           <w:szCs w:val="19"/>
         </w:rPr>
-        <w:t xml:space="preserve">Límite de resaltado:</w:t>
+        <w:t xml:space="preserve">Límite de subrayado:</w:t>
       </w:r>
       <w:r>
         <w:rPr>
@@ -47986,7 +47986,7 @@
           <w:sz w:val="19"/>
           <w:szCs w:val="19"/>
         </w:rPr>
-        <w:t xml:space="preserve">(Aparece al resaltar el título del cuadro en Lienzo.)</w:t>
+        <w:t xml:space="preserve">(Aparece al subrayar el título del cuadro en Lienzo.)</w:t>
       </w:r>
     </w:p>
     <w:p>
@@ -48002,7 +48002,7 @@
           <w:sz w:val="19"/>
           <w:szCs w:val="19"/>
         </w:rPr>
-        <w:t xml:space="preserve">Límite de resaltado:</w:t>
+        <w:t xml:space="preserve">Límite de subrayado:</w:t>
       </w:r>
       <w:r>
         <w:rPr>
@@ -48804,7 +48804,7 @@
                 <w:sz w:val="19"/>
                 <w:szCs w:val="19"/>
               </w:rPr>
-              <w:t xml:space="preserve">• Mentira de Matías en WhatsApp negando haber hecho copia de la llave y fingiendo que el sábado estaba trabajando [C].</w:t>
+              <w:t xml:space="preserve">• Mentira de Matías en WhatsApp negando haber hecho copia de la llave, y su mail a Abril diciendo que el sábado tenía trabajo todo el día [C].</w:t>
             </w:r>
           </w:p>
         </w:tc>
